--- a/Задачи питон на 15.03.2026.docx
+++ b/Задачи питон на 15.03.2026.docx
@@ -596,7 +596,7 @@
           <w:kern w:val="0"/>
           <w:sz w:val="24"/>
           <w:szCs w:val="24"/>
-          <w:lang w:val="en-US" w:eastAsia="ru-RU"/>
+          <w:lang w:eastAsia="ru-RU"/>
           <w14:ligatures w14:val="none"/>
         </w:rPr>
       </w:pPr>
@@ -763,6 +763,18 @@
         </w:rPr>
         <w:t>)</w:t>
       </w:r>
+      <w:r>
+        <w:rPr>
+          <w:rFonts w:ascii="Consolas" w:eastAsia="Times New Roman" w:hAnsi="Consolas" w:cs="Times New Roman"/>
+          <w:color w:val="E1E4E8"/>
+          <w:kern w:val="0"/>
+          <w:sz w:val="24"/>
+          <w:szCs w:val="24"/>
+          <w:lang w:val="en-US" w:eastAsia="ru-RU"/>
+          <w14:ligatures w14:val="none"/>
+        </w:rPr>
+        <w:t xml:space="preserve">   </w:t>
+      </w:r>
     </w:p>
     <w:p>
       <w:pPr>
@@ -774,7 +786,7 @@
           <w:kern w:val="0"/>
           <w:sz w:val="24"/>
           <w:szCs w:val="24"/>
-          <w:lang w:val="en-US" w:eastAsia="ru-RU"/>
+          <w:lang w:eastAsia="ru-RU"/>
           <w14:ligatures w14:val="none"/>
         </w:rPr>
       </w:pPr>
@@ -25483,7 +25495,7 @@
           <w:kern w:val="0"/>
           <w:sz w:val="24"/>
           <w:szCs w:val="24"/>
-          <w:lang w:eastAsia="ru-RU"/>
+          <w:lang w:val="en-US" w:eastAsia="ru-RU"/>
           <w14:ligatures w14:val="none"/>
         </w:rPr>
       </w:pPr>
@@ -25506,7 +25518,7 @@
           <w:kern w:val="0"/>
           <w:sz w:val="24"/>
           <w:szCs w:val="24"/>
-          <w:lang w:eastAsia="ru-RU"/>
+          <w:lang w:val="en-US" w:eastAsia="ru-RU"/>
           <w14:ligatures w14:val="none"/>
         </w:rPr>
         <w:t xml:space="preserve"> </w:t>
@@ -25518,7 +25530,7 @@
           <w:kern w:val="0"/>
           <w:sz w:val="24"/>
           <w:szCs w:val="24"/>
-          <w:lang w:eastAsia="ru-RU"/>
+          <w:lang w:val="en-US" w:eastAsia="ru-RU"/>
           <w14:ligatures w14:val="none"/>
         </w:rPr>
         <w:t>0</w:t>
@@ -25530,7 +25542,7 @@
           <w:kern w:val="0"/>
           <w:sz w:val="24"/>
           <w:szCs w:val="24"/>
-          <w:lang w:eastAsia="ru-RU"/>
+          <w:lang w:val="en-US" w:eastAsia="ru-RU"/>
           <w14:ligatures w14:val="none"/>
         </w:rPr>
         <w:t xml:space="preserve"> </w:t>
@@ -25542,7 +25554,7 @@
           <w:kern w:val="0"/>
           <w:sz w:val="24"/>
           <w:szCs w:val="24"/>
-          <w:lang w:eastAsia="ru-RU"/>
+          <w:lang w:val="en-US" w:eastAsia="ru-RU"/>
           <w14:ligatures w14:val="none"/>
         </w:rPr>
         <w:t>&lt;</w:t>
@@ -25554,7 +25566,7 @@
           <w:kern w:val="0"/>
           <w:sz w:val="24"/>
           <w:szCs w:val="24"/>
-          <w:lang w:eastAsia="ru-RU"/>
+          <w:lang w:val="en-US" w:eastAsia="ru-RU"/>
           <w14:ligatures w14:val="none"/>
         </w:rPr>
         <w:t xml:space="preserve"> </w:t>
@@ -25578,7 +25590,7 @@
           <w:kern w:val="0"/>
           <w:sz w:val="24"/>
           <w:szCs w:val="24"/>
-          <w:lang w:eastAsia="ru-RU"/>
+          <w:lang w:val="en-US" w:eastAsia="ru-RU"/>
           <w14:ligatures w14:val="none"/>
         </w:rPr>
         <w:t xml:space="preserve"> </w:t>
@@ -25590,7 +25602,7 @@
           <w:kern w:val="0"/>
           <w:sz w:val="24"/>
           <w:szCs w:val="24"/>
-          <w:lang w:eastAsia="ru-RU"/>
+          <w:lang w:val="en-US" w:eastAsia="ru-RU"/>
           <w14:ligatures w14:val="none"/>
         </w:rPr>
         <w:t>&lt;=</w:t>
@@ -25602,7 +25614,7 @@
           <w:kern w:val="0"/>
           <w:sz w:val="24"/>
           <w:szCs w:val="24"/>
-          <w:lang w:eastAsia="ru-RU"/>
+          <w:lang w:val="en-US" w:eastAsia="ru-RU"/>
           <w14:ligatures w14:val="none"/>
         </w:rPr>
         <w:t xml:space="preserve"> </w:t>
@@ -25614,7 +25626,7 @@
           <w:kern w:val="0"/>
           <w:sz w:val="24"/>
           <w:szCs w:val="24"/>
-          <w:lang w:eastAsia="ru-RU"/>
+          <w:lang w:val="en-US" w:eastAsia="ru-RU"/>
           <w14:ligatures w14:val="none"/>
         </w:rPr>
         <w:t>60</w:t>
@@ -25626,7 +25638,7 @@
           <w:kern w:val="0"/>
           <w:sz w:val="24"/>
           <w:szCs w:val="24"/>
-          <w:lang w:eastAsia="ru-RU"/>
+          <w:lang w:val="en-US" w:eastAsia="ru-RU"/>
           <w14:ligatures w14:val="none"/>
         </w:rPr>
         <w:t>:</w:t>
@@ -25665,7 +25677,7 @@
           <w:kern w:val="0"/>
           <w:sz w:val="24"/>
           <w:szCs w:val="24"/>
-          <w:lang w:eastAsia="ru-RU"/>
+          <w:lang w:val="en-US" w:eastAsia="ru-RU"/>
           <w14:ligatures w14:val="none"/>
         </w:rPr>
         <w:t xml:space="preserve"> </w:t>
@@ -25689,7 +25701,7 @@
           <w:kern w:val="0"/>
           <w:sz w:val="24"/>
           <w:szCs w:val="24"/>
-          <w:lang w:eastAsia="ru-RU"/>
+          <w:lang w:val="en-US" w:eastAsia="ru-RU"/>
           <w14:ligatures w14:val="none"/>
         </w:rPr>
         <w:t xml:space="preserve"> </w:t>
@@ -25803,7 +25815,7 @@
           <w:kern w:val="0"/>
           <w:sz w:val="24"/>
           <w:szCs w:val="24"/>
-          <w:lang w:val="en-US" w:eastAsia="ru-RU"/>
+          <w:lang w:eastAsia="ru-RU"/>
           <w14:ligatures w14:val="none"/>
         </w:rPr>
       </w:pPr>
@@ -25826,7 +25838,7 @@
           <w:kern w:val="0"/>
           <w:sz w:val="24"/>
           <w:szCs w:val="24"/>
-          <w:lang w:val="en-US" w:eastAsia="ru-RU"/>
+          <w:lang w:eastAsia="ru-RU"/>
           <w14:ligatures w14:val="none"/>
         </w:rPr>
         <w:t xml:space="preserve"> </w:t>
@@ -25838,7 +25850,7 @@
           <w:kern w:val="0"/>
           <w:sz w:val="24"/>
           <w:szCs w:val="24"/>
-          <w:lang w:val="en-US" w:eastAsia="ru-RU"/>
+          <w:lang w:eastAsia="ru-RU"/>
           <w14:ligatures w14:val="none"/>
         </w:rPr>
         <w:t>60</w:t>
@@ -25850,7 +25862,7 @@
           <w:kern w:val="0"/>
           <w:sz w:val="24"/>
           <w:szCs w:val="24"/>
-          <w:lang w:val="en-US" w:eastAsia="ru-RU"/>
+          <w:lang w:eastAsia="ru-RU"/>
           <w14:ligatures w14:val="none"/>
         </w:rPr>
         <w:t xml:space="preserve"> </w:t>
@@ -25862,7 +25874,7 @@
           <w:kern w:val="0"/>
           <w:sz w:val="24"/>
           <w:szCs w:val="24"/>
-          <w:lang w:val="en-US" w:eastAsia="ru-RU"/>
+          <w:lang w:eastAsia="ru-RU"/>
           <w14:ligatures w14:val="none"/>
         </w:rPr>
         <w:t>&lt;</w:t>
@@ -25874,10 +25886,34 @@
           <w:kern w:val="0"/>
           <w:sz w:val="24"/>
           <w:szCs w:val="24"/>
-          <w:lang w:val="en-US" w:eastAsia="ru-RU"/>
-          <w14:ligatures w14:val="none"/>
-        </w:rPr>
-        <w:t xml:space="preserve"> a </w:t>
+          <w:lang w:eastAsia="ru-RU"/>
+          <w14:ligatures w14:val="none"/>
+        </w:rPr>
+        <w:t xml:space="preserve"> </w:t>
+      </w:r>
+      <w:r>
+        <w:rPr>
+          <w:rFonts w:ascii="Consolas" w:eastAsia="Times New Roman" w:hAnsi="Consolas" w:cs="Times New Roman"/>
+          <w:color w:val="E1E4E8"/>
+          <w:kern w:val="0"/>
+          <w:sz w:val="24"/>
+          <w:szCs w:val="24"/>
+          <w:lang w:val="en-US" w:eastAsia="ru-RU"/>
+          <w14:ligatures w14:val="none"/>
+        </w:rPr>
+        <w:t>a</w:t>
+      </w:r>
+      <w:r>
+        <w:rPr>
+          <w:rFonts w:ascii="Consolas" w:eastAsia="Times New Roman" w:hAnsi="Consolas" w:cs="Times New Roman"/>
+          <w:color w:val="E1E4E8"/>
+          <w:kern w:val="0"/>
+          <w:sz w:val="24"/>
+          <w:szCs w:val="24"/>
+          <w:lang w:eastAsia="ru-RU"/>
+          <w14:ligatures w14:val="none"/>
+        </w:rPr>
+        <w:t xml:space="preserve"> </w:t>
       </w:r>
       <w:r>
         <w:rPr>
@@ -25886,7 +25922,7 @@
           <w:kern w:val="0"/>
           <w:sz w:val="24"/>
           <w:szCs w:val="24"/>
-          <w:lang w:val="en-US" w:eastAsia="ru-RU"/>
+          <w:lang w:eastAsia="ru-RU"/>
           <w14:ligatures w14:val="none"/>
         </w:rPr>
         <w:t>&lt;=</w:t>
@@ -25898,7 +25934,7 @@
           <w:kern w:val="0"/>
           <w:sz w:val="24"/>
           <w:szCs w:val="24"/>
-          <w:lang w:val="en-US" w:eastAsia="ru-RU"/>
+          <w:lang w:eastAsia="ru-RU"/>
           <w14:ligatures w14:val="none"/>
         </w:rPr>
         <w:t xml:space="preserve"> </w:t>
@@ -25910,7 +25946,7 @@
           <w:kern w:val="0"/>
           <w:sz w:val="24"/>
           <w:szCs w:val="24"/>
-          <w:lang w:val="en-US" w:eastAsia="ru-RU"/>
+          <w:lang w:eastAsia="ru-RU"/>
           <w14:ligatures w14:val="none"/>
         </w:rPr>
         <w:t>64</w:t>
@@ -25922,7 +25958,7 @@
           <w:kern w:val="0"/>
           <w:sz w:val="24"/>
           <w:szCs w:val="24"/>
-          <w:lang w:val="en-US" w:eastAsia="ru-RU"/>
+          <w:lang w:eastAsia="ru-RU"/>
           <w14:ligatures w14:val="none"/>
         </w:rPr>
         <w:t>:</w:t>
@@ -25953,7 +25989,43 @@
           <w14:ligatures w14:val="none"/>
         </w:rPr>
         <w:lastRenderedPageBreak/>
-        <w:t xml:space="preserve">    </w:t>
+        <w:t> </w:t>
+      </w:r>
+      <w:r>
+        <w:rPr>
+          <w:rFonts w:ascii="Consolas" w:eastAsia="Times New Roman" w:hAnsi="Consolas" w:cs="Times New Roman"/>
+          <w:color w:val="E1E4E8"/>
+          <w:kern w:val="0"/>
+          <w:sz w:val="24"/>
+          <w:szCs w:val="24"/>
+          <w:lang w:eastAsia="ru-RU"/>
+          <w14:ligatures w14:val="none"/>
+        </w:rPr>
+        <w:t xml:space="preserve"> </w:t>
+      </w:r>
+      <w:r>
+        <w:rPr>
+          <w:rFonts w:ascii="Consolas" w:eastAsia="Times New Roman" w:hAnsi="Consolas" w:cs="Times New Roman"/>
+          <w:color w:val="E1E4E8"/>
+          <w:kern w:val="0"/>
+          <w:sz w:val="24"/>
+          <w:szCs w:val="24"/>
+          <w:lang w:val="en-US" w:eastAsia="ru-RU"/>
+          <w14:ligatures w14:val="none"/>
+        </w:rPr>
+        <w:t> </w:t>
+      </w:r>
+      <w:r>
+        <w:rPr>
+          <w:rFonts w:ascii="Consolas" w:eastAsia="Times New Roman" w:hAnsi="Consolas" w:cs="Times New Roman"/>
+          <w:color w:val="E1E4E8"/>
+          <w:kern w:val="0"/>
+          <w:sz w:val="24"/>
+          <w:szCs w:val="24"/>
+          <w:lang w:eastAsia="ru-RU"/>
+          <w14:ligatures w14:val="none"/>
+        </w:rPr>
+        <w:t xml:space="preserve"> </w:t>
       </w:r>
       <w:proofErr w:type="spellStart"/>
       <w:proofErr w:type="gramStart"/>

--- a/Задачи питон на 15.03.2026.docx
+++ b/Задачи питон на 15.03.2026.docx
@@ -495,7 +495,7 @@
           <w:kern w:val="0"/>
           <w:sz w:val="24"/>
           <w:szCs w:val="24"/>
-          <w:lang w:eastAsia="ru-RU"/>
+          <w:lang w:val="en-US" w:eastAsia="ru-RU"/>
           <w14:ligatures w14:val="none"/>
         </w:rPr>
       </w:pPr>
@@ -518,7 +518,7 @@
           <w:kern w:val="0"/>
           <w:sz w:val="24"/>
           <w:szCs w:val="24"/>
-          <w:lang w:eastAsia="ru-RU"/>
+          <w:lang w:val="en-US" w:eastAsia="ru-RU"/>
           <w14:ligatures w14:val="none"/>
         </w:rPr>
         <w:t xml:space="preserve"> </w:t>
@@ -530,7 +530,7 @@
           <w:kern w:val="0"/>
           <w:sz w:val="24"/>
           <w:szCs w:val="24"/>
-          <w:lang w:eastAsia="ru-RU"/>
+          <w:lang w:val="en-US" w:eastAsia="ru-RU"/>
           <w14:ligatures w14:val="none"/>
         </w:rPr>
         <w:t>=</w:t>
@@ -542,7 +542,7 @@
           <w:kern w:val="0"/>
           <w:sz w:val="24"/>
           <w:szCs w:val="24"/>
-          <w:lang w:eastAsia="ru-RU"/>
+          <w:lang w:val="en-US" w:eastAsia="ru-RU"/>
           <w14:ligatures w14:val="none"/>
         </w:rPr>
         <w:t xml:space="preserve"> </w:t>
@@ -567,7 +567,7 @@
           <w:kern w:val="0"/>
           <w:sz w:val="24"/>
           <w:szCs w:val="24"/>
-          <w:lang w:eastAsia="ru-RU"/>
+          <w:lang w:val="en-US" w:eastAsia="ru-RU"/>
           <w14:ligatures w14:val="none"/>
         </w:rPr>
         <w:t>(</w:t>
@@ -580,7 +580,7 @@
           <w:kern w:val="0"/>
           <w:sz w:val="24"/>
           <w:szCs w:val="24"/>
-          <w:lang w:eastAsia="ru-RU"/>
+          <w:lang w:val="en-US" w:eastAsia="ru-RU"/>
           <w14:ligatures w14:val="none"/>
         </w:rPr>
         <w:t>)</w:t>
@@ -596,7 +596,7 @@
           <w:kern w:val="0"/>
           <w:sz w:val="24"/>
           <w:szCs w:val="24"/>
-          <w:lang w:eastAsia="ru-RU"/>
+          <w:lang w:val="en-US" w:eastAsia="ru-RU"/>
           <w14:ligatures w14:val="none"/>
         </w:rPr>
       </w:pPr>
@@ -786,7 +786,7 @@
           <w:kern w:val="0"/>
           <w:sz w:val="24"/>
           <w:szCs w:val="24"/>
-          <w:lang w:eastAsia="ru-RU"/>
+          <w:lang w:val="en-US" w:eastAsia="ru-RU"/>
           <w14:ligatures w14:val="none"/>
         </w:rPr>
       </w:pPr>
@@ -3664,25 +3664,978 @@
         <w:t>|</w:t>
       </w:r>
     </w:p>
-    <w:p>
-      <w:pPr>
-        <w:spacing w:after="0" w:line="240" w:lineRule="auto"/>
-        <w:jc w:val="both"/>
-        <w:rPr>
-          <w:rFonts w:ascii="Times New Roman" w:hAnsi="Times New Roman" w:cs="Times New Roman"/>
-          <w:sz w:val="28"/>
-          <w:szCs w:val="28"/>
-        </w:rPr>
-      </w:pPr>
-      <w:r>
-        <w:rPr>
-          <w:rFonts w:ascii="Times New Roman" w:hAnsi="Times New Roman" w:cs="Times New Roman"/>
-          <w:sz w:val="28"/>
-          <w:szCs w:val="28"/>
-        </w:rPr>
-        <w:t>+----------------------------+</w:t>
-      </w:r>
-    </w:p>
+    <w:tbl>
+      <w:tblPr>
+        <w:tblStyle w:val="ac"/>
+        <w:tblW w:w="0" w:type="auto"/>
+        <w:tblInd w:w="74" w:type="dxa"/>
+        <w:tblLook w:val="0000" w:firstRow="0" w:lastRow="0" w:firstColumn="0" w:lastColumn="0" w:noHBand="0" w:noVBand="0"/>
+      </w:tblPr>
+      <w:tblGrid>
+        <w:gridCol w:w="7618"/>
+      </w:tblGrid>
+      <w:tr>
+        <w:tblPrEx>
+          <w:tblCellMar>
+            <w:top w:w="0" w:type="dxa"/>
+            <w:bottom w:w="0" w:type="dxa"/>
+          </w:tblCellMar>
+        </w:tblPrEx>
+        <w:trPr>
+          <w:trHeight w:val="5888"/>
+        </w:trPr>
+        <w:tc>
+          <w:tcPr>
+            <w:tcW w:w="7618" w:type="dxa"/>
+          </w:tcPr>
+          <w:p>
+            <w:pPr>
+              <w:shd w:val="clear" w:color="auto" w:fill="24292E"/>
+              <w:spacing w:line="330" w:lineRule="atLeast"/>
+              <w:rPr>
+                <w:rFonts w:ascii="Consolas" w:eastAsia="Times New Roman" w:hAnsi="Consolas" w:cs="Times New Roman"/>
+                <w:color w:val="E1E4E8"/>
+                <w:kern w:val="0"/>
+                <w:sz w:val="24"/>
+                <w:szCs w:val="24"/>
+                <w:lang w:val="en-US" w:eastAsia="ru-RU"/>
+                <w14:ligatures w14:val="none"/>
+              </w:rPr>
+            </w:pPr>
+            <w:r>
+              <w:rPr>
+                <w:rFonts w:ascii="Consolas" w:eastAsia="Times New Roman" w:hAnsi="Consolas" w:cs="Times New Roman"/>
+                <w:color w:val="E1E4E8"/>
+                <w:kern w:val="0"/>
+                <w:sz w:val="24"/>
+                <w:szCs w:val="24"/>
+                <w:lang w:val="en-US" w:eastAsia="ru-RU"/>
+                <w14:ligatures w14:val="none"/>
+              </w:rPr>
+              <w:t xml:space="preserve">name </w:t>
+            </w:r>
+            <w:r>
+              <w:rPr>
+                <w:rFonts w:ascii="Consolas" w:eastAsia="Times New Roman" w:hAnsi="Consolas" w:cs="Times New Roman"/>
+                <w:color w:val="F97583"/>
+                <w:kern w:val="0"/>
+                <w:sz w:val="24"/>
+                <w:szCs w:val="24"/>
+                <w:lang w:val="en-US" w:eastAsia="ru-RU"/>
+                <w14:ligatures w14:val="none"/>
+              </w:rPr>
+              <w:t>=</w:t>
+            </w:r>
+            <w:r>
+              <w:rPr>
+                <w:rFonts w:ascii="Consolas" w:eastAsia="Times New Roman" w:hAnsi="Consolas" w:cs="Times New Roman"/>
+                <w:color w:val="E1E4E8"/>
+                <w:kern w:val="0"/>
+                <w:sz w:val="24"/>
+                <w:szCs w:val="24"/>
+                <w:lang w:val="en-US" w:eastAsia="ru-RU"/>
+                <w14:ligatures w14:val="none"/>
+              </w:rPr>
+              <w:t xml:space="preserve"> </w:t>
+            </w:r>
+            <w:r>
+              <w:rPr>
+                <w:rFonts w:ascii="Consolas" w:eastAsia="Times New Roman" w:hAnsi="Consolas" w:cs="Times New Roman"/>
+                <w:color w:val="9ECBFF"/>
+                <w:kern w:val="0"/>
+                <w:sz w:val="24"/>
+                <w:szCs w:val="24"/>
+                <w:lang w:val="en-US" w:eastAsia="ru-RU"/>
+                <w14:ligatures w14:val="none"/>
+              </w:rPr>
+              <w:t>""</w:t>
+            </w:r>
+          </w:p>
+          <w:p>
+            <w:pPr>
+              <w:shd w:val="clear" w:color="auto" w:fill="24292E"/>
+              <w:spacing w:line="330" w:lineRule="atLeast"/>
+              <w:rPr>
+                <w:rFonts w:ascii="Consolas" w:eastAsia="Times New Roman" w:hAnsi="Consolas" w:cs="Times New Roman"/>
+                <w:color w:val="E1E4E8"/>
+                <w:kern w:val="0"/>
+                <w:sz w:val="24"/>
+                <w:szCs w:val="24"/>
+                <w:lang w:val="en-US" w:eastAsia="ru-RU"/>
+                <w14:ligatures w14:val="none"/>
+              </w:rPr>
+            </w:pPr>
+            <w:r>
+              <w:rPr>
+                <w:rFonts w:ascii="Consolas" w:eastAsia="Times New Roman" w:hAnsi="Consolas" w:cs="Times New Roman"/>
+                <w:color w:val="E1E4E8"/>
+                <w:kern w:val="0"/>
+                <w:sz w:val="24"/>
+                <w:szCs w:val="24"/>
+                <w:lang w:val="en-US" w:eastAsia="ru-RU"/>
+                <w14:ligatures w14:val="none"/>
+              </w:rPr>
+              <w:t xml:space="preserve">group </w:t>
+            </w:r>
+            <w:r>
+              <w:rPr>
+                <w:rFonts w:ascii="Consolas" w:eastAsia="Times New Roman" w:hAnsi="Consolas" w:cs="Times New Roman"/>
+                <w:color w:val="F97583"/>
+                <w:kern w:val="0"/>
+                <w:sz w:val="24"/>
+                <w:szCs w:val="24"/>
+                <w:lang w:val="en-US" w:eastAsia="ru-RU"/>
+                <w14:ligatures w14:val="none"/>
+              </w:rPr>
+              <w:t>=</w:t>
+            </w:r>
+            <w:r>
+              <w:rPr>
+                <w:rFonts w:ascii="Consolas" w:eastAsia="Times New Roman" w:hAnsi="Consolas" w:cs="Times New Roman"/>
+                <w:color w:val="E1E4E8"/>
+                <w:kern w:val="0"/>
+                <w:sz w:val="24"/>
+                <w:szCs w:val="24"/>
+                <w:lang w:val="en-US" w:eastAsia="ru-RU"/>
+                <w14:ligatures w14:val="none"/>
+              </w:rPr>
+              <w:t xml:space="preserve"> </w:t>
+            </w:r>
+            <w:r>
+              <w:rPr>
+                <w:rFonts w:ascii="Consolas" w:eastAsia="Times New Roman" w:hAnsi="Consolas" w:cs="Times New Roman"/>
+                <w:color w:val="9ECBFF"/>
+                <w:kern w:val="0"/>
+                <w:sz w:val="24"/>
+                <w:szCs w:val="24"/>
+                <w:lang w:val="en-US" w:eastAsia="ru-RU"/>
+                <w14:ligatures w14:val="none"/>
+              </w:rPr>
+              <w:t>""</w:t>
+            </w:r>
+          </w:p>
+          <w:p>
+            <w:pPr>
+              <w:shd w:val="clear" w:color="auto" w:fill="24292E"/>
+              <w:spacing w:line="330" w:lineRule="atLeast"/>
+              <w:rPr>
+                <w:rFonts w:ascii="Consolas" w:eastAsia="Times New Roman" w:hAnsi="Consolas" w:cs="Times New Roman"/>
+                <w:color w:val="E1E4E8"/>
+                <w:kern w:val="0"/>
+                <w:sz w:val="24"/>
+                <w:szCs w:val="24"/>
+                <w:lang w:val="en-US" w:eastAsia="ru-RU"/>
+                <w14:ligatures w14:val="none"/>
+              </w:rPr>
+            </w:pPr>
+            <w:r>
+              <w:rPr>
+                <w:rFonts w:ascii="Consolas" w:eastAsia="Times New Roman" w:hAnsi="Consolas" w:cs="Times New Roman"/>
+                <w:color w:val="E1E4E8"/>
+                <w:kern w:val="0"/>
+                <w:sz w:val="24"/>
+                <w:szCs w:val="24"/>
+                <w:lang w:val="en-US" w:eastAsia="ru-RU"/>
+                <w14:ligatures w14:val="none"/>
+              </w:rPr>
+              <w:t xml:space="preserve">age </w:t>
+            </w:r>
+            <w:r>
+              <w:rPr>
+                <w:rFonts w:ascii="Consolas" w:eastAsia="Times New Roman" w:hAnsi="Consolas" w:cs="Times New Roman"/>
+                <w:color w:val="F97583"/>
+                <w:kern w:val="0"/>
+                <w:sz w:val="24"/>
+                <w:szCs w:val="24"/>
+                <w:lang w:val="en-US" w:eastAsia="ru-RU"/>
+                <w14:ligatures w14:val="none"/>
+              </w:rPr>
+              <w:t>=</w:t>
+            </w:r>
+            <w:r>
+              <w:rPr>
+                <w:rFonts w:ascii="Consolas" w:eastAsia="Times New Roman" w:hAnsi="Consolas" w:cs="Times New Roman"/>
+                <w:color w:val="E1E4E8"/>
+                <w:kern w:val="0"/>
+                <w:sz w:val="24"/>
+                <w:szCs w:val="24"/>
+                <w:lang w:val="en-US" w:eastAsia="ru-RU"/>
+                <w14:ligatures w14:val="none"/>
+              </w:rPr>
+              <w:t xml:space="preserve"> </w:t>
+            </w:r>
+          </w:p>
+          <w:p>
+            <w:pPr>
+              <w:shd w:val="clear" w:color="auto" w:fill="24292E"/>
+              <w:spacing w:line="330" w:lineRule="atLeast"/>
+              <w:rPr>
+                <w:rFonts w:ascii="Consolas" w:eastAsia="Times New Roman" w:hAnsi="Consolas" w:cs="Times New Roman"/>
+                <w:color w:val="E1E4E8"/>
+                <w:kern w:val="0"/>
+                <w:sz w:val="24"/>
+                <w:szCs w:val="24"/>
+                <w:lang w:val="en-US" w:eastAsia="ru-RU"/>
+                <w14:ligatures w14:val="none"/>
+              </w:rPr>
+            </w:pPr>
+            <w:r>
+              <w:rPr>
+                <w:rFonts w:ascii="Consolas" w:eastAsia="Times New Roman" w:hAnsi="Consolas" w:cs="Times New Roman"/>
+                <w:color w:val="E1E4E8"/>
+                <w:kern w:val="0"/>
+                <w:sz w:val="24"/>
+                <w:szCs w:val="24"/>
+                <w:lang w:val="en-US" w:eastAsia="ru-RU"/>
+                <w14:ligatures w14:val="none"/>
+              </w:rPr>
+              <w:t xml:space="preserve">city </w:t>
+            </w:r>
+            <w:r>
+              <w:rPr>
+                <w:rFonts w:ascii="Consolas" w:eastAsia="Times New Roman" w:hAnsi="Consolas" w:cs="Times New Roman"/>
+                <w:color w:val="F97583"/>
+                <w:kern w:val="0"/>
+                <w:sz w:val="24"/>
+                <w:szCs w:val="24"/>
+                <w:lang w:val="en-US" w:eastAsia="ru-RU"/>
+                <w14:ligatures w14:val="none"/>
+              </w:rPr>
+              <w:t>=</w:t>
+            </w:r>
+            <w:r>
+              <w:rPr>
+                <w:rFonts w:ascii="Consolas" w:eastAsia="Times New Roman" w:hAnsi="Consolas" w:cs="Times New Roman"/>
+                <w:color w:val="E1E4E8"/>
+                <w:kern w:val="0"/>
+                <w:sz w:val="24"/>
+                <w:szCs w:val="24"/>
+                <w:lang w:val="en-US" w:eastAsia="ru-RU"/>
+                <w14:ligatures w14:val="none"/>
+              </w:rPr>
+              <w:t xml:space="preserve"> </w:t>
+            </w:r>
+            <w:r>
+              <w:rPr>
+                <w:rFonts w:ascii="Consolas" w:eastAsia="Times New Roman" w:hAnsi="Consolas" w:cs="Times New Roman"/>
+                <w:color w:val="9ECBFF"/>
+                <w:kern w:val="0"/>
+                <w:sz w:val="24"/>
+                <w:szCs w:val="24"/>
+                <w:lang w:val="en-US" w:eastAsia="ru-RU"/>
+                <w14:ligatures w14:val="none"/>
+              </w:rPr>
+              <w:t>""</w:t>
+            </w:r>
+          </w:p>
+          <w:p>
+            <w:pPr>
+              <w:shd w:val="clear" w:color="auto" w:fill="24292E"/>
+              <w:spacing w:line="330" w:lineRule="atLeast"/>
+              <w:rPr>
+                <w:rFonts w:ascii="Consolas" w:eastAsia="Times New Roman" w:hAnsi="Consolas" w:cs="Times New Roman"/>
+                <w:color w:val="E1E4E8"/>
+                <w:kern w:val="0"/>
+                <w:sz w:val="24"/>
+                <w:szCs w:val="24"/>
+                <w:lang w:val="en-US" w:eastAsia="ru-RU"/>
+                <w14:ligatures w14:val="none"/>
+              </w:rPr>
+            </w:pPr>
+          </w:p>
+          <w:p>
+            <w:pPr>
+              <w:shd w:val="clear" w:color="auto" w:fill="24292E"/>
+              <w:spacing w:line="330" w:lineRule="atLeast"/>
+              <w:rPr>
+                <w:rFonts w:ascii="Consolas" w:eastAsia="Times New Roman" w:hAnsi="Consolas" w:cs="Times New Roman"/>
+                <w:color w:val="E1E4E8"/>
+                <w:kern w:val="0"/>
+                <w:sz w:val="24"/>
+                <w:szCs w:val="24"/>
+                <w:lang w:val="en-US" w:eastAsia="ru-RU"/>
+                <w14:ligatures w14:val="none"/>
+              </w:rPr>
+            </w:pPr>
+            <w:proofErr w:type="gramStart"/>
+            <w:r>
+              <w:rPr>
+                <w:rFonts w:ascii="Consolas" w:eastAsia="Times New Roman" w:hAnsi="Consolas" w:cs="Times New Roman"/>
+                <w:color w:val="B392F0"/>
+                <w:kern w:val="0"/>
+                <w:sz w:val="24"/>
+                <w:szCs w:val="24"/>
+                <w:lang w:val="en-US" w:eastAsia="ru-RU"/>
+                <w14:ligatures w14:val="none"/>
+              </w:rPr>
+              <w:t>print</w:t>
+            </w:r>
+            <w:r>
+              <w:rPr>
+                <w:rFonts w:ascii="Consolas" w:eastAsia="Times New Roman" w:hAnsi="Consolas" w:cs="Times New Roman"/>
+                <w:color w:val="E1E4E8"/>
+                <w:kern w:val="0"/>
+                <w:sz w:val="24"/>
+                <w:szCs w:val="24"/>
+                <w:lang w:val="en-US" w:eastAsia="ru-RU"/>
+                <w14:ligatures w14:val="none"/>
+              </w:rPr>
+              <w:t>(</w:t>
+            </w:r>
+            <w:proofErr w:type="gramEnd"/>
+            <w:r>
+              <w:rPr>
+                <w:rFonts w:ascii="Consolas" w:eastAsia="Times New Roman" w:hAnsi="Consolas" w:cs="Times New Roman"/>
+                <w:color w:val="9ECBFF"/>
+                <w:kern w:val="0"/>
+                <w:sz w:val="24"/>
+                <w:szCs w:val="24"/>
+                <w:lang w:val="en-US" w:eastAsia="ru-RU"/>
+                <w14:ligatures w14:val="none"/>
+              </w:rPr>
+              <w:t>"+----------------------------+"</w:t>
+            </w:r>
+            <w:r>
+              <w:rPr>
+                <w:rFonts w:ascii="Consolas" w:eastAsia="Times New Roman" w:hAnsi="Consolas" w:cs="Times New Roman"/>
+                <w:color w:val="E1E4E8"/>
+                <w:kern w:val="0"/>
+                <w:sz w:val="24"/>
+                <w:szCs w:val="24"/>
+                <w:lang w:val="en-US" w:eastAsia="ru-RU"/>
+                <w14:ligatures w14:val="none"/>
+              </w:rPr>
+              <w:t>)</w:t>
+            </w:r>
+          </w:p>
+          <w:p>
+            <w:pPr>
+              <w:shd w:val="clear" w:color="auto" w:fill="24292E"/>
+              <w:spacing w:line="330" w:lineRule="atLeast"/>
+              <w:rPr>
+                <w:rFonts w:ascii="Consolas" w:eastAsia="Times New Roman" w:hAnsi="Consolas" w:cs="Times New Roman"/>
+                <w:color w:val="E1E4E8"/>
+                <w:kern w:val="0"/>
+                <w:sz w:val="24"/>
+                <w:szCs w:val="24"/>
+                <w:lang w:val="en-US" w:eastAsia="ru-RU"/>
+                <w14:ligatures w14:val="none"/>
+              </w:rPr>
+            </w:pPr>
+            <w:proofErr w:type="gramStart"/>
+            <w:r>
+              <w:rPr>
+                <w:rFonts w:ascii="Consolas" w:eastAsia="Times New Roman" w:hAnsi="Consolas" w:cs="Times New Roman"/>
+                <w:color w:val="B392F0"/>
+                <w:kern w:val="0"/>
+                <w:sz w:val="24"/>
+                <w:szCs w:val="24"/>
+                <w:lang w:val="en-US" w:eastAsia="ru-RU"/>
+                <w14:ligatures w14:val="none"/>
+              </w:rPr>
+              <w:t>print</w:t>
+            </w:r>
+            <w:r>
+              <w:rPr>
+                <w:rFonts w:ascii="Consolas" w:eastAsia="Times New Roman" w:hAnsi="Consolas" w:cs="Times New Roman"/>
+                <w:color w:val="E1E4E8"/>
+                <w:kern w:val="0"/>
+                <w:sz w:val="24"/>
+                <w:szCs w:val="24"/>
+                <w:lang w:val="en-US" w:eastAsia="ru-RU"/>
+                <w14:ligatures w14:val="none"/>
+              </w:rPr>
+              <w:t>(</w:t>
+            </w:r>
+            <w:proofErr w:type="gramEnd"/>
+            <w:r>
+              <w:rPr>
+                <w:rFonts w:ascii="Consolas" w:eastAsia="Times New Roman" w:hAnsi="Consolas" w:cs="Times New Roman"/>
+                <w:color w:val="F97583"/>
+                <w:kern w:val="0"/>
+                <w:sz w:val="24"/>
+                <w:szCs w:val="24"/>
+                <w:lang w:val="en-US" w:eastAsia="ru-RU"/>
+                <w14:ligatures w14:val="none"/>
+              </w:rPr>
+              <w:t>f</w:t>
+            </w:r>
+            <w:r>
+              <w:rPr>
+                <w:rFonts w:ascii="Consolas" w:eastAsia="Times New Roman" w:hAnsi="Consolas" w:cs="Times New Roman"/>
+                <w:color w:val="9ECBFF"/>
+                <w:kern w:val="0"/>
+                <w:sz w:val="24"/>
+                <w:szCs w:val="24"/>
+                <w:lang w:val="en-US" w:eastAsia="ru-RU"/>
+                <w14:ligatures w14:val="none"/>
+              </w:rPr>
+              <w:t xml:space="preserve">"| NAME: </w:t>
+            </w:r>
+            <w:r>
+              <w:rPr>
+                <w:rFonts w:ascii="Consolas" w:eastAsia="Times New Roman" w:hAnsi="Consolas" w:cs="Times New Roman"/>
+                <w:color w:val="79B8FF"/>
+                <w:kern w:val="0"/>
+                <w:sz w:val="24"/>
+                <w:szCs w:val="24"/>
+                <w:lang w:val="en-US" w:eastAsia="ru-RU"/>
+                <w14:ligatures w14:val="none"/>
+              </w:rPr>
+              <w:t>{</w:t>
+            </w:r>
+            <w:r>
+              <w:rPr>
+                <w:rFonts w:ascii="Consolas" w:eastAsia="Times New Roman" w:hAnsi="Consolas" w:cs="Times New Roman"/>
+                <w:color w:val="E1E4E8"/>
+                <w:kern w:val="0"/>
+                <w:sz w:val="24"/>
+                <w:szCs w:val="24"/>
+                <w:lang w:val="en-US" w:eastAsia="ru-RU"/>
+                <w14:ligatures w14:val="none"/>
+              </w:rPr>
+              <w:t>name</w:t>
+            </w:r>
+            <w:r>
+              <w:rPr>
+                <w:rFonts w:ascii="Consolas" w:eastAsia="Times New Roman" w:hAnsi="Consolas" w:cs="Times New Roman"/>
+                <w:color w:val="F97583"/>
+                <w:kern w:val="0"/>
+                <w:sz w:val="24"/>
+                <w:szCs w:val="24"/>
+                <w:lang w:val="en-US" w:eastAsia="ru-RU"/>
+                <w14:ligatures w14:val="none"/>
+              </w:rPr>
+              <w:t>:&lt;22</w:t>
+            </w:r>
+            <w:r>
+              <w:rPr>
+                <w:rFonts w:ascii="Consolas" w:eastAsia="Times New Roman" w:hAnsi="Consolas" w:cs="Times New Roman"/>
+                <w:color w:val="79B8FF"/>
+                <w:kern w:val="0"/>
+                <w:sz w:val="24"/>
+                <w:szCs w:val="24"/>
+                <w:lang w:val="en-US" w:eastAsia="ru-RU"/>
+                <w14:ligatures w14:val="none"/>
+              </w:rPr>
+              <w:t>}</w:t>
+            </w:r>
+            <w:r>
+              <w:rPr>
+                <w:rFonts w:ascii="Consolas" w:eastAsia="Times New Roman" w:hAnsi="Consolas" w:cs="Times New Roman"/>
+                <w:color w:val="9ECBFF"/>
+                <w:kern w:val="0"/>
+                <w:sz w:val="24"/>
+                <w:szCs w:val="24"/>
+                <w:lang w:val="en-US" w:eastAsia="ru-RU"/>
+                <w14:ligatures w14:val="none"/>
+              </w:rPr>
+              <w:t>|"</w:t>
+            </w:r>
+            <w:r>
+              <w:rPr>
+                <w:rFonts w:ascii="Consolas" w:eastAsia="Times New Roman" w:hAnsi="Consolas" w:cs="Times New Roman"/>
+                <w:color w:val="E1E4E8"/>
+                <w:kern w:val="0"/>
+                <w:sz w:val="24"/>
+                <w:szCs w:val="24"/>
+                <w:lang w:val="en-US" w:eastAsia="ru-RU"/>
+                <w14:ligatures w14:val="none"/>
+              </w:rPr>
+              <w:t>)</w:t>
+            </w:r>
+          </w:p>
+          <w:p>
+            <w:pPr>
+              <w:shd w:val="clear" w:color="auto" w:fill="24292E"/>
+              <w:spacing w:line="330" w:lineRule="atLeast"/>
+              <w:rPr>
+                <w:rFonts w:ascii="Consolas" w:eastAsia="Times New Roman" w:hAnsi="Consolas" w:cs="Times New Roman"/>
+                <w:color w:val="E1E4E8"/>
+                <w:kern w:val="0"/>
+                <w:sz w:val="24"/>
+                <w:szCs w:val="24"/>
+                <w:lang w:val="en-US" w:eastAsia="ru-RU"/>
+                <w14:ligatures w14:val="none"/>
+              </w:rPr>
+            </w:pPr>
+            <w:proofErr w:type="gramStart"/>
+            <w:r>
+              <w:rPr>
+                <w:rFonts w:ascii="Consolas" w:eastAsia="Times New Roman" w:hAnsi="Consolas" w:cs="Times New Roman"/>
+                <w:color w:val="B392F0"/>
+                <w:kern w:val="0"/>
+                <w:sz w:val="24"/>
+                <w:szCs w:val="24"/>
+                <w:lang w:val="en-US" w:eastAsia="ru-RU"/>
+                <w14:ligatures w14:val="none"/>
+              </w:rPr>
+              <w:t>print</w:t>
+            </w:r>
+            <w:r>
+              <w:rPr>
+                <w:rFonts w:ascii="Consolas" w:eastAsia="Times New Roman" w:hAnsi="Consolas" w:cs="Times New Roman"/>
+                <w:color w:val="E1E4E8"/>
+                <w:kern w:val="0"/>
+                <w:sz w:val="24"/>
+                <w:szCs w:val="24"/>
+                <w:lang w:val="en-US" w:eastAsia="ru-RU"/>
+                <w14:ligatures w14:val="none"/>
+              </w:rPr>
+              <w:t>(</w:t>
+            </w:r>
+            <w:proofErr w:type="gramEnd"/>
+            <w:r>
+              <w:rPr>
+                <w:rFonts w:ascii="Consolas" w:eastAsia="Times New Roman" w:hAnsi="Consolas" w:cs="Times New Roman"/>
+                <w:color w:val="F97583"/>
+                <w:kern w:val="0"/>
+                <w:sz w:val="24"/>
+                <w:szCs w:val="24"/>
+                <w:lang w:val="en-US" w:eastAsia="ru-RU"/>
+                <w14:ligatures w14:val="none"/>
+              </w:rPr>
+              <w:t>f</w:t>
+            </w:r>
+            <w:r>
+              <w:rPr>
+                <w:rFonts w:ascii="Consolas" w:eastAsia="Times New Roman" w:hAnsi="Consolas" w:cs="Times New Roman"/>
+                <w:color w:val="9ECBFF"/>
+                <w:kern w:val="0"/>
+                <w:sz w:val="24"/>
+                <w:szCs w:val="24"/>
+                <w:lang w:val="en-US" w:eastAsia="ru-RU"/>
+                <w14:ligatures w14:val="none"/>
+              </w:rPr>
+              <w:t xml:space="preserve">"| GROUP: </w:t>
+            </w:r>
+            <w:r>
+              <w:rPr>
+                <w:rFonts w:ascii="Consolas" w:eastAsia="Times New Roman" w:hAnsi="Consolas" w:cs="Times New Roman"/>
+                <w:color w:val="79B8FF"/>
+                <w:kern w:val="0"/>
+                <w:sz w:val="24"/>
+                <w:szCs w:val="24"/>
+                <w:lang w:val="en-US" w:eastAsia="ru-RU"/>
+                <w14:ligatures w14:val="none"/>
+              </w:rPr>
+              <w:t>{</w:t>
+            </w:r>
+            <w:r>
+              <w:rPr>
+                <w:rFonts w:ascii="Consolas" w:eastAsia="Times New Roman" w:hAnsi="Consolas" w:cs="Times New Roman"/>
+                <w:color w:val="E1E4E8"/>
+                <w:kern w:val="0"/>
+                <w:sz w:val="24"/>
+                <w:szCs w:val="24"/>
+                <w:lang w:val="en-US" w:eastAsia="ru-RU"/>
+                <w14:ligatures w14:val="none"/>
+              </w:rPr>
+              <w:t>group</w:t>
+            </w:r>
+            <w:r>
+              <w:rPr>
+                <w:rFonts w:ascii="Consolas" w:eastAsia="Times New Roman" w:hAnsi="Consolas" w:cs="Times New Roman"/>
+                <w:color w:val="F97583"/>
+                <w:kern w:val="0"/>
+                <w:sz w:val="24"/>
+                <w:szCs w:val="24"/>
+                <w:lang w:val="en-US" w:eastAsia="ru-RU"/>
+                <w14:ligatures w14:val="none"/>
+              </w:rPr>
+              <w:t>:&lt;21</w:t>
+            </w:r>
+            <w:r>
+              <w:rPr>
+                <w:rFonts w:ascii="Consolas" w:eastAsia="Times New Roman" w:hAnsi="Consolas" w:cs="Times New Roman"/>
+                <w:color w:val="79B8FF"/>
+                <w:kern w:val="0"/>
+                <w:sz w:val="24"/>
+                <w:szCs w:val="24"/>
+                <w:lang w:val="en-US" w:eastAsia="ru-RU"/>
+                <w14:ligatures w14:val="none"/>
+              </w:rPr>
+              <w:t>}</w:t>
+            </w:r>
+            <w:r>
+              <w:rPr>
+                <w:rFonts w:ascii="Consolas" w:eastAsia="Times New Roman" w:hAnsi="Consolas" w:cs="Times New Roman"/>
+                <w:color w:val="9ECBFF"/>
+                <w:kern w:val="0"/>
+                <w:sz w:val="24"/>
+                <w:szCs w:val="24"/>
+                <w:lang w:val="en-US" w:eastAsia="ru-RU"/>
+                <w14:ligatures w14:val="none"/>
+              </w:rPr>
+              <w:t>|"</w:t>
+            </w:r>
+            <w:r>
+              <w:rPr>
+                <w:rFonts w:ascii="Consolas" w:eastAsia="Times New Roman" w:hAnsi="Consolas" w:cs="Times New Roman"/>
+                <w:color w:val="E1E4E8"/>
+                <w:kern w:val="0"/>
+                <w:sz w:val="24"/>
+                <w:szCs w:val="24"/>
+                <w:lang w:val="en-US" w:eastAsia="ru-RU"/>
+                <w14:ligatures w14:val="none"/>
+              </w:rPr>
+              <w:t>)</w:t>
+            </w:r>
+          </w:p>
+          <w:p>
+            <w:pPr>
+              <w:shd w:val="clear" w:color="auto" w:fill="24292E"/>
+              <w:spacing w:line="330" w:lineRule="atLeast"/>
+              <w:rPr>
+                <w:rFonts w:ascii="Consolas" w:eastAsia="Times New Roman" w:hAnsi="Consolas" w:cs="Times New Roman"/>
+                <w:color w:val="E1E4E8"/>
+                <w:kern w:val="0"/>
+                <w:sz w:val="24"/>
+                <w:szCs w:val="24"/>
+                <w:lang w:val="en-US" w:eastAsia="ru-RU"/>
+                <w14:ligatures w14:val="none"/>
+              </w:rPr>
+            </w:pPr>
+            <w:proofErr w:type="gramStart"/>
+            <w:r>
+              <w:rPr>
+                <w:rFonts w:ascii="Consolas" w:eastAsia="Times New Roman" w:hAnsi="Consolas" w:cs="Times New Roman"/>
+                <w:color w:val="B392F0"/>
+                <w:kern w:val="0"/>
+                <w:sz w:val="24"/>
+                <w:szCs w:val="24"/>
+                <w:lang w:val="en-US" w:eastAsia="ru-RU"/>
+                <w14:ligatures w14:val="none"/>
+              </w:rPr>
+              <w:t>print</w:t>
+            </w:r>
+            <w:r>
+              <w:rPr>
+                <w:rFonts w:ascii="Consolas" w:eastAsia="Times New Roman" w:hAnsi="Consolas" w:cs="Times New Roman"/>
+                <w:color w:val="E1E4E8"/>
+                <w:kern w:val="0"/>
+                <w:sz w:val="24"/>
+                <w:szCs w:val="24"/>
+                <w:lang w:val="en-US" w:eastAsia="ru-RU"/>
+                <w14:ligatures w14:val="none"/>
+              </w:rPr>
+              <w:t>(</w:t>
+            </w:r>
+            <w:proofErr w:type="gramEnd"/>
+            <w:r>
+              <w:rPr>
+                <w:rFonts w:ascii="Consolas" w:eastAsia="Times New Roman" w:hAnsi="Consolas" w:cs="Times New Roman"/>
+                <w:color w:val="F97583"/>
+                <w:kern w:val="0"/>
+                <w:sz w:val="24"/>
+                <w:szCs w:val="24"/>
+                <w:lang w:val="en-US" w:eastAsia="ru-RU"/>
+                <w14:ligatures w14:val="none"/>
+              </w:rPr>
+              <w:t>f</w:t>
+            </w:r>
+            <w:r>
+              <w:rPr>
+                <w:rFonts w:ascii="Consolas" w:eastAsia="Times New Roman" w:hAnsi="Consolas" w:cs="Times New Roman"/>
+                <w:color w:val="9ECBFF"/>
+                <w:kern w:val="0"/>
+                <w:sz w:val="24"/>
+                <w:szCs w:val="24"/>
+                <w:lang w:val="en-US" w:eastAsia="ru-RU"/>
+                <w14:ligatures w14:val="none"/>
+              </w:rPr>
+              <w:t xml:space="preserve">"| AGE  : </w:t>
+            </w:r>
+            <w:r>
+              <w:rPr>
+                <w:rFonts w:ascii="Consolas" w:eastAsia="Times New Roman" w:hAnsi="Consolas" w:cs="Times New Roman"/>
+                <w:color w:val="79B8FF"/>
+                <w:kern w:val="0"/>
+                <w:sz w:val="24"/>
+                <w:szCs w:val="24"/>
+                <w:lang w:val="en-US" w:eastAsia="ru-RU"/>
+                <w14:ligatures w14:val="none"/>
+              </w:rPr>
+              <w:t>{</w:t>
+            </w:r>
+            <w:r>
+              <w:rPr>
+                <w:rFonts w:ascii="Consolas" w:eastAsia="Times New Roman" w:hAnsi="Consolas" w:cs="Times New Roman"/>
+                <w:color w:val="E1E4E8"/>
+                <w:kern w:val="0"/>
+                <w:sz w:val="24"/>
+                <w:szCs w:val="24"/>
+                <w:lang w:val="en-US" w:eastAsia="ru-RU"/>
+                <w14:ligatures w14:val="none"/>
+              </w:rPr>
+              <w:t>age</w:t>
+            </w:r>
+            <w:r>
+              <w:rPr>
+                <w:rFonts w:ascii="Consolas" w:eastAsia="Times New Roman" w:hAnsi="Consolas" w:cs="Times New Roman"/>
+                <w:color w:val="F97583"/>
+                <w:kern w:val="0"/>
+                <w:sz w:val="24"/>
+                <w:szCs w:val="24"/>
+                <w:lang w:val="en-US" w:eastAsia="ru-RU"/>
+                <w14:ligatures w14:val="none"/>
+              </w:rPr>
+              <w:t>:&lt;22</w:t>
+            </w:r>
+            <w:r>
+              <w:rPr>
+                <w:rFonts w:ascii="Consolas" w:eastAsia="Times New Roman" w:hAnsi="Consolas" w:cs="Times New Roman"/>
+                <w:color w:val="79B8FF"/>
+                <w:kern w:val="0"/>
+                <w:sz w:val="24"/>
+                <w:szCs w:val="24"/>
+                <w:lang w:val="en-US" w:eastAsia="ru-RU"/>
+                <w14:ligatures w14:val="none"/>
+              </w:rPr>
+              <w:t>}</w:t>
+            </w:r>
+            <w:r>
+              <w:rPr>
+                <w:rFonts w:ascii="Consolas" w:eastAsia="Times New Roman" w:hAnsi="Consolas" w:cs="Times New Roman"/>
+                <w:color w:val="9ECBFF"/>
+                <w:kern w:val="0"/>
+                <w:sz w:val="24"/>
+                <w:szCs w:val="24"/>
+                <w:lang w:val="en-US" w:eastAsia="ru-RU"/>
+                <w14:ligatures w14:val="none"/>
+              </w:rPr>
+              <w:t>|"</w:t>
+            </w:r>
+            <w:r>
+              <w:rPr>
+                <w:rFonts w:ascii="Consolas" w:eastAsia="Times New Roman" w:hAnsi="Consolas" w:cs="Times New Roman"/>
+                <w:color w:val="E1E4E8"/>
+                <w:kern w:val="0"/>
+                <w:sz w:val="24"/>
+                <w:szCs w:val="24"/>
+                <w:lang w:val="en-US" w:eastAsia="ru-RU"/>
+                <w14:ligatures w14:val="none"/>
+              </w:rPr>
+              <w:t>)</w:t>
+            </w:r>
+          </w:p>
+          <w:p>
+            <w:pPr>
+              <w:shd w:val="clear" w:color="auto" w:fill="24292E"/>
+              <w:spacing w:line="330" w:lineRule="atLeast"/>
+              <w:rPr>
+                <w:rFonts w:ascii="Consolas" w:eastAsia="Times New Roman" w:hAnsi="Consolas" w:cs="Times New Roman"/>
+                <w:color w:val="E1E4E8"/>
+                <w:kern w:val="0"/>
+                <w:sz w:val="24"/>
+                <w:szCs w:val="24"/>
+                <w:lang w:val="en-US" w:eastAsia="ru-RU"/>
+                <w14:ligatures w14:val="none"/>
+              </w:rPr>
+            </w:pPr>
+            <w:proofErr w:type="gramStart"/>
+            <w:r>
+              <w:rPr>
+                <w:rFonts w:ascii="Consolas" w:eastAsia="Times New Roman" w:hAnsi="Consolas" w:cs="Times New Roman"/>
+                <w:color w:val="B392F0"/>
+                <w:kern w:val="0"/>
+                <w:sz w:val="24"/>
+                <w:szCs w:val="24"/>
+                <w:lang w:val="en-US" w:eastAsia="ru-RU"/>
+                <w14:ligatures w14:val="none"/>
+              </w:rPr>
+              <w:t>print</w:t>
+            </w:r>
+            <w:r>
+              <w:rPr>
+                <w:rFonts w:ascii="Consolas" w:eastAsia="Times New Roman" w:hAnsi="Consolas" w:cs="Times New Roman"/>
+                <w:color w:val="E1E4E8"/>
+                <w:kern w:val="0"/>
+                <w:sz w:val="24"/>
+                <w:szCs w:val="24"/>
+                <w:lang w:val="en-US" w:eastAsia="ru-RU"/>
+                <w14:ligatures w14:val="none"/>
+              </w:rPr>
+              <w:t>(</w:t>
+            </w:r>
+            <w:proofErr w:type="gramEnd"/>
+            <w:r>
+              <w:rPr>
+                <w:rFonts w:ascii="Consolas" w:eastAsia="Times New Roman" w:hAnsi="Consolas" w:cs="Times New Roman"/>
+                <w:color w:val="F97583"/>
+                <w:kern w:val="0"/>
+                <w:sz w:val="24"/>
+                <w:szCs w:val="24"/>
+                <w:lang w:val="en-US" w:eastAsia="ru-RU"/>
+                <w14:ligatures w14:val="none"/>
+              </w:rPr>
+              <w:t>f</w:t>
+            </w:r>
+            <w:r>
+              <w:rPr>
+                <w:rFonts w:ascii="Consolas" w:eastAsia="Times New Roman" w:hAnsi="Consolas" w:cs="Times New Roman"/>
+                <w:color w:val="9ECBFF"/>
+                <w:kern w:val="0"/>
+                <w:sz w:val="24"/>
+                <w:szCs w:val="24"/>
+                <w:lang w:val="en-US" w:eastAsia="ru-RU"/>
+                <w14:ligatures w14:val="none"/>
+              </w:rPr>
+              <w:t xml:space="preserve">"| CITY : </w:t>
+            </w:r>
+            <w:r>
+              <w:rPr>
+                <w:rFonts w:ascii="Consolas" w:eastAsia="Times New Roman" w:hAnsi="Consolas" w:cs="Times New Roman"/>
+                <w:color w:val="79B8FF"/>
+                <w:kern w:val="0"/>
+                <w:sz w:val="24"/>
+                <w:szCs w:val="24"/>
+                <w:lang w:val="en-US" w:eastAsia="ru-RU"/>
+                <w14:ligatures w14:val="none"/>
+              </w:rPr>
+              <w:t>{</w:t>
+            </w:r>
+            <w:r>
+              <w:rPr>
+                <w:rFonts w:ascii="Consolas" w:eastAsia="Times New Roman" w:hAnsi="Consolas" w:cs="Times New Roman"/>
+                <w:color w:val="E1E4E8"/>
+                <w:kern w:val="0"/>
+                <w:sz w:val="24"/>
+                <w:szCs w:val="24"/>
+                <w:lang w:val="en-US" w:eastAsia="ru-RU"/>
+                <w14:ligatures w14:val="none"/>
+              </w:rPr>
+              <w:t>city</w:t>
+            </w:r>
+            <w:r>
+              <w:rPr>
+                <w:rFonts w:ascii="Consolas" w:eastAsia="Times New Roman" w:hAnsi="Consolas" w:cs="Times New Roman"/>
+                <w:color w:val="F97583"/>
+                <w:kern w:val="0"/>
+                <w:sz w:val="24"/>
+                <w:szCs w:val="24"/>
+                <w:lang w:val="en-US" w:eastAsia="ru-RU"/>
+                <w14:ligatures w14:val="none"/>
+              </w:rPr>
+              <w:t>:&lt;22</w:t>
+            </w:r>
+            <w:r>
+              <w:rPr>
+                <w:rFonts w:ascii="Consolas" w:eastAsia="Times New Roman" w:hAnsi="Consolas" w:cs="Times New Roman"/>
+                <w:color w:val="79B8FF"/>
+                <w:kern w:val="0"/>
+                <w:sz w:val="24"/>
+                <w:szCs w:val="24"/>
+                <w:lang w:val="en-US" w:eastAsia="ru-RU"/>
+                <w14:ligatures w14:val="none"/>
+              </w:rPr>
+              <w:t>}</w:t>
+            </w:r>
+            <w:r>
+              <w:rPr>
+                <w:rFonts w:ascii="Consolas" w:eastAsia="Times New Roman" w:hAnsi="Consolas" w:cs="Times New Roman"/>
+                <w:color w:val="9ECBFF"/>
+                <w:kern w:val="0"/>
+                <w:sz w:val="24"/>
+                <w:szCs w:val="24"/>
+                <w:lang w:val="en-US" w:eastAsia="ru-RU"/>
+                <w14:ligatures w14:val="none"/>
+              </w:rPr>
+              <w:t>|"</w:t>
+            </w:r>
+            <w:r>
+              <w:rPr>
+                <w:rFonts w:ascii="Consolas" w:eastAsia="Times New Roman" w:hAnsi="Consolas" w:cs="Times New Roman"/>
+                <w:color w:val="E1E4E8"/>
+                <w:kern w:val="0"/>
+                <w:sz w:val="24"/>
+                <w:szCs w:val="24"/>
+                <w:lang w:val="en-US" w:eastAsia="ru-RU"/>
+                <w14:ligatures w14:val="none"/>
+              </w:rPr>
+              <w:t>)</w:t>
+            </w:r>
+          </w:p>
+          <w:p>
+            <w:pPr>
+              <w:shd w:val="clear" w:color="auto" w:fill="24292E"/>
+              <w:spacing w:line="330" w:lineRule="atLeast"/>
+              <w:rPr>
+                <w:rFonts w:ascii="Consolas" w:eastAsia="Times New Roman" w:hAnsi="Consolas" w:cs="Times New Roman"/>
+                <w:color w:val="E1E4E8"/>
+                <w:kern w:val="0"/>
+                <w:sz w:val="24"/>
+                <w:szCs w:val="24"/>
+                <w:lang w:eastAsia="ru-RU"/>
+                <w14:ligatures w14:val="none"/>
+              </w:rPr>
+            </w:pPr>
+            <w:proofErr w:type="spellStart"/>
+            <w:proofErr w:type="gramStart"/>
+            <w:r>
+              <w:rPr>
+                <w:rFonts w:ascii="Consolas" w:eastAsia="Times New Roman" w:hAnsi="Consolas" w:cs="Times New Roman"/>
+                <w:color w:val="B392F0"/>
+                <w:kern w:val="0"/>
+                <w:sz w:val="24"/>
+                <w:szCs w:val="24"/>
+                <w:lang w:eastAsia="ru-RU"/>
+                <w14:ligatures w14:val="none"/>
+              </w:rPr>
+              <w:t>print</w:t>
+            </w:r>
+            <w:proofErr w:type="spellEnd"/>
+            <w:r>
+              <w:rPr>
+                <w:rFonts w:ascii="Consolas" w:eastAsia="Times New Roman" w:hAnsi="Consolas" w:cs="Times New Roman"/>
+                <w:color w:val="E1E4E8"/>
+                <w:kern w:val="0"/>
+                <w:sz w:val="24"/>
+                <w:szCs w:val="24"/>
+                <w:lang w:eastAsia="ru-RU"/>
+                <w14:ligatures w14:val="none"/>
+              </w:rPr>
+              <w:t>(</w:t>
+            </w:r>
+            <w:proofErr w:type="gramEnd"/>
+            <w:r>
+              <w:rPr>
+                <w:rFonts w:ascii="Consolas" w:eastAsia="Times New Roman" w:hAnsi="Consolas" w:cs="Times New Roman"/>
+                <w:color w:val="9ECBFF"/>
+                <w:kern w:val="0"/>
+                <w:sz w:val="24"/>
+                <w:szCs w:val="24"/>
+                <w:lang w:eastAsia="ru-RU"/>
+                <w14:ligatures w14:val="none"/>
+              </w:rPr>
+              <w:t>"+----------------------------+"</w:t>
+            </w:r>
+            <w:r>
+              <w:rPr>
+                <w:rFonts w:ascii="Consolas" w:eastAsia="Times New Roman" w:hAnsi="Consolas" w:cs="Times New Roman"/>
+                <w:color w:val="E1E4E8"/>
+                <w:kern w:val="0"/>
+                <w:sz w:val="24"/>
+                <w:szCs w:val="24"/>
+                <w:lang w:eastAsia="ru-RU"/>
+                <w14:ligatures w14:val="none"/>
+              </w:rPr>
+              <w:t>)</w:t>
+            </w:r>
+          </w:p>
+          <w:p>
+            <w:pPr>
+              <w:jc w:val="both"/>
+              <w:rPr>
+                <w:rFonts w:ascii="Times New Roman" w:hAnsi="Times New Roman" w:cs="Times New Roman"/>
+                <w:sz w:val="28"/>
+                <w:szCs w:val="28"/>
+              </w:rPr>
+            </w:pPr>
+          </w:p>
+        </w:tc>
+      </w:tr>
+    </w:tbl>
     <w:p>
       <w:pPr>
         <w:spacing w:after="0" w:line="240" w:lineRule="auto"/>
@@ -3704,14 +4657,6 @@
           <w:szCs w:val="28"/>
         </w:rPr>
       </w:pPr>
-      <w:r>
-        <w:rPr>
-          <w:rFonts w:ascii="Times New Roman" w:hAnsi="Times New Roman" w:cs="Times New Roman"/>
-          <w:sz w:val="28"/>
-          <w:szCs w:val="28"/>
-        </w:rPr>
-        <w:t>05</w:t>
-      </w:r>
     </w:p>
     <w:p>
       <w:pPr>
@@ -3721,6 +4666,7 @@
           <w:rFonts w:ascii="Times New Roman" w:hAnsi="Times New Roman" w:cs="Times New Roman"/>
           <w:sz w:val="28"/>
           <w:szCs w:val="28"/>
+          <w:lang w:val="en-US"/>
         </w:rPr>
       </w:pPr>
       <w:r>
@@ -3728,8 +4674,9 @@
           <w:rFonts w:ascii="Times New Roman" w:hAnsi="Times New Roman" w:cs="Times New Roman"/>
           <w:sz w:val="28"/>
           <w:szCs w:val="28"/>
-        </w:rPr>
-        <w:t>Дано</w:t>
+          <w:lang w:val="en-US"/>
+        </w:rPr>
+        <w:t>05</w:t>
       </w:r>
     </w:p>
     <w:p>
@@ -3740,6 +4687,7 @@
           <w:rFonts w:ascii="Times New Roman" w:hAnsi="Times New Roman" w:cs="Times New Roman"/>
           <w:sz w:val="28"/>
           <w:szCs w:val="28"/>
+          <w:lang w:val="en-US"/>
         </w:rPr>
       </w:pPr>
       <w:r>
@@ -3747,8 +4695,28 @@
           <w:rFonts w:ascii="Times New Roman" w:hAnsi="Times New Roman" w:cs="Times New Roman"/>
           <w:sz w:val="28"/>
           <w:szCs w:val="28"/>
+        </w:rPr>
+        <w:t>Дано</w:t>
+      </w:r>
+    </w:p>
+    <w:p>
+      <w:pPr>
+        <w:spacing w:after="0" w:line="240" w:lineRule="auto"/>
+        <w:jc w:val="both"/>
+        <w:rPr>
+          <w:rFonts w:ascii="Times New Roman" w:hAnsi="Times New Roman" w:cs="Times New Roman"/>
+          <w:sz w:val="28"/>
+          <w:szCs w:val="28"/>
           <w:lang w:val="en-US"/>
         </w:rPr>
+      </w:pPr>
+      <w:r>
+        <w:rPr>
+          <w:rFonts w:ascii="Times New Roman" w:hAnsi="Times New Roman" w:cs="Times New Roman"/>
+          <w:sz w:val="28"/>
+          <w:szCs w:val="28"/>
+          <w:lang w:val="en-US"/>
+        </w:rPr>
         <w:t>drive</w:t>
       </w:r>
       <w:r>
@@ -3756,14 +4724,16 @@
           <w:rFonts w:ascii="Times New Roman" w:hAnsi="Times New Roman" w:cs="Times New Roman"/>
           <w:sz w:val="28"/>
           <w:szCs w:val="28"/>
-        </w:rPr>
-        <w:t xml:space="preserve"> </w:t>
-      </w:r>
-      <w:r>
-        <w:rPr>
-          <w:rFonts w:ascii="Times New Roman" w:hAnsi="Times New Roman" w:cs="Times New Roman"/>
-          <w:sz w:val="28"/>
-          <w:szCs w:val="28"/>
+          <w:lang w:val="en-US"/>
+        </w:rPr>
+        <w:t xml:space="preserve"> </w:t>
+      </w:r>
+      <w:r>
+        <w:rPr>
+          <w:rFonts w:ascii="Times New Roman" w:hAnsi="Times New Roman" w:cs="Times New Roman"/>
+          <w:sz w:val="28"/>
+          <w:szCs w:val="28"/>
+          <w:lang w:val="en-US"/>
         </w:rPr>
         <w:t>=</w:t>
       </w:r>
@@ -3772,14 +4742,16 @@
           <w:rFonts w:ascii="Times New Roman" w:hAnsi="Times New Roman" w:cs="Times New Roman"/>
           <w:sz w:val="28"/>
           <w:szCs w:val="28"/>
-        </w:rPr>
-        <w:t xml:space="preserve"> </w:t>
-      </w:r>
-      <w:r>
-        <w:rPr>
-          <w:rFonts w:ascii="Times New Roman" w:hAnsi="Times New Roman" w:cs="Times New Roman"/>
-          <w:sz w:val="28"/>
-          <w:szCs w:val="28"/>
+          <w:lang w:val="en-US"/>
+        </w:rPr>
+        <w:t xml:space="preserve"> </w:t>
+      </w:r>
+      <w:r>
+        <w:rPr>
+          <w:rFonts w:ascii="Times New Roman" w:hAnsi="Times New Roman" w:cs="Times New Roman"/>
+          <w:sz w:val="28"/>
+          <w:szCs w:val="28"/>
+          <w:lang w:val="en-US"/>
         </w:rPr>
         <w:t>"</w:t>
       </w:r>
@@ -3797,6 +4769,7 @@
           <w:rFonts w:ascii="Times New Roman" w:hAnsi="Times New Roman" w:cs="Times New Roman"/>
           <w:sz w:val="28"/>
           <w:szCs w:val="28"/>
+          <w:lang w:val="en-US"/>
         </w:rPr>
         <w:t>:"</w:t>
       </w:r>
@@ -19879,7 +20852,7 @@
           <w:kern w:val="0"/>
           <w:sz w:val="24"/>
           <w:szCs w:val="24"/>
-          <w:lang w:val="en-US" w:eastAsia="ru-RU"/>
+          <w:lang w:eastAsia="ru-RU"/>
           <w14:ligatures w14:val="none"/>
         </w:rPr>
       </w:pPr>
@@ -19890,7 +20863,7 @@
           <w:kern w:val="0"/>
           <w:sz w:val="24"/>
           <w:szCs w:val="24"/>
-          <w:lang w:val="en-US" w:eastAsia="ru-RU"/>
+          <w:lang w:eastAsia="ru-RU"/>
           <w14:ligatures w14:val="none"/>
         </w:rPr>
         <w:t>#</w:t>
@@ -19914,7 +20887,7 @@
           <w:kern w:val="0"/>
           <w:sz w:val="24"/>
           <w:szCs w:val="24"/>
-          <w:lang w:val="en-US" w:eastAsia="ru-RU"/>
+          <w:lang w:eastAsia="ru-RU"/>
           <w14:ligatures w14:val="none"/>
         </w:rPr>
         <w:t xml:space="preserve"> 2 (</w:t>
@@ -19938,7 +20911,7 @@
           <w:kern w:val="0"/>
           <w:sz w:val="24"/>
           <w:szCs w:val="24"/>
-          <w:lang w:val="en-US" w:eastAsia="ru-RU"/>
+          <w:lang w:eastAsia="ru-RU"/>
           <w14:ligatures w14:val="none"/>
         </w:rPr>
         <w:t>)</w:t>
@@ -20327,7 +21300,7 @@
           <w:kern w:val="0"/>
           <w:sz w:val="24"/>
           <w:szCs w:val="24"/>
-          <w:lang w:val="en-US" w:eastAsia="ru-RU"/>
+          <w:lang w:eastAsia="ru-RU"/>
           <w14:ligatures w14:val="none"/>
         </w:rPr>
       </w:pPr>
@@ -20338,7 +21311,7 @@
           <w:kern w:val="0"/>
           <w:sz w:val="24"/>
           <w:szCs w:val="24"/>
-          <w:lang w:val="en-US" w:eastAsia="ru-RU"/>
+          <w:lang w:eastAsia="ru-RU"/>
           <w14:ligatures w14:val="none"/>
         </w:rPr>
         <w:t>#</w:t>
@@ -20362,7 +21335,7 @@
           <w:kern w:val="0"/>
           <w:sz w:val="24"/>
           <w:szCs w:val="24"/>
-          <w:lang w:val="en-US" w:eastAsia="ru-RU"/>
+          <w:lang w:eastAsia="ru-RU"/>
           <w14:ligatures w14:val="none"/>
         </w:rPr>
         <w:t xml:space="preserve"> 3 (</w:t>
@@ -20386,7 +21359,7 @@
           <w:kern w:val="0"/>
           <w:sz w:val="24"/>
           <w:szCs w:val="24"/>
-          <w:lang w:val="en-US" w:eastAsia="ru-RU"/>
+          <w:lang w:eastAsia="ru-RU"/>
           <w14:ligatures w14:val="none"/>
         </w:rPr>
         <w:t>)</w:t>
@@ -20871,7 +21844,7 @@
           <w:kern w:val="0"/>
           <w:sz w:val="24"/>
           <w:szCs w:val="24"/>
-          <w:lang w:val="en-US" w:eastAsia="ru-RU"/>
+          <w:lang w:eastAsia="ru-RU"/>
           <w14:ligatures w14:val="none"/>
         </w:rPr>
       </w:pPr>
@@ -20882,7 +21855,7 @@
           <w:kern w:val="0"/>
           <w:sz w:val="24"/>
           <w:szCs w:val="24"/>
-          <w:lang w:val="en-US" w:eastAsia="ru-RU"/>
+          <w:lang w:eastAsia="ru-RU"/>
           <w14:ligatures w14:val="none"/>
         </w:rPr>
         <w:t>#</w:t>
@@ -20906,7 +21879,7 @@
           <w:kern w:val="0"/>
           <w:sz w:val="24"/>
           <w:szCs w:val="24"/>
-          <w:lang w:val="en-US" w:eastAsia="ru-RU"/>
+          <w:lang w:eastAsia="ru-RU"/>
           <w14:ligatures w14:val="none"/>
         </w:rPr>
         <w:t xml:space="preserve"> 4 (</w:t>
@@ -20930,7 +21903,7 @@
           <w:kern w:val="0"/>
           <w:sz w:val="24"/>
           <w:szCs w:val="24"/>
-          <w:lang w:val="en-US" w:eastAsia="ru-RU"/>
+          <w:lang w:eastAsia="ru-RU"/>
           <w14:ligatures w14:val="none"/>
         </w:rPr>
         <w:t>)</w:t>
@@ -21415,7 +22388,7 @@
           <w:kern w:val="0"/>
           <w:sz w:val="24"/>
           <w:szCs w:val="24"/>
-          <w:lang w:val="en-US" w:eastAsia="ru-RU"/>
+          <w:lang w:eastAsia="ru-RU"/>
           <w14:ligatures w14:val="none"/>
         </w:rPr>
       </w:pPr>
@@ -21426,7 +22399,7 @@
           <w:kern w:val="0"/>
           <w:sz w:val="24"/>
           <w:szCs w:val="24"/>
-          <w:lang w:val="en-US" w:eastAsia="ru-RU"/>
+          <w:lang w:eastAsia="ru-RU"/>
           <w14:ligatures w14:val="none"/>
         </w:rPr>
         <w:t>#</w:t>
@@ -21450,7 +22423,7 @@
           <w:kern w:val="0"/>
           <w:sz w:val="24"/>
           <w:szCs w:val="24"/>
-          <w:lang w:val="en-US" w:eastAsia="ru-RU"/>
+          <w:lang w:eastAsia="ru-RU"/>
           <w14:ligatures w14:val="none"/>
         </w:rPr>
         <w:t xml:space="preserve"> 5 (</w:t>
@@ -21474,7 +22447,7 @@
           <w:kern w:val="0"/>
           <w:sz w:val="24"/>
           <w:szCs w:val="24"/>
-          <w:lang w:val="en-US" w:eastAsia="ru-RU"/>
+          <w:lang w:eastAsia="ru-RU"/>
           <w14:ligatures w14:val="none"/>
         </w:rPr>
         <w:t>)</w:t>
@@ -25495,7 +26468,7 @@
           <w:kern w:val="0"/>
           <w:sz w:val="24"/>
           <w:szCs w:val="24"/>
-          <w:lang w:val="en-US" w:eastAsia="ru-RU"/>
+          <w:lang w:eastAsia="ru-RU"/>
           <w14:ligatures w14:val="none"/>
         </w:rPr>
       </w:pPr>
@@ -25518,7 +26491,7 @@
           <w:kern w:val="0"/>
           <w:sz w:val="24"/>
           <w:szCs w:val="24"/>
-          <w:lang w:val="en-US" w:eastAsia="ru-RU"/>
+          <w:lang w:eastAsia="ru-RU"/>
           <w14:ligatures w14:val="none"/>
         </w:rPr>
         <w:t xml:space="preserve"> </w:t>
@@ -25530,7 +26503,7 @@
           <w:kern w:val="0"/>
           <w:sz w:val="24"/>
           <w:szCs w:val="24"/>
-          <w:lang w:val="en-US" w:eastAsia="ru-RU"/>
+          <w:lang w:eastAsia="ru-RU"/>
           <w14:ligatures w14:val="none"/>
         </w:rPr>
         <w:t>0</w:t>
@@ -25542,7 +26515,7 @@
           <w:kern w:val="0"/>
           <w:sz w:val="24"/>
           <w:szCs w:val="24"/>
-          <w:lang w:val="en-US" w:eastAsia="ru-RU"/>
+          <w:lang w:eastAsia="ru-RU"/>
           <w14:ligatures w14:val="none"/>
         </w:rPr>
         <w:t xml:space="preserve"> </w:t>
@@ -25554,7 +26527,7 @@
           <w:kern w:val="0"/>
           <w:sz w:val="24"/>
           <w:szCs w:val="24"/>
-          <w:lang w:val="en-US" w:eastAsia="ru-RU"/>
+          <w:lang w:eastAsia="ru-RU"/>
           <w14:ligatures w14:val="none"/>
         </w:rPr>
         <w:t>&lt;</w:t>
@@ -25566,7 +26539,7 @@
           <w:kern w:val="0"/>
           <w:sz w:val="24"/>
           <w:szCs w:val="24"/>
-          <w:lang w:val="en-US" w:eastAsia="ru-RU"/>
+          <w:lang w:eastAsia="ru-RU"/>
           <w14:ligatures w14:val="none"/>
         </w:rPr>
         <w:t xml:space="preserve"> </w:t>
@@ -25590,7 +26563,7 @@
           <w:kern w:val="0"/>
           <w:sz w:val="24"/>
           <w:szCs w:val="24"/>
-          <w:lang w:val="en-US" w:eastAsia="ru-RU"/>
+          <w:lang w:eastAsia="ru-RU"/>
           <w14:ligatures w14:val="none"/>
         </w:rPr>
         <w:t xml:space="preserve"> </w:t>
@@ -25602,7 +26575,7 @@
           <w:kern w:val="0"/>
           <w:sz w:val="24"/>
           <w:szCs w:val="24"/>
-          <w:lang w:val="en-US" w:eastAsia="ru-RU"/>
+          <w:lang w:eastAsia="ru-RU"/>
           <w14:ligatures w14:val="none"/>
         </w:rPr>
         <w:t>&lt;=</w:t>
@@ -25614,7 +26587,7 @@
           <w:kern w:val="0"/>
           <w:sz w:val="24"/>
           <w:szCs w:val="24"/>
-          <w:lang w:val="en-US" w:eastAsia="ru-RU"/>
+          <w:lang w:eastAsia="ru-RU"/>
           <w14:ligatures w14:val="none"/>
         </w:rPr>
         <w:t xml:space="preserve"> </w:t>
@@ -25626,7 +26599,7 @@
           <w:kern w:val="0"/>
           <w:sz w:val="24"/>
           <w:szCs w:val="24"/>
-          <w:lang w:val="en-US" w:eastAsia="ru-RU"/>
+          <w:lang w:eastAsia="ru-RU"/>
           <w14:ligatures w14:val="none"/>
         </w:rPr>
         <w:t>60</w:t>
@@ -25638,7 +26611,7 @@
           <w:kern w:val="0"/>
           <w:sz w:val="24"/>
           <w:szCs w:val="24"/>
-          <w:lang w:val="en-US" w:eastAsia="ru-RU"/>
+          <w:lang w:eastAsia="ru-RU"/>
           <w14:ligatures w14:val="none"/>
         </w:rPr>
         <w:t>:</w:t>
@@ -25677,7 +26650,7 @@
           <w:kern w:val="0"/>
           <w:sz w:val="24"/>
           <w:szCs w:val="24"/>
-          <w:lang w:val="en-US" w:eastAsia="ru-RU"/>
+          <w:lang w:eastAsia="ru-RU"/>
           <w14:ligatures w14:val="none"/>
         </w:rPr>
         <w:t xml:space="preserve"> </w:t>
@@ -25701,7 +26674,7 @@
           <w:kern w:val="0"/>
           <w:sz w:val="24"/>
           <w:szCs w:val="24"/>
-          <w:lang w:val="en-US" w:eastAsia="ru-RU"/>
+          <w:lang w:eastAsia="ru-RU"/>
           <w14:ligatures w14:val="none"/>
         </w:rPr>
         <w:t xml:space="preserve"> </w:t>
@@ -25815,7 +26788,7 @@
           <w:kern w:val="0"/>
           <w:sz w:val="24"/>
           <w:szCs w:val="24"/>
-          <w:lang w:eastAsia="ru-RU"/>
+          <w:lang w:val="en-US" w:eastAsia="ru-RU"/>
           <w14:ligatures w14:val="none"/>
         </w:rPr>
       </w:pPr>
@@ -25838,7 +26811,7 @@
           <w:kern w:val="0"/>
           <w:sz w:val="24"/>
           <w:szCs w:val="24"/>
-          <w:lang w:eastAsia="ru-RU"/>
+          <w:lang w:val="en-US" w:eastAsia="ru-RU"/>
           <w14:ligatures w14:val="none"/>
         </w:rPr>
         <w:t xml:space="preserve"> </w:t>
@@ -25850,7 +26823,7 @@
           <w:kern w:val="0"/>
           <w:sz w:val="24"/>
           <w:szCs w:val="24"/>
-          <w:lang w:eastAsia="ru-RU"/>
+          <w:lang w:val="en-US" w:eastAsia="ru-RU"/>
           <w14:ligatures w14:val="none"/>
         </w:rPr>
         <w:t>60</w:t>
@@ -25862,7 +26835,7 @@
           <w:kern w:val="0"/>
           <w:sz w:val="24"/>
           <w:szCs w:val="24"/>
-          <w:lang w:eastAsia="ru-RU"/>
+          <w:lang w:val="en-US" w:eastAsia="ru-RU"/>
           <w14:ligatures w14:val="none"/>
         </w:rPr>
         <w:t xml:space="preserve"> </w:t>
@@ -25874,7 +26847,7 @@
           <w:kern w:val="0"/>
           <w:sz w:val="24"/>
           <w:szCs w:val="24"/>
-          <w:lang w:eastAsia="ru-RU"/>
+          <w:lang w:val="en-US" w:eastAsia="ru-RU"/>
           <w14:ligatures w14:val="none"/>
         </w:rPr>
         <w:t>&lt;</w:t>
@@ -25886,7 +26859,7 @@
           <w:kern w:val="0"/>
           <w:sz w:val="24"/>
           <w:szCs w:val="24"/>
-          <w:lang w:eastAsia="ru-RU"/>
+          <w:lang w:val="en-US" w:eastAsia="ru-RU"/>
           <w14:ligatures w14:val="none"/>
         </w:rPr>
         <w:t xml:space="preserve"> </w:t>
@@ -25910,7 +26883,7 @@
           <w:kern w:val="0"/>
           <w:sz w:val="24"/>
           <w:szCs w:val="24"/>
-          <w:lang w:eastAsia="ru-RU"/>
+          <w:lang w:val="en-US" w:eastAsia="ru-RU"/>
           <w14:ligatures w14:val="none"/>
         </w:rPr>
         <w:t xml:space="preserve"> </w:t>
@@ -25922,7 +26895,7 @@
           <w:kern w:val="0"/>
           <w:sz w:val="24"/>
           <w:szCs w:val="24"/>
-          <w:lang w:eastAsia="ru-RU"/>
+          <w:lang w:val="en-US" w:eastAsia="ru-RU"/>
           <w14:ligatures w14:val="none"/>
         </w:rPr>
         <w:t>&lt;=</w:t>
@@ -25934,7 +26907,7 @@
           <w:kern w:val="0"/>
           <w:sz w:val="24"/>
           <w:szCs w:val="24"/>
-          <w:lang w:eastAsia="ru-RU"/>
+          <w:lang w:val="en-US" w:eastAsia="ru-RU"/>
           <w14:ligatures w14:val="none"/>
         </w:rPr>
         <w:t xml:space="preserve"> </w:t>
@@ -25946,7 +26919,7 @@
           <w:kern w:val="0"/>
           <w:sz w:val="24"/>
           <w:szCs w:val="24"/>
-          <w:lang w:eastAsia="ru-RU"/>
+          <w:lang w:val="en-US" w:eastAsia="ru-RU"/>
           <w14:ligatures w14:val="none"/>
         </w:rPr>
         <w:t>64</w:t>
@@ -25958,7 +26931,7 @@
           <w:kern w:val="0"/>
           <w:sz w:val="24"/>
           <w:szCs w:val="24"/>
-          <w:lang w:eastAsia="ru-RU"/>
+          <w:lang w:val="en-US" w:eastAsia="ru-RU"/>
           <w14:ligatures w14:val="none"/>
         </w:rPr>
         <w:t>:</w:t>
@@ -25998,7 +26971,7 @@
           <w:kern w:val="0"/>
           <w:sz w:val="24"/>
           <w:szCs w:val="24"/>
-          <w:lang w:eastAsia="ru-RU"/>
+          <w:lang w:val="en-US" w:eastAsia="ru-RU"/>
           <w14:ligatures w14:val="none"/>
         </w:rPr>
         <w:t xml:space="preserve"> </w:t>
@@ -26022,7 +26995,7 @@
           <w:kern w:val="0"/>
           <w:sz w:val="24"/>
           <w:szCs w:val="24"/>
-          <w:lang w:eastAsia="ru-RU"/>
+          <w:lang w:val="en-US" w:eastAsia="ru-RU"/>
           <w14:ligatures w14:val="none"/>
         </w:rPr>
         <w:t xml:space="preserve"> </w:t>
@@ -27044,12 +28017,730 @@
     </w:p>
     <w:p>
       <w:pPr>
-        <w:spacing w:after="0" w:line="240" w:lineRule="auto"/>
-        <w:jc w:val="both"/>
-        <w:rPr>
-          <w:rFonts w:ascii="Times New Roman" w:hAnsi="Times New Roman" w:cs="Times New Roman"/>
-          <w:sz w:val="28"/>
-          <w:szCs w:val="28"/>
+        <w:shd w:val="clear" w:color="auto" w:fill="24292E"/>
+        <w:spacing w:after="0" w:line="330" w:lineRule="atLeast"/>
+        <w:rPr>
+          <w:rFonts w:ascii="Consolas" w:eastAsia="Times New Roman" w:hAnsi="Consolas" w:cs="Times New Roman"/>
+          <w:color w:val="E1E4E8"/>
+          <w:kern w:val="0"/>
+          <w:sz w:val="24"/>
+          <w:szCs w:val="24"/>
+          <w:lang w:val="en-US" w:eastAsia="ru-RU"/>
+          <w14:ligatures w14:val="none"/>
+        </w:rPr>
+      </w:pPr>
+      <w:r>
+        <w:rPr>
+          <w:rFonts w:ascii="Consolas" w:eastAsia="Times New Roman" w:hAnsi="Consolas" w:cs="Times New Roman"/>
+          <w:color w:val="E1E4E8"/>
+          <w:kern w:val="0"/>
+          <w:sz w:val="24"/>
+          <w:szCs w:val="24"/>
+          <w:lang w:val="en-US" w:eastAsia="ru-RU"/>
+          <w14:ligatures w14:val="none"/>
+        </w:rPr>
+        <w:t xml:space="preserve">a </w:t>
+      </w:r>
+      <w:r>
+        <w:rPr>
+          <w:rFonts w:ascii="Consolas" w:eastAsia="Times New Roman" w:hAnsi="Consolas" w:cs="Times New Roman"/>
+          <w:color w:val="F97583"/>
+          <w:kern w:val="0"/>
+          <w:sz w:val="24"/>
+          <w:szCs w:val="24"/>
+          <w:lang w:val="en-US" w:eastAsia="ru-RU"/>
+          <w14:ligatures w14:val="none"/>
+        </w:rPr>
+        <w:t>=</w:t>
+      </w:r>
+      <w:r>
+        <w:rPr>
+          <w:rFonts w:ascii="Consolas" w:eastAsia="Times New Roman" w:hAnsi="Consolas" w:cs="Times New Roman"/>
+          <w:color w:val="E1E4E8"/>
+          <w:kern w:val="0"/>
+          <w:sz w:val="24"/>
+          <w:szCs w:val="24"/>
+          <w:lang w:val="en-US" w:eastAsia="ru-RU"/>
+          <w14:ligatures w14:val="none"/>
+        </w:rPr>
+        <w:t xml:space="preserve"> </w:t>
+      </w:r>
+      <w:r>
+        <w:rPr>
+          <w:rFonts w:ascii="Consolas" w:eastAsia="Times New Roman" w:hAnsi="Consolas" w:cs="Times New Roman"/>
+          <w:color w:val="B392F0"/>
+          <w:kern w:val="0"/>
+          <w:sz w:val="24"/>
+          <w:szCs w:val="24"/>
+          <w:lang w:val="en-US" w:eastAsia="ru-RU"/>
+          <w14:ligatures w14:val="none"/>
+        </w:rPr>
+        <w:t>int</w:t>
+      </w:r>
+      <w:r>
+        <w:rPr>
+          <w:rFonts w:ascii="Consolas" w:eastAsia="Times New Roman" w:hAnsi="Consolas" w:cs="Times New Roman"/>
+          <w:color w:val="E1E4E8"/>
+          <w:kern w:val="0"/>
+          <w:sz w:val="24"/>
+          <w:szCs w:val="24"/>
+          <w:lang w:val="en-US" w:eastAsia="ru-RU"/>
+          <w14:ligatures w14:val="none"/>
+        </w:rPr>
+        <w:t>(</w:t>
+      </w:r>
+      <w:proofErr w:type="gramStart"/>
+      <w:r>
+        <w:rPr>
+          <w:rFonts w:ascii="Consolas" w:eastAsia="Times New Roman" w:hAnsi="Consolas" w:cs="Times New Roman"/>
+          <w:color w:val="B392F0"/>
+          <w:kern w:val="0"/>
+          <w:sz w:val="24"/>
+          <w:szCs w:val="24"/>
+          <w:lang w:val="en-US" w:eastAsia="ru-RU"/>
+          <w14:ligatures w14:val="none"/>
+        </w:rPr>
+        <w:t>input</w:t>
+      </w:r>
+      <w:r>
+        <w:rPr>
+          <w:rFonts w:ascii="Consolas" w:eastAsia="Times New Roman" w:hAnsi="Consolas" w:cs="Times New Roman"/>
+          <w:color w:val="E1E4E8"/>
+          <w:kern w:val="0"/>
+          <w:sz w:val="24"/>
+          <w:szCs w:val="24"/>
+          <w:lang w:val="en-US" w:eastAsia="ru-RU"/>
+          <w14:ligatures w14:val="none"/>
+        </w:rPr>
+        <w:t>(</w:t>
+      </w:r>
+      <w:proofErr w:type="gramEnd"/>
+      <w:r>
+        <w:rPr>
+          <w:rFonts w:ascii="Consolas" w:eastAsia="Times New Roman" w:hAnsi="Consolas" w:cs="Times New Roman"/>
+          <w:color w:val="E1E4E8"/>
+          <w:kern w:val="0"/>
+          <w:sz w:val="24"/>
+          <w:szCs w:val="24"/>
+          <w:lang w:val="en-US" w:eastAsia="ru-RU"/>
+          <w14:ligatures w14:val="none"/>
+        </w:rPr>
+        <w:t>))</w:t>
+      </w:r>
+    </w:p>
+    <w:p>
+      <w:pPr>
+        <w:shd w:val="clear" w:color="auto" w:fill="24292E"/>
+        <w:spacing w:after="0" w:line="330" w:lineRule="atLeast"/>
+        <w:rPr>
+          <w:rFonts w:ascii="Consolas" w:eastAsia="Times New Roman" w:hAnsi="Consolas" w:cs="Times New Roman"/>
+          <w:color w:val="E1E4E8"/>
+          <w:kern w:val="0"/>
+          <w:sz w:val="24"/>
+          <w:szCs w:val="24"/>
+          <w:lang w:val="en-US" w:eastAsia="ru-RU"/>
+          <w14:ligatures w14:val="none"/>
+        </w:rPr>
+      </w:pPr>
+    </w:p>
+    <w:p>
+      <w:pPr>
+        <w:shd w:val="clear" w:color="auto" w:fill="24292E"/>
+        <w:spacing w:after="0" w:line="330" w:lineRule="atLeast"/>
+        <w:rPr>
+          <w:rFonts w:ascii="Consolas" w:eastAsia="Times New Roman" w:hAnsi="Consolas" w:cs="Times New Roman"/>
+          <w:color w:val="E1E4E8"/>
+          <w:kern w:val="0"/>
+          <w:sz w:val="24"/>
+          <w:szCs w:val="24"/>
+          <w:lang w:val="en-US" w:eastAsia="ru-RU"/>
+          <w14:ligatures w14:val="none"/>
+        </w:rPr>
+      </w:pPr>
+      <w:r>
+        <w:rPr>
+          <w:rFonts w:ascii="Consolas" w:eastAsia="Times New Roman" w:hAnsi="Consolas" w:cs="Times New Roman"/>
+          <w:color w:val="F97583"/>
+          <w:kern w:val="0"/>
+          <w:sz w:val="24"/>
+          <w:szCs w:val="24"/>
+          <w:lang w:val="en-US" w:eastAsia="ru-RU"/>
+          <w14:ligatures w14:val="none"/>
+        </w:rPr>
+        <w:t>if</w:t>
+      </w:r>
+      <w:r>
+        <w:rPr>
+          <w:rFonts w:ascii="Consolas" w:eastAsia="Times New Roman" w:hAnsi="Consolas" w:cs="Times New Roman"/>
+          <w:color w:val="E1E4E8"/>
+          <w:kern w:val="0"/>
+          <w:sz w:val="24"/>
+          <w:szCs w:val="24"/>
+          <w:lang w:val="en-US" w:eastAsia="ru-RU"/>
+          <w14:ligatures w14:val="none"/>
+        </w:rPr>
+        <w:t xml:space="preserve"> month </w:t>
+      </w:r>
+      <w:r>
+        <w:rPr>
+          <w:rFonts w:ascii="Consolas" w:eastAsia="Times New Roman" w:hAnsi="Consolas" w:cs="Times New Roman"/>
+          <w:color w:val="F97583"/>
+          <w:kern w:val="0"/>
+          <w:sz w:val="24"/>
+          <w:szCs w:val="24"/>
+          <w:lang w:val="en-US" w:eastAsia="ru-RU"/>
+          <w14:ligatures w14:val="none"/>
+        </w:rPr>
+        <w:t>==</w:t>
+      </w:r>
+      <w:r>
+        <w:rPr>
+          <w:rFonts w:ascii="Consolas" w:eastAsia="Times New Roman" w:hAnsi="Consolas" w:cs="Times New Roman"/>
+          <w:color w:val="E1E4E8"/>
+          <w:kern w:val="0"/>
+          <w:sz w:val="24"/>
+          <w:szCs w:val="24"/>
+          <w:lang w:val="en-US" w:eastAsia="ru-RU"/>
+          <w14:ligatures w14:val="none"/>
+        </w:rPr>
+        <w:t xml:space="preserve"> </w:t>
+      </w:r>
+      <w:r>
+        <w:rPr>
+          <w:rFonts w:ascii="Consolas" w:eastAsia="Times New Roman" w:hAnsi="Consolas" w:cs="Times New Roman"/>
+          <w:color w:val="79B8FF"/>
+          <w:kern w:val="0"/>
+          <w:sz w:val="24"/>
+          <w:szCs w:val="24"/>
+          <w:lang w:val="en-US" w:eastAsia="ru-RU"/>
+          <w14:ligatures w14:val="none"/>
+        </w:rPr>
+        <w:t>2</w:t>
+      </w:r>
+      <w:r>
+        <w:rPr>
+          <w:rFonts w:ascii="Consolas" w:eastAsia="Times New Roman" w:hAnsi="Consolas" w:cs="Times New Roman"/>
+          <w:color w:val="E1E4E8"/>
+          <w:kern w:val="0"/>
+          <w:sz w:val="24"/>
+          <w:szCs w:val="24"/>
+          <w:lang w:val="en-US" w:eastAsia="ru-RU"/>
+          <w14:ligatures w14:val="none"/>
+        </w:rPr>
+        <w:t>:</w:t>
+      </w:r>
+    </w:p>
+    <w:p>
+      <w:pPr>
+        <w:shd w:val="clear" w:color="auto" w:fill="24292E"/>
+        <w:spacing w:after="0" w:line="330" w:lineRule="atLeast"/>
+        <w:rPr>
+          <w:rFonts w:ascii="Consolas" w:eastAsia="Times New Roman" w:hAnsi="Consolas" w:cs="Times New Roman"/>
+          <w:color w:val="E1E4E8"/>
+          <w:kern w:val="0"/>
+          <w:sz w:val="24"/>
+          <w:szCs w:val="24"/>
+          <w:lang w:val="en-US" w:eastAsia="ru-RU"/>
+          <w14:ligatures w14:val="none"/>
+        </w:rPr>
+      </w:pPr>
+      <w:r>
+        <w:rPr>
+          <w:rFonts w:ascii="Consolas" w:eastAsia="Times New Roman" w:hAnsi="Consolas" w:cs="Times New Roman"/>
+          <w:color w:val="E1E4E8"/>
+          <w:kern w:val="0"/>
+          <w:sz w:val="24"/>
+          <w:szCs w:val="24"/>
+          <w:lang w:val="en-US" w:eastAsia="ru-RU"/>
+          <w14:ligatures w14:val="none"/>
+        </w:rPr>
+        <w:t xml:space="preserve">    days </w:t>
+      </w:r>
+      <w:r>
+        <w:rPr>
+          <w:rFonts w:ascii="Consolas" w:eastAsia="Times New Roman" w:hAnsi="Consolas" w:cs="Times New Roman"/>
+          <w:color w:val="F97583"/>
+          <w:kern w:val="0"/>
+          <w:sz w:val="24"/>
+          <w:szCs w:val="24"/>
+          <w:lang w:val="en-US" w:eastAsia="ru-RU"/>
+          <w14:ligatures w14:val="none"/>
+        </w:rPr>
+        <w:t>=</w:t>
+      </w:r>
+      <w:r>
+        <w:rPr>
+          <w:rFonts w:ascii="Consolas" w:eastAsia="Times New Roman" w:hAnsi="Consolas" w:cs="Times New Roman"/>
+          <w:color w:val="E1E4E8"/>
+          <w:kern w:val="0"/>
+          <w:sz w:val="24"/>
+          <w:szCs w:val="24"/>
+          <w:lang w:val="en-US" w:eastAsia="ru-RU"/>
+          <w14:ligatures w14:val="none"/>
+        </w:rPr>
+        <w:t xml:space="preserve"> </w:t>
+      </w:r>
+      <w:r>
+        <w:rPr>
+          <w:rFonts w:ascii="Consolas" w:eastAsia="Times New Roman" w:hAnsi="Consolas" w:cs="Times New Roman"/>
+          <w:color w:val="79B8FF"/>
+          <w:kern w:val="0"/>
+          <w:sz w:val="24"/>
+          <w:szCs w:val="24"/>
+          <w:lang w:val="en-US" w:eastAsia="ru-RU"/>
+          <w14:ligatures w14:val="none"/>
+        </w:rPr>
+        <w:t>28</w:t>
+      </w:r>
+    </w:p>
+    <w:p>
+      <w:pPr>
+        <w:shd w:val="clear" w:color="auto" w:fill="24292E"/>
+        <w:spacing w:after="0" w:line="330" w:lineRule="atLeast"/>
+        <w:rPr>
+          <w:rFonts w:ascii="Consolas" w:eastAsia="Times New Roman" w:hAnsi="Consolas" w:cs="Times New Roman"/>
+          <w:color w:val="E1E4E8"/>
+          <w:kern w:val="0"/>
+          <w:sz w:val="24"/>
+          <w:szCs w:val="24"/>
+          <w:lang w:val="en-US" w:eastAsia="ru-RU"/>
+          <w14:ligatures w14:val="none"/>
+        </w:rPr>
+      </w:pPr>
+      <w:proofErr w:type="spellStart"/>
+      <w:r>
+        <w:rPr>
+          <w:rFonts w:ascii="Consolas" w:eastAsia="Times New Roman" w:hAnsi="Consolas" w:cs="Times New Roman"/>
+          <w:color w:val="F97583"/>
+          <w:kern w:val="0"/>
+          <w:sz w:val="24"/>
+          <w:szCs w:val="24"/>
+          <w:lang w:val="en-US" w:eastAsia="ru-RU"/>
+          <w14:ligatures w14:val="none"/>
+        </w:rPr>
+        <w:t>elif</w:t>
+      </w:r>
+      <w:proofErr w:type="spellEnd"/>
+      <w:r>
+        <w:rPr>
+          <w:rFonts w:ascii="Consolas" w:eastAsia="Times New Roman" w:hAnsi="Consolas" w:cs="Times New Roman"/>
+          <w:color w:val="E1E4E8"/>
+          <w:kern w:val="0"/>
+          <w:sz w:val="24"/>
+          <w:szCs w:val="24"/>
+          <w:lang w:val="en-US" w:eastAsia="ru-RU"/>
+          <w14:ligatures w14:val="none"/>
+        </w:rPr>
+        <w:t xml:space="preserve"> month </w:t>
+      </w:r>
+      <w:r>
+        <w:rPr>
+          <w:rFonts w:ascii="Consolas" w:eastAsia="Times New Roman" w:hAnsi="Consolas" w:cs="Times New Roman"/>
+          <w:color w:val="F97583"/>
+          <w:kern w:val="0"/>
+          <w:sz w:val="24"/>
+          <w:szCs w:val="24"/>
+          <w:lang w:val="en-US" w:eastAsia="ru-RU"/>
+          <w14:ligatures w14:val="none"/>
+        </w:rPr>
+        <w:t>in</w:t>
+      </w:r>
+      <w:r>
+        <w:rPr>
+          <w:rFonts w:ascii="Consolas" w:eastAsia="Times New Roman" w:hAnsi="Consolas" w:cs="Times New Roman"/>
+          <w:color w:val="E1E4E8"/>
+          <w:kern w:val="0"/>
+          <w:sz w:val="24"/>
+          <w:szCs w:val="24"/>
+          <w:lang w:val="en-US" w:eastAsia="ru-RU"/>
+          <w14:ligatures w14:val="none"/>
+        </w:rPr>
+        <w:t xml:space="preserve"> (</w:t>
+      </w:r>
+      <w:r>
+        <w:rPr>
+          <w:rFonts w:ascii="Consolas" w:eastAsia="Times New Roman" w:hAnsi="Consolas" w:cs="Times New Roman"/>
+          <w:color w:val="79B8FF"/>
+          <w:kern w:val="0"/>
+          <w:sz w:val="24"/>
+          <w:szCs w:val="24"/>
+          <w:lang w:val="en-US" w:eastAsia="ru-RU"/>
+          <w14:ligatures w14:val="none"/>
+        </w:rPr>
+        <w:t>4</w:t>
+      </w:r>
+      <w:r>
+        <w:rPr>
+          <w:rFonts w:ascii="Consolas" w:eastAsia="Times New Roman" w:hAnsi="Consolas" w:cs="Times New Roman"/>
+          <w:color w:val="E1E4E8"/>
+          <w:kern w:val="0"/>
+          <w:sz w:val="24"/>
+          <w:szCs w:val="24"/>
+          <w:lang w:val="en-US" w:eastAsia="ru-RU"/>
+          <w14:ligatures w14:val="none"/>
+        </w:rPr>
+        <w:t xml:space="preserve">, </w:t>
+      </w:r>
+      <w:r>
+        <w:rPr>
+          <w:rFonts w:ascii="Consolas" w:eastAsia="Times New Roman" w:hAnsi="Consolas" w:cs="Times New Roman"/>
+          <w:color w:val="79B8FF"/>
+          <w:kern w:val="0"/>
+          <w:sz w:val="24"/>
+          <w:szCs w:val="24"/>
+          <w:lang w:val="en-US" w:eastAsia="ru-RU"/>
+          <w14:ligatures w14:val="none"/>
+        </w:rPr>
+        <w:t>6</w:t>
+      </w:r>
+      <w:r>
+        <w:rPr>
+          <w:rFonts w:ascii="Consolas" w:eastAsia="Times New Roman" w:hAnsi="Consolas" w:cs="Times New Roman"/>
+          <w:color w:val="E1E4E8"/>
+          <w:kern w:val="0"/>
+          <w:sz w:val="24"/>
+          <w:szCs w:val="24"/>
+          <w:lang w:val="en-US" w:eastAsia="ru-RU"/>
+          <w14:ligatures w14:val="none"/>
+        </w:rPr>
+        <w:t xml:space="preserve">, </w:t>
+      </w:r>
+      <w:r>
+        <w:rPr>
+          <w:rFonts w:ascii="Consolas" w:eastAsia="Times New Roman" w:hAnsi="Consolas" w:cs="Times New Roman"/>
+          <w:color w:val="79B8FF"/>
+          <w:kern w:val="0"/>
+          <w:sz w:val="24"/>
+          <w:szCs w:val="24"/>
+          <w:lang w:val="en-US" w:eastAsia="ru-RU"/>
+          <w14:ligatures w14:val="none"/>
+        </w:rPr>
+        <w:t>9</w:t>
+      </w:r>
+      <w:r>
+        <w:rPr>
+          <w:rFonts w:ascii="Consolas" w:eastAsia="Times New Roman" w:hAnsi="Consolas" w:cs="Times New Roman"/>
+          <w:color w:val="E1E4E8"/>
+          <w:kern w:val="0"/>
+          <w:sz w:val="24"/>
+          <w:szCs w:val="24"/>
+          <w:lang w:val="en-US" w:eastAsia="ru-RU"/>
+          <w14:ligatures w14:val="none"/>
+        </w:rPr>
+        <w:t xml:space="preserve">, </w:t>
+      </w:r>
+      <w:r>
+        <w:rPr>
+          <w:rFonts w:ascii="Consolas" w:eastAsia="Times New Roman" w:hAnsi="Consolas" w:cs="Times New Roman"/>
+          <w:color w:val="79B8FF"/>
+          <w:kern w:val="0"/>
+          <w:sz w:val="24"/>
+          <w:szCs w:val="24"/>
+          <w:lang w:val="en-US" w:eastAsia="ru-RU"/>
+          <w14:ligatures w14:val="none"/>
+        </w:rPr>
+        <w:t>11</w:t>
+      </w:r>
+      <w:r>
+        <w:rPr>
+          <w:rFonts w:ascii="Consolas" w:eastAsia="Times New Roman" w:hAnsi="Consolas" w:cs="Times New Roman"/>
+          <w:color w:val="E1E4E8"/>
+          <w:kern w:val="0"/>
+          <w:sz w:val="24"/>
+          <w:szCs w:val="24"/>
+          <w:lang w:val="en-US" w:eastAsia="ru-RU"/>
+          <w14:ligatures w14:val="none"/>
+        </w:rPr>
+        <w:t>):</w:t>
+      </w:r>
+    </w:p>
+    <w:p>
+      <w:pPr>
+        <w:shd w:val="clear" w:color="auto" w:fill="24292E"/>
+        <w:spacing w:after="0" w:line="330" w:lineRule="atLeast"/>
+        <w:rPr>
+          <w:rFonts w:ascii="Consolas" w:eastAsia="Times New Roman" w:hAnsi="Consolas" w:cs="Times New Roman"/>
+          <w:color w:val="E1E4E8"/>
+          <w:kern w:val="0"/>
+          <w:sz w:val="24"/>
+          <w:szCs w:val="24"/>
+          <w:lang w:val="en-US" w:eastAsia="ru-RU"/>
+          <w14:ligatures w14:val="none"/>
+        </w:rPr>
+      </w:pPr>
+      <w:r>
+        <w:rPr>
+          <w:rFonts w:ascii="Consolas" w:eastAsia="Times New Roman" w:hAnsi="Consolas" w:cs="Times New Roman"/>
+          <w:color w:val="E1E4E8"/>
+          <w:kern w:val="0"/>
+          <w:sz w:val="24"/>
+          <w:szCs w:val="24"/>
+          <w:lang w:val="en-US" w:eastAsia="ru-RU"/>
+          <w14:ligatures w14:val="none"/>
+        </w:rPr>
+        <w:t xml:space="preserve">    days </w:t>
+      </w:r>
+      <w:r>
+        <w:rPr>
+          <w:rFonts w:ascii="Consolas" w:eastAsia="Times New Roman" w:hAnsi="Consolas" w:cs="Times New Roman"/>
+          <w:color w:val="F97583"/>
+          <w:kern w:val="0"/>
+          <w:sz w:val="24"/>
+          <w:szCs w:val="24"/>
+          <w:lang w:val="en-US" w:eastAsia="ru-RU"/>
+          <w14:ligatures w14:val="none"/>
+        </w:rPr>
+        <w:t>=</w:t>
+      </w:r>
+      <w:r>
+        <w:rPr>
+          <w:rFonts w:ascii="Consolas" w:eastAsia="Times New Roman" w:hAnsi="Consolas" w:cs="Times New Roman"/>
+          <w:color w:val="E1E4E8"/>
+          <w:kern w:val="0"/>
+          <w:sz w:val="24"/>
+          <w:szCs w:val="24"/>
+          <w:lang w:val="en-US" w:eastAsia="ru-RU"/>
+          <w14:ligatures w14:val="none"/>
+        </w:rPr>
+        <w:t xml:space="preserve"> </w:t>
+      </w:r>
+      <w:r>
+        <w:rPr>
+          <w:rFonts w:ascii="Consolas" w:eastAsia="Times New Roman" w:hAnsi="Consolas" w:cs="Times New Roman"/>
+          <w:color w:val="79B8FF"/>
+          <w:kern w:val="0"/>
+          <w:sz w:val="24"/>
+          <w:szCs w:val="24"/>
+          <w:lang w:val="en-US" w:eastAsia="ru-RU"/>
+          <w14:ligatures w14:val="none"/>
+        </w:rPr>
+        <w:t>30</w:t>
+      </w:r>
+    </w:p>
+    <w:p>
+      <w:pPr>
+        <w:shd w:val="clear" w:color="auto" w:fill="24292E"/>
+        <w:spacing w:after="0" w:line="330" w:lineRule="atLeast"/>
+        <w:rPr>
+          <w:rFonts w:ascii="Consolas" w:eastAsia="Times New Roman" w:hAnsi="Consolas" w:cs="Times New Roman"/>
+          <w:color w:val="E1E4E8"/>
+          <w:kern w:val="0"/>
+          <w:sz w:val="24"/>
+          <w:szCs w:val="24"/>
+          <w:lang w:eastAsia="ru-RU"/>
+          <w14:ligatures w14:val="none"/>
+        </w:rPr>
+      </w:pPr>
+      <w:proofErr w:type="spellStart"/>
+      <w:r>
+        <w:rPr>
+          <w:rFonts w:ascii="Consolas" w:eastAsia="Times New Roman" w:hAnsi="Consolas" w:cs="Times New Roman"/>
+          <w:color w:val="F97583"/>
+          <w:kern w:val="0"/>
+          <w:sz w:val="24"/>
+          <w:szCs w:val="24"/>
+          <w:lang w:eastAsia="ru-RU"/>
+          <w14:ligatures w14:val="none"/>
+        </w:rPr>
+        <w:t>else</w:t>
+      </w:r>
+      <w:proofErr w:type="spellEnd"/>
+      <w:r>
+        <w:rPr>
+          <w:rFonts w:ascii="Consolas" w:eastAsia="Times New Roman" w:hAnsi="Consolas" w:cs="Times New Roman"/>
+          <w:color w:val="E1E4E8"/>
+          <w:kern w:val="0"/>
+          <w:sz w:val="24"/>
+          <w:szCs w:val="24"/>
+          <w:lang w:eastAsia="ru-RU"/>
+          <w14:ligatures w14:val="none"/>
+        </w:rPr>
+        <w:t>:</w:t>
+      </w:r>
+    </w:p>
+    <w:p>
+      <w:pPr>
+        <w:shd w:val="clear" w:color="auto" w:fill="24292E"/>
+        <w:spacing w:after="0" w:line="330" w:lineRule="atLeast"/>
+        <w:rPr>
+          <w:rFonts w:ascii="Consolas" w:eastAsia="Times New Roman" w:hAnsi="Consolas" w:cs="Times New Roman"/>
+          <w:color w:val="E1E4E8"/>
+          <w:kern w:val="0"/>
+          <w:sz w:val="24"/>
+          <w:szCs w:val="24"/>
+          <w:lang w:eastAsia="ru-RU"/>
+          <w14:ligatures w14:val="none"/>
+        </w:rPr>
+      </w:pPr>
+      <w:r>
+        <w:rPr>
+          <w:rFonts w:ascii="Consolas" w:eastAsia="Times New Roman" w:hAnsi="Consolas" w:cs="Times New Roman"/>
+          <w:color w:val="E1E4E8"/>
+          <w:kern w:val="0"/>
+          <w:sz w:val="24"/>
+          <w:szCs w:val="24"/>
+          <w:lang w:eastAsia="ru-RU"/>
+          <w14:ligatures w14:val="none"/>
+        </w:rPr>
+        <w:t xml:space="preserve">    </w:t>
+      </w:r>
+      <w:proofErr w:type="spellStart"/>
+      <w:r>
+        <w:rPr>
+          <w:rFonts w:ascii="Consolas" w:eastAsia="Times New Roman" w:hAnsi="Consolas" w:cs="Times New Roman"/>
+          <w:color w:val="E1E4E8"/>
+          <w:kern w:val="0"/>
+          <w:sz w:val="24"/>
+          <w:szCs w:val="24"/>
+          <w:lang w:eastAsia="ru-RU"/>
+          <w14:ligatures w14:val="none"/>
+        </w:rPr>
+        <w:t>days</w:t>
+      </w:r>
+      <w:proofErr w:type="spellEnd"/>
+      <w:r>
+        <w:rPr>
+          <w:rFonts w:ascii="Consolas" w:eastAsia="Times New Roman" w:hAnsi="Consolas" w:cs="Times New Roman"/>
+          <w:color w:val="E1E4E8"/>
+          <w:kern w:val="0"/>
+          <w:sz w:val="24"/>
+          <w:szCs w:val="24"/>
+          <w:lang w:eastAsia="ru-RU"/>
+          <w14:ligatures w14:val="none"/>
+        </w:rPr>
+        <w:t xml:space="preserve"> </w:t>
+      </w:r>
+      <w:r>
+        <w:rPr>
+          <w:rFonts w:ascii="Consolas" w:eastAsia="Times New Roman" w:hAnsi="Consolas" w:cs="Times New Roman"/>
+          <w:color w:val="F97583"/>
+          <w:kern w:val="0"/>
+          <w:sz w:val="24"/>
+          <w:szCs w:val="24"/>
+          <w:lang w:eastAsia="ru-RU"/>
+          <w14:ligatures w14:val="none"/>
+        </w:rPr>
+        <w:t>=</w:t>
+      </w:r>
+      <w:r>
+        <w:rPr>
+          <w:rFonts w:ascii="Consolas" w:eastAsia="Times New Roman" w:hAnsi="Consolas" w:cs="Times New Roman"/>
+          <w:color w:val="E1E4E8"/>
+          <w:kern w:val="0"/>
+          <w:sz w:val="24"/>
+          <w:szCs w:val="24"/>
+          <w:lang w:eastAsia="ru-RU"/>
+          <w14:ligatures w14:val="none"/>
+        </w:rPr>
+        <w:t xml:space="preserve"> </w:t>
+      </w:r>
+      <w:r>
+        <w:rPr>
+          <w:rFonts w:ascii="Consolas" w:eastAsia="Times New Roman" w:hAnsi="Consolas" w:cs="Times New Roman"/>
+          <w:color w:val="79B8FF"/>
+          <w:kern w:val="0"/>
+          <w:sz w:val="24"/>
+          <w:szCs w:val="24"/>
+          <w:lang w:eastAsia="ru-RU"/>
+          <w14:ligatures w14:val="none"/>
+        </w:rPr>
+        <w:t>31</w:t>
+      </w:r>
+    </w:p>
+    <w:p>
+      <w:pPr>
+        <w:shd w:val="clear" w:color="auto" w:fill="24292E"/>
+        <w:spacing w:after="0" w:line="330" w:lineRule="atLeast"/>
+        <w:rPr>
+          <w:rFonts w:ascii="Consolas" w:eastAsia="Times New Roman" w:hAnsi="Consolas" w:cs="Times New Roman"/>
+          <w:color w:val="E1E4E8"/>
+          <w:kern w:val="0"/>
+          <w:sz w:val="24"/>
+          <w:szCs w:val="24"/>
+          <w:lang w:eastAsia="ru-RU"/>
+          <w14:ligatures w14:val="none"/>
+        </w:rPr>
+      </w:pPr>
+    </w:p>
+    <w:p>
+      <w:pPr>
+        <w:shd w:val="clear" w:color="auto" w:fill="24292E"/>
+        <w:spacing w:after="0" w:line="330" w:lineRule="atLeast"/>
+        <w:rPr>
+          <w:rFonts w:ascii="Consolas" w:eastAsia="Times New Roman" w:hAnsi="Consolas" w:cs="Times New Roman"/>
+          <w:color w:val="E1E4E8"/>
+          <w:kern w:val="0"/>
+          <w:sz w:val="24"/>
+          <w:szCs w:val="24"/>
+          <w:lang w:eastAsia="ru-RU"/>
+          <w14:ligatures w14:val="none"/>
+        </w:rPr>
+      </w:pPr>
+      <w:proofErr w:type="spellStart"/>
+      <w:r>
+        <w:rPr>
+          <w:rFonts w:ascii="Consolas" w:eastAsia="Times New Roman" w:hAnsi="Consolas" w:cs="Times New Roman"/>
+          <w:color w:val="B392F0"/>
+          <w:kern w:val="0"/>
+          <w:sz w:val="24"/>
+          <w:szCs w:val="24"/>
+          <w:lang w:eastAsia="ru-RU"/>
+          <w14:ligatures w14:val="none"/>
+        </w:rPr>
+        <w:t>print</w:t>
+      </w:r>
+      <w:proofErr w:type="spellEnd"/>
+      <w:r>
+        <w:rPr>
+          <w:rFonts w:ascii="Consolas" w:eastAsia="Times New Roman" w:hAnsi="Consolas" w:cs="Times New Roman"/>
+          <w:color w:val="E1E4E8"/>
+          <w:kern w:val="0"/>
+          <w:sz w:val="24"/>
+          <w:szCs w:val="24"/>
+          <w:lang w:eastAsia="ru-RU"/>
+          <w14:ligatures w14:val="none"/>
+        </w:rPr>
+        <w:t>(</w:t>
+      </w:r>
+      <w:proofErr w:type="spellStart"/>
+      <w:r>
+        <w:rPr>
+          <w:rFonts w:ascii="Consolas" w:eastAsia="Times New Roman" w:hAnsi="Consolas" w:cs="Times New Roman"/>
+          <w:color w:val="E1E4E8"/>
+          <w:kern w:val="0"/>
+          <w:sz w:val="24"/>
+          <w:szCs w:val="24"/>
+          <w:lang w:eastAsia="ru-RU"/>
+          <w14:ligatures w14:val="none"/>
+        </w:rPr>
+        <w:t>days</w:t>
+      </w:r>
+      <w:proofErr w:type="spellEnd"/>
+      <w:r>
+        <w:rPr>
+          <w:rFonts w:ascii="Consolas" w:eastAsia="Times New Roman" w:hAnsi="Consolas" w:cs="Times New Roman"/>
+          <w:color w:val="E1E4E8"/>
+          <w:kern w:val="0"/>
+          <w:sz w:val="24"/>
+          <w:szCs w:val="24"/>
+          <w:lang w:eastAsia="ru-RU"/>
+          <w14:ligatures w14:val="none"/>
+        </w:rPr>
+        <w:t>)</w:t>
+      </w:r>
+    </w:p>
+    <w:p>
+      <w:pPr>
+        <w:shd w:val="clear" w:color="auto" w:fill="24292E"/>
+        <w:spacing w:after="0" w:line="330" w:lineRule="atLeast"/>
+        <w:rPr>
+          <w:rFonts w:ascii="Consolas" w:eastAsia="Times New Roman" w:hAnsi="Consolas" w:cs="Times New Roman"/>
+          <w:color w:val="E1E4E8"/>
+          <w:kern w:val="0"/>
+          <w:sz w:val="24"/>
+          <w:szCs w:val="24"/>
+          <w:lang w:eastAsia="ru-RU"/>
+          <w14:ligatures w14:val="none"/>
         </w:rPr>
       </w:pPr>
     </w:p>
@@ -27061,1404 +28752,7 @@
           <w:rFonts w:ascii="Times New Roman" w:hAnsi="Times New Roman" w:cs="Times New Roman"/>
           <w:sz w:val="28"/>
           <w:szCs w:val="28"/>
-        </w:rPr>
-      </w:pPr>
-      <w:r>
-        <w:rPr>
-          <w:rFonts w:ascii="Times New Roman" w:hAnsi="Times New Roman" w:cs="Times New Roman"/>
-          <w:sz w:val="28"/>
-          <w:szCs w:val="28"/>
-        </w:rPr>
-        <w:t>23</w:t>
-      </w:r>
-    </w:p>
-    <w:p>
-      <w:pPr>
-        <w:spacing w:after="0" w:line="240" w:lineRule="auto"/>
-        <w:jc w:val="both"/>
-        <w:rPr>
-          <w:rFonts w:ascii="Times New Roman" w:hAnsi="Times New Roman" w:cs="Times New Roman"/>
-          <w:sz w:val="28"/>
-          <w:szCs w:val="28"/>
-        </w:rPr>
-      </w:pPr>
-      <w:r>
-        <w:rPr>
-          <w:rFonts w:ascii="Times New Roman" w:hAnsi="Times New Roman" w:cs="Times New Roman"/>
-          <w:sz w:val="28"/>
-          <w:szCs w:val="28"/>
-        </w:rPr>
-        <w:t>Мастям</w:t>
-      </w:r>
-      <w:r>
-        <w:rPr>
-          <w:rFonts w:ascii="Times New Roman" w:hAnsi="Times New Roman" w:cs="Times New Roman"/>
-          <w:sz w:val="28"/>
-          <w:szCs w:val="28"/>
-        </w:rPr>
-        <w:t xml:space="preserve"> </w:t>
-      </w:r>
-      <w:r>
-        <w:rPr>
-          <w:rFonts w:ascii="Times New Roman" w:hAnsi="Times New Roman" w:cs="Times New Roman"/>
-          <w:sz w:val="28"/>
-          <w:szCs w:val="28"/>
-        </w:rPr>
-        <w:t>игральных</w:t>
-      </w:r>
-      <w:r>
-        <w:rPr>
-          <w:rFonts w:ascii="Times New Roman" w:hAnsi="Times New Roman" w:cs="Times New Roman"/>
-          <w:sz w:val="28"/>
-          <w:szCs w:val="28"/>
-        </w:rPr>
-        <w:t xml:space="preserve"> </w:t>
-      </w:r>
-      <w:r>
-        <w:rPr>
-          <w:rFonts w:ascii="Times New Roman" w:hAnsi="Times New Roman" w:cs="Times New Roman"/>
-          <w:sz w:val="28"/>
-          <w:szCs w:val="28"/>
-        </w:rPr>
-        <w:t>карт</w:t>
-      </w:r>
-      <w:r>
-        <w:rPr>
-          <w:rFonts w:ascii="Times New Roman" w:hAnsi="Times New Roman" w:cs="Times New Roman"/>
-          <w:sz w:val="28"/>
-          <w:szCs w:val="28"/>
-        </w:rPr>
-        <w:t xml:space="preserve"> </w:t>
-      </w:r>
-      <w:r>
-        <w:rPr>
-          <w:rFonts w:ascii="Times New Roman" w:hAnsi="Times New Roman" w:cs="Times New Roman"/>
-          <w:sz w:val="28"/>
-          <w:szCs w:val="28"/>
-        </w:rPr>
-        <w:t>условно</w:t>
-      </w:r>
-      <w:r>
-        <w:rPr>
-          <w:rFonts w:ascii="Times New Roman" w:hAnsi="Times New Roman" w:cs="Times New Roman"/>
-          <w:sz w:val="28"/>
-          <w:szCs w:val="28"/>
-        </w:rPr>
-        <w:t xml:space="preserve"> </w:t>
-      </w:r>
-      <w:r>
-        <w:rPr>
-          <w:rFonts w:ascii="Times New Roman" w:hAnsi="Times New Roman" w:cs="Times New Roman"/>
-          <w:sz w:val="28"/>
-          <w:szCs w:val="28"/>
-        </w:rPr>
-        <w:t>присвоены</w:t>
-      </w:r>
-      <w:r>
-        <w:rPr>
-          <w:rFonts w:ascii="Times New Roman" w:hAnsi="Times New Roman" w:cs="Times New Roman"/>
-          <w:sz w:val="28"/>
-          <w:szCs w:val="28"/>
-        </w:rPr>
-        <w:t xml:space="preserve"> </w:t>
-      </w:r>
-      <w:r>
-        <w:rPr>
-          <w:rFonts w:ascii="Times New Roman" w:hAnsi="Times New Roman" w:cs="Times New Roman"/>
-          <w:sz w:val="28"/>
-          <w:szCs w:val="28"/>
-        </w:rPr>
-        <w:t>следующие</w:t>
-      </w:r>
-      <w:r>
-        <w:rPr>
-          <w:rFonts w:ascii="Times New Roman" w:hAnsi="Times New Roman" w:cs="Times New Roman"/>
-          <w:sz w:val="28"/>
-          <w:szCs w:val="28"/>
-        </w:rPr>
-        <w:t xml:space="preserve"> </w:t>
-      </w:r>
-      <w:r>
-        <w:rPr>
-          <w:rFonts w:ascii="Times New Roman" w:hAnsi="Times New Roman" w:cs="Times New Roman"/>
-          <w:sz w:val="28"/>
-          <w:szCs w:val="28"/>
-        </w:rPr>
-        <w:t>порядковые</w:t>
-      </w:r>
-      <w:r>
-        <w:rPr>
-          <w:rFonts w:ascii="Times New Roman" w:hAnsi="Times New Roman" w:cs="Times New Roman"/>
-          <w:sz w:val="28"/>
-          <w:szCs w:val="28"/>
-        </w:rPr>
-        <w:t xml:space="preserve"> </w:t>
-      </w:r>
-      <w:r>
-        <w:rPr>
-          <w:rFonts w:ascii="Times New Roman" w:hAnsi="Times New Roman" w:cs="Times New Roman"/>
-          <w:sz w:val="28"/>
-          <w:szCs w:val="28"/>
-        </w:rPr>
-        <w:t>номера:</w:t>
-      </w:r>
-      <w:r>
-        <w:rPr>
-          <w:rFonts w:ascii="Times New Roman" w:hAnsi="Times New Roman" w:cs="Times New Roman"/>
-          <w:sz w:val="28"/>
-          <w:szCs w:val="28"/>
-        </w:rPr>
-        <w:t xml:space="preserve"> </w:t>
-      </w:r>
-      <w:r>
-        <w:rPr>
-          <w:rFonts w:ascii="Times New Roman" w:hAnsi="Times New Roman" w:cs="Times New Roman"/>
-          <w:sz w:val="28"/>
-          <w:szCs w:val="28"/>
-        </w:rPr>
-        <w:t>масти</w:t>
-      </w:r>
-      <w:r>
-        <w:rPr>
-          <w:rFonts w:ascii="Times New Roman" w:hAnsi="Times New Roman" w:cs="Times New Roman"/>
-          <w:sz w:val="28"/>
-          <w:szCs w:val="28"/>
-        </w:rPr>
-        <w:t xml:space="preserve"> </w:t>
-      </w:r>
-      <w:r>
-        <w:rPr>
-          <w:rFonts w:ascii="Times New Roman" w:hAnsi="Times New Roman" w:cs="Times New Roman"/>
-          <w:sz w:val="28"/>
-          <w:szCs w:val="28"/>
-        </w:rPr>
-        <w:t>«пики»–</w:t>
-      </w:r>
-      <w:r>
-        <w:rPr>
-          <w:rFonts w:ascii="Times New Roman" w:hAnsi="Times New Roman" w:cs="Times New Roman"/>
-          <w:sz w:val="28"/>
-          <w:szCs w:val="28"/>
-        </w:rPr>
-        <w:t xml:space="preserve"> </w:t>
-      </w:r>
-      <w:r>
-        <w:rPr>
-          <w:rFonts w:ascii="Times New Roman" w:hAnsi="Times New Roman" w:cs="Times New Roman"/>
-          <w:sz w:val="28"/>
-          <w:szCs w:val="28"/>
-        </w:rPr>
-        <w:t>1,</w:t>
-      </w:r>
-      <w:r>
-        <w:rPr>
-          <w:rFonts w:ascii="Times New Roman" w:hAnsi="Times New Roman" w:cs="Times New Roman"/>
-          <w:sz w:val="28"/>
-          <w:szCs w:val="28"/>
-        </w:rPr>
-        <w:t xml:space="preserve"> </w:t>
-      </w:r>
-      <w:r>
-        <w:rPr>
-          <w:rFonts w:ascii="Times New Roman" w:hAnsi="Times New Roman" w:cs="Times New Roman"/>
-          <w:sz w:val="28"/>
-          <w:szCs w:val="28"/>
-        </w:rPr>
-        <w:t>масти</w:t>
-      </w:r>
-      <w:r>
-        <w:rPr>
-          <w:rFonts w:ascii="Times New Roman" w:hAnsi="Times New Roman" w:cs="Times New Roman"/>
-          <w:sz w:val="28"/>
-          <w:szCs w:val="28"/>
-        </w:rPr>
-        <w:t xml:space="preserve"> </w:t>
-      </w:r>
-      <w:r>
-        <w:rPr>
-          <w:rFonts w:ascii="Times New Roman" w:hAnsi="Times New Roman" w:cs="Times New Roman"/>
-          <w:sz w:val="28"/>
-          <w:szCs w:val="28"/>
-        </w:rPr>
-        <w:t>«трефы»–</w:t>
-      </w:r>
-      <w:r>
-        <w:rPr>
-          <w:rFonts w:ascii="Times New Roman" w:hAnsi="Times New Roman" w:cs="Times New Roman"/>
-          <w:sz w:val="28"/>
-          <w:szCs w:val="28"/>
-        </w:rPr>
-        <w:t xml:space="preserve"> </w:t>
-      </w:r>
-      <w:r>
-        <w:rPr>
-          <w:rFonts w:ascii="Times New Roman" w:hAnsi="Times New Roman" w:cs="Times New Roman"/>
-          <w:sz w:val="28"/>
-          <w:szCs w:val="28"/>
-        </w:rPr>
-        <w:t>2,</w:t>
-      </w:r>
-      <w:r>
-        <w:rPr>
-          <w:rFonts w:ascii="Times New Roman" w:hAnsi="Times New Roman" w:cs="Times New Roman"/>
-          <w:sz w:val="28"/>
-          <w:szCs w:val="28"/>
-        </w:rPr>
-        <w:t xml:space="preserve"> </w:t>
-      </w:r>
-      <w:r>
-        <w:rPr>
-          <w:rFonts w:ascii="Times New Roman" w:hAnsi="Times New Roman" w:cs="Times New Roman"/>
-          <w:sz w:val="28"/>
-          <w:szCs w:val="28"/>
-        </w:rPr>
-        <w:t>масти</w:t>
-      </w:r>
-      <w:r>
-        <w:rPr>
-          <w:rFonts w:ascii="Times New Roman" w:hAnsi="Times New Roman" w:cs="Times New Roman"/>
-          <w:sz w:val="28"/>
-          <w:szCs w:val="28"/>
-        </w:rPr>
-        <w:t xml:space="preserve"> </w:t>
-      </w:r>
-      <w:r>
-        <w:rPr>
-          <w:rFonts w:ascii="Times New Roman" w:hAnsi="Times New Roman" w:cs="Times New Roman"/>
-          <w:sz w:val="28"/>
-          <w:szCs w:val="28"/>
-        </w:rPr>
-        <w:t>«бубны»</w:t>
-      </w:r>
-      <w:r>
-        <w:rPr>
-          <w:rFonts w:ascii="Times New Roman" w:hAnsi="Times New Roman" w:cs="Times New Roman"/>
-          <w:sz w:val="28"/>
-          <w:szCs w:val="28"/>
-        </w:rPr>
-        <w:t xml:space="preserve"> </w:t>
-      </w:r>
-      <w:r>
-        <w:rPr>
-          <w:rFonts w:ascii="Times New Roman" w:hAnsi="Times New Roman" w:cs="Times New Roman"/>
-          <w:sz w:val="28"/>
-          <w:szCs w:val="28"/>
-        </w:rPr>
-        <w:t>–</w:t>
-      </w:r>
-      <w:r>
-        <w:rPr>
-          <w:rFonts w:ascii="Times New Roman" w:hAnsi="Times New Roman" w:cs="Times New Roman"/>
-          <w:sz w:val="28"/>
-          <w:szCs w:val="28"/>
-        </w:rPr>
-        <w:t xml:space="preserve"> </w:t>
-      </w:r>
-      <w:r>
-        <w:rPr>
-          <w:rFonts w:ascii="Times New Roman" w:hAnsi="Times New Roman" w:cs="Times New Roman"/>
-          <w:sz w:val="28"/>
-          <w:szCs w:val="28"/>
-        </w:rPr>
-        <w:t>3,</w:t>
-      </w:r>
-      <w:r>
-        <w:rPr>
-          <w:rFonts w:ascii="Times New Roman" w:hAnsi="Times New Roman" w:cs="Times New Roman"/>
-          <w:sz w:val="28"/>
-          <w:szCs w:val="28"/>
-        </w:rPr>
-        <w:t xml:space="preserve"> </w:t>
-      </w:r>
-      <w:r>
-        <w:rPr>
-          <w:rFonts w:ascii="Times New Roman" w:hAnsi="Times New Roman" w:cs="Times New Roman"/>
-          <w:sz w:val="28"/>
-          <w:szCs w:val="28"/>
-        </w:rPr>
-        <w:t>масти</w:t>
-      </w:r>
-      <w:r>
-        <w:rPr>
-          <w:rFonts w:ascii="Times New Roman" w:hAnsi="Times New Roman" w:cs="Times New Roman"/>
-          <w:sz w:val="28"/>
-          <w:szCs w:val="28"/>
-        </w:rPr>
-        <w:t xml:space="preserve"> </w:t>
-      </w:r>
-      <w:r>
-        <w:rPr>
-          <w:rFonts w:ascii="Times New Roman" w:hAnsi="Times New Roman" w:cs="Times New Roman"/>
-          <w:sz w:val="28"/>
-          <w:szCs w:val="28"/>
-        </w:rPr>
-        <w:t>«червы»–</w:t>
-      </w:r>
-      <w:r>
-        <w:rPr>
-          <w:rFonts w:ascii="Times New Roman" w:hAnsi="Times New Roman" w:cs="Times New Roman"/>
-          <w:sz w:val="28"/>
-          <w:szCs w:val="28"/>
-        </w:rPr>
-        <w:t xml:space="preserve"> </w:t>
-      </w:r>
-      <w:r>
-        <w:rPr>
-          <w:rFonts w:ascii="Times New Roman" w:hAnsi="Times New Roman" w:cs="Times New Roman"/>
-          <w:sz w:val="28"/>
-          <w:szCs w:val="28"/>
-        </w:rPr>
-        <w:t>4,</w:t>
-      </w:r>
-      <w:r>
-        <w:rPr>
-          <w:rFonts w:ascii="Times New Roman" w:hAnsi="Times New Roman" w:cs="Times New Roman"/>
-          <w:sz w:val="28"/>
-          <w:szCs w:val="28"/>
-        </w:rPr>
-        <w:t xml:space="preserve"> </w:t>
-      </w:r>
-      <w:r>
-        <w:rPr>
-          <w:rFonts w:ascii="Times New Roman" w:hAnsi="Times New Roman" w:cs="Times New Roman"/>
-          <w:sz w:val="28"/>
-          <w:szCs w:val="28"/>
-        </w:rPr>
-        <w:t>а</w:t>
-      </w:r>
-      <w:r>
-        <w:rPr>
-          <w:rFonts w:ascii="Times New Roman" w:hAnsi="Times New Roman" w:cs="Times New Roman"/>
-          <w:sz w:val="28"/>
-          <w:szCs w:val="28"/>
-        </w:rPr>
-        <w:t xml:space="preserve"> </w:t>
-      </w:r>
-      <w:r>
-        <w:rPr>
-          <w:rFonts w:ascii="Times New Roman" w:hAnsi="Times New Roman" w:cs="Times New Roman"/>
-          <w:sz w:val="28"/>
-          <w:szCs w:val="28"/>
-        </w:rPr>
-        <w:t>достоинству</w:t>
-      </w:r>
-      <w:r>
-        <w:rPr>
-          <w:rFonts w:ascii="Times New Roman" w:hAnsi="Times New Roman" w:cs="Times New Roman"/>
-          <w:sz w:val="28"/>
-          <w:szCs w:val="28"/>
-        </w:rPr>
-        <w:t xml:space="preserve"> </w:t>
-      </w:r>
-      <w:r>
-        <w:rPr>
-          <w:rFonts w:ascii="Times New Roman" w:hAnsi="Times New Roman" w:cs="Times New Roman"/>
-          <w:sz w:val="28"/>
-          <w:szCs w:val="28"/>
-        </w:rPr>
-        <w:t>карт:</w:t>
-      </w:r>
-      <w:r>
-        <w:rPr>
-          <w:rFonts w:ascii="Times New Roman" w:hAnsi="Times New Roman" w:cs="Times New Roman"/>
-          <w:sz w:val="28"/>
-          <w:szCs w:val="28"/>
-        </w:rPr>
-        <w:t xml:space="preserve"> </w:t>
-      </w:r>
-      <w:r>
-        <w:rPr>
-          <w:rFonts w:ascii="Times New Roman" w:hAnsi="Times New Roman" w:cs="Times New Roman"/>
-          <w:sz w:val="28"/>
-          <w:szCs w:val="28"/>
-        </w:rPr>
-        <w:t>«валету»</w:t>
-      </w:r>
-      <w:r>
-        <w:rPr>
-          <w:rFonts w:ascii="Times New Roman" w:hAnsi="Times New Roman" w:cs="Times New Roman"/>
-          <w:sz w:val="28"/>
-          <w:szCs w:val="28"/>
-        </w:rPr>
-        <w:t xml:space="preserve"> </w:t>
-      </w:r>
-      <w:r>
-        <w:rPr>
-          <w:rFonts w:ascii="Times New Roman" w:hAnsi="Times New Roman" w:cs="Times New Roman"/>
-          <w:sz w:val="28"/>
-          <w:szCs w:val="28"/>
-        </w:rPr>
-        <w:t>–</w:t>
-      </w:r>
-      <w:r>
-        <w:rPr>
-          <w:rFonts w:ascii="Times New Roman" w:hAnsi="Times New Roman" w:cs="Times New Roman"/>
-          <w:sz w:val="28"/>
-          <w:szCs w:val="28"/>
-        </w:rPr>
-        <w:t xml:space="preserve"> </w:t>
-      </w:r>
-      <w:r>
-        <w:rPr>
-          <w:rFonts w:ascii="Times New Roman" w:hAnsi="Times New Roman" w:cs="Times New Roman"/>
-          <w:sz w:val="28"/>
-          <w:szCs w:val="28"/>
-        </w:rPr>
-        <w:t>11,</w:t>
-      </w:r>
-      <w:r>
-        <w:rPr>
-          <w:rFonts w:ascii="Times New Roman" w:hAnsi="Times New Roman" w:cs="Times New Roman"/>
-          <w:sz w:val="28"/>
-          <w:szCs w:val="28"/>
-        </w:rPr>
-        <w:t xml:space="preserve"> </w:t>
-      </w:r>
-      <w:r>
-        <w:rPr>
-          <w:rFonts w:ascii="Times New Roman" w:hAnsi="Times New Roman" w:cs="Times New Roman"/>
-          <w:sz w:val="28"/>
-          <w:szCs w:val="28"/>
-        </w:rPr>
-        <w:t>«даме»</w:t>
-      </w:r>
-      <w:r>
-        <w:rPr>
-          <w:rFonts w:ascii="Times New Roman" w:hAnsi="Times New Roman" w:cs="Times New Roman"/>
-          <w:sz w:val="28"/>
-          <w:szCs w:val="28"/>
-        </w:rPr>
-        <w:t xml:space="preserve"> </w:t>
-      </w:r>
-      <w:r>
-        <w:rPr>
-          <w:rFonts w:ascii="Times New Roman" w:hAnsi="Times New Roman" w:cs="Times New Roman"/>
-          <w:sz w:val="28"/>
-          <w:szCs w:val="28"/>
-        </w:rPr>
-        <w:t>–</w:t>
-      </w:r>
-      <w:r>
-        <w:rPr>
-          <w:rFonts w:ascii="Times New Roman" w:hAnsi="Times New Roman" w:cs="Times New Roman"/>
-          <w:sz w:val="28"/>
-          <w:szCs w:val="28"/>
-        </w:rPr>
-        <w:t xml:space="preserve"> </w:t>
-      </w:r>
-      <w:r>
-        <w:rPr>
-          <w:rFonts w:ascii="Times New Roman" w:hAnsi="Times New Roman" w:cs="Times New Roman"/>
-          <w:sz w:val="28"/>
-          <w:szCs w:val="28"/>
-        </w:rPr>
-        <w:t>12,</w:t>
-      </w:r>
-      <w:r>
-        <w:rPr>
-          <w:rFonts w:ascii="Times New Roman" w:hAnsi="Times New Roman" w:cs="Times New Roman"/>
-          <w:sz w:val="28"/>
-          <w:szCs w:val="28"/>
-        </w:rPr>
-        <w:t xml:space="preserve"> </w:t>
-      </w:r>
-      <w:r>
-        <w:rPr>
-          <w:rFonts w:ascii="Times New Roman" w:hAnsi="Times New Roman" w:cs="Times New Roman"/>
-          <w:sz w:val="28"/>
-          <w:szCs w:val="28"/>
-        </w:rPr>
-        <w:t>«королю»</w:t>
-      </w:r>
-      <w:r>
-        <w:rPr>
-          <w:rFonts w:ascii="Times New Roman" w:hAnsi="Times New Roman" w:cs="Times New Roman"/>
-          <w:sz w:val="28"/>
-          <w:szCs w:val="28"/>
-        </w:rPr>
-        <w:t xml:space="preserve"> </w:t>
-      </w:r>
-      <w:r>
-        <w:rPr>
-          <w:rFonts w:ascii="Times New Roman" w:hAnsi="Times New Roman" w:cs="Times New Roman"/>
-          <w:sz w:val="28"/>
-          <w:szCs w:val="28"/>
-        </w:rPr>
-        <w:t>–</w:t>
-      </w:r>
-      <w:r>
-        <w:rPr>
-          <w:rFonts w:ascii="Times New Roman" w:hAnsi="Times New Roman" w:cs="Times New Roman"/>
-          <w:sz w:val="28"/>
-          <w:szCs w:val="28"/>
-        </w:rPr>
-        <w:t xml:space="preserve"> </w:t>
-      </w:r>
-      <w:r>
-        <w:rPr>
-          <w:rFonts w:ascii="Times New Roman" w:hAnsi="Times New Roman" w:cs="Times New Roman"/>
-          <w:sz w:val="28"/>
-          <w:szCs w:val="28"/>
-        </w:rPr>
-        <w:t>13,</w:t>
-      </w:r>
-      <w:r>
-        <w:rPr>
-          <w:rFonts w:ascii="Times New Roman" w:hAnsi="Times New Roman" w:cs="Times New Roman"/>
-          <w:sz w:val="28"/>
-          <w:szCs w:val="28"/>
-        </w:rPr>
-        <w:t xml:space="preserve"> </w:t>
-      </w:r>
-      <w:r>
-        <w:rPr>
-          <w:rFonts w:ascii="Times New Roman" w:hAnsi="Times New Roman" w:cs="Times New Roman"/>
-          <w:sz w:val="28"/>
-          <w:szCs w:val="28"/>
-        </w:rPr>
-        <w:t>«тузу»</w:t>
-      </w:r>
-      <w:r>
-        <w:rPr>
-          <w:rFonts w:ascii="Times New Roman" w:hAnsi="Times New Roman" w:cs="Times New Roman"/>
-          <w:sz w:val="28"/>
-          <w:szCs w:val="28"/>
-        </w:rPr>
-        <w:t xml:space="preserve"> </w:t>
-      </w:r>
-      <w:r>
-        <w:rPr>
-          <w:rFonts w:ascii="Times New Roman" w:hAnsi="Times New Roman" w:cs="Times New Roman"/>
-          <w:sz w:val="28"/>
-          <w:szCs w:val="28"/>
-        </w:rPr>
-        <w:t>–</w:t>
-      </w:r>
-      <w:r>
-        <w:rPr>
-          <w:rFonts w:ascii="Times New Roman" w:hAnsi="Times New Roman" w:cs="Times New Roman"/>
-          <w:sz w:val="28"/>
-          <w:szCs w:val="28"/>
-        </w:rPr>
-        <w:t xml:space="preserve"> </w:t>
-      </w:r>
-      <w:r>
-        <w:rPr>
-          <w:rFonts w:ascii="Times New Roman" w:hAnsi="Times New Roman" w:cs="Times New Roman"/>
-          <w:sz w:val="28"/>
-          <w:szCs w:val="28"/>
-        </w:rPr>
-        <w:t>14</w:t>
-      </w:r>
-      <w:r>
-        <w:rPr>
-          <w:rFonts w:ascii="Times New Roman" w:hAnsi="Times New Roman" w:cs="Times New Roman"/>
-          <w:sz w:val="28"/>
-          <w:szCs w:val="28"/>
-        </w:rPr>
-        <w:t xml:space="preserve"> </w:t>
-      </w:r>
-      <w:r>
-        <w:rPr>
-          <w:rFonts w:ascii="Times New Roman" w:hAnsi="Times New Roman" w:cs="Times New Roman"/>
-          <w:sz w:val="28"/>
-          <w:szCs w:val="28"/>
-        </w:rPr>
-        <w:t>(порядковые</w:t>
-      </w:r>
-      <w:r>
-        <w:rPr>
-          <w:rFonts w:ascii="Times New Roman" w:hAnsi="Times New Roman" w:cs="Times New Roman"/>
-          <w:sz w:val="28"/>
-          <w:szCs w:val="28"/>
-        </w:rPr>
-        <w:t xml:space="preserve"> </w:t>
-      </w:r>
-      <w:r>
-        <w:rPr>
-          <w:rFonts w:ascii="Times New Roman" w:hAnsi="Times New Roman" w:cs="Times New Roman"/>
-          <w:sz w:val="28"/>
-          <w:szCs w:val="28"/>
-        </w:rPr>
-        <w:t>номера</w:t>
-      </w:r>
-      <w:r>
-        <w:rPr>
-          <w:rFonts w:ascii="Times New Roman" w:hAnsi="Times New Roman" w:cs="Times New Roman"/>
-          <w:sz w:val="28"/>
-          <w:szCs w:val="28"/>
-        </w:rPr>
-        <w:t xml:space="preserve"> </w:t>
-      </w:r>
-      <w:r>
-        <w:rPr>
-          <w:rFonts w:ascii="Times New Roman" w:hAnsi="Times New Roman" w:cs="Times New Roman"/>
-          <w:sz w:val="28"/>
-          <w:szCs w:val="28"/>
-        </w:rPr>
-        <w:t>карт</w:t>
-      </w:r>
-      <w:r>
-        <w:rPr>
-          <w:rFonts w:ascii="Times New Roman" w:hAnsi="Times New Roman" w:cs="Times New Roman"/>
-          <w:sz w:val="28"/>
-          <w:szCs w:val="28"/>
-        </w:rPr>
-        <w:t xml:space="preserve"> </w:t>
-      </w:r>
-      <w:r>
-        <w:rPr>
-          <w:rFonts w:ascii="Times New Roman" w:hAnsi="Times New Roman" w:cs="Times New Roman"/>
-          <w:sz w:val="28"/>
-          <w:szCs w:val="28"/>
-        </w:rPr>
-        <w:t>остальных</w:t>
-      </w:r>
-      <w:r>
-        <w:rPr>
-          <w:rFonts w:ascii="Times New Roman" w:hAnsi="Times New Roman" w:cs="Times New Roman"/>
-          <w:sz w:val="28"/>
-          <w:szCs w:val="28"/>
-        </w:rPr>
-        <w:t xml:space="preserve"> </w:t>
-      </w:r>
-      <w:r>
-        <w:rPr>
-          <w:rFonts w:ascii="Times New Roman" w:hAnsi="Times New Roman" w:cs="Times New Roman"/>
-          <w:sz w:val="28"/>
-          <w:szCs w:val="28"/>
-        </w:rPr>
-        <w:t>достоинств</w:t>
-      </w:r>
-      <w:r>
-        <w:rPr>
-          <w:rFonts w:ascii="Times New Roman" w:hAnsi="Times New Roman" w:cs="Times New Roman"/>
-          <w:sz w:val="28"/>
-          <w:szCs w:val="28"/>
-        </w:rPr>
-        <w:t xml:space="preserve"> </w:t>
-      </w:r>
-      <w:r>
-        <w:rPr>
-          <w:rFonts w:ascii="Times New Roman" w:hAnsi="Times New Roman" w:cs="Times New Roman"/>
-          <w:sz w:val="28"/>
-          <w:szCs w:val="28"/>
-        </w:rPr>
-        <w:t>соответствуют</w:t>
-      </w:r>
-      <w:r>
-        <w:rPr>
-          <w:rFonts w:ascii="Times New Roman" w:hAnsi="Times New Roman" w:cs="Times New Roman"/>
-          <w:sz w:val="28"/>
-          <w:szCs w:val="28"/>
-        </w:rPr>
-        <w:t xml:space="preserve"> </w:t>
-      </w:r>
-      <w:r>
-        <w:rPr>
-          <w:rFonts w:ascii="Times New Roman" w:hAnsi="Times New Roman" w:cs="Times New Roman"/>
-          <w:sz w:val="28"/>
-          <w:szCs w:val="28"/>
-        </w:rPr>
-        <w:t>их</w:t>
-      </w:r>
-      <w:r>
-        <w:rPr>
-          <w:rFonts w:ascii="Times New Roman" w:hAnsi="Times New Roman" w:cs="Times New Roman"/>
-          <w:sz w:val="28"/>
-          <w:szCs w:val="28"/>
-        </w:rPr>
-        <w:t xml:space="preserve"> </w:t>
-      </w:r>
-      <w:r>
-        <w:rPr>
-          <w:rFonts w:ascii="Times New Roman" w:hAnsi="Times New Roman" w:cs="Times New Roman"/>
-          <w:sz w:val="28"/>
-          <w:szCs w:val="28"/>
-        </w:rPr>
-        <w:t>названиям:</w:t>
-      </w:r>
-      <w:r>
-        <w:rPr>
-          <w:rFonts w:ascii="Times New Roman" w:hAnsi="Times New Roman" w:cs="Times New Roman"/>
-          <w:sz w:val="28"/>
-          <w:szCs w:val="28"/>
-        </w:rPr>
-        <w:t xml:space="preserve"> </w:t>
-      </w:r>
-      <w:r>
-        <w:rPr>
-          <w:rFonts w:ascii="Times New Roman" w:hAnsi="Times New Roman" w:cs="Times New Roman"/>
-          <w:sz w:val="28"/>
-          <w:szCs w:val="28"/>
-        </w:rPr>
-        <w:t>«шестерка»,</w:t>
-      </w:r>
-      <w:r>
-        <w:rPr>
-          <w:rFonts w:ascii="Times New Roman" w:hAnsi="Times New Roman" w:cs="Times New Roman"/>
-          <w:sz w:val="28"/>
-          <w:szCs w:val="28"/>
-        </w:rPr>
-        <w:t xml:space="preserve"> </w:t>
-      </w:r>
-      <w:r>
-        <w:rPr>
-          <w:rFonts w:ascii="Times New Roman" w:hAnsi="Times New Roman" w:cs="Times New Roman"/>
-          <w:sz w:val="28"/>
-          <w:szCs w:val="28"/>
-        </w:rPr>
-        <w:t>«девятка»</w:t>
-      </w:r>
-      <w:r>
-        <w:rPr>
-          <w:rFonts w:ascii="Times New Roman" w:hAnsi="Times New Roman" w:cs="Times New Roman"/>
-          <w:sz w:val="28"/>
-          <w:szCs w:val="28"/>
-        </w:rPr>
-        <w:t xml:space="preserve"> </w:t>
-      </w:r>
-      <w:r>
-        <w:rPr>
-          <w:rFonts w:ascii="Times New Roman" w:hAnsi="Times New Roman" w:cs="Times New Roman"/>
-          <w:sz w:val="28"/>
-          <w:szCs w:val="28"/>
-        </w:rPr>
-        <w:t>и</w:t>
-      </w:r>
-      <w:r>
-        <w:rPr>
-          <w:rFonts w:ascii="Times New Roman" w:hAnsi="Times New Roman" w:cs="Times New Roman"/>
-          <w:sz w:val="28"/>
-          <w:szCs w:val="28"/>
-        </w:rPr>
-        <w:t xml:space="preserve"> </w:t>
-      </w:r>
-      <w:r>
-        <w:rPr>
-          <w:rFonts w:ascii="Times New Roman" w:hAnsi="Times New Roman" w:cs="Times New Roman"/>
-          <w:sz w:val="28"/>
-          <w:szCs w:val="28"/>
-        </w:rPr>
-        <w:t>т.</w:t>
-      </w:r>
-      <w:r>
-        <w:rPr>
-          <w:rFonts w:ascii="Times New Roman" w:hAnsi="Times New Roman" w:cs="Times New Roman"/>
-          <w:sz w:val="28"/>
-          <w:szCs w:val="28"/>
-        </w:rPr>
-        <w:t xml:space="preserve"> </w:t>
-      </w:r>
-      <w:r>
-        <w:rPr>
-          <w:rFonts w:ascii="Times New Roman" w:hAnsi="Times New Roman" w:cs="Times New Roman"/>
-          <w:sz w:val="28"/>
-          <w:szCs w:val="28"/>
-        </w:rPr>
-        <w:t>п.).</w:t>
-      </w:r>
-      <w:r>
-        <w:rPr>
-          <w:rFonts w:ascii="Times New Roman" w:hAnsi="Times New Roman" w:cs="Times New Roman"/>
-          <w:sz w:val="28"/>
-          <w:szCs w:val="28"/>
-        </w:rPr>
-        <w:t xml:space="preserve"> </w:t>
-      </w:r>
-      <w:r>
-        <w:rPr>
-          <w:rFonts w:ascii="Times New Roman" w:hAnsi="Times New Roman" w:cs="Times New Roman"/>
-          <w:sz w:val="28"/>
-          <w:szCs w:val="28"/>
-        </w:rPr>
-        <w:t>По</w:t>
-      </w:r>
-      <w:r>
-        <w:rPr>
-          <w:rFonts w:ascii="Times New Roman" w:hAnsi="Times New Roman" w:cs="Times New Roman"/>
-          <w:sz w:val="28"/>
-          <w:szCs w:val="28"/>
-        </w:rPr>
-        <w:t xml:space="preserve"> </w:t>
-      </w:r>
-      <w:r>
-        <w:rPr>
-          <w:rFonts w:ascii="Times New Roman" w:hAnsi="Times New Roman" w:cs="Times New Roman"/>
-          <w:sz w:val="28"/>
-          <w:szCs w:val="28"/>
-        </w:rPr>
-        <w:t>заданным</w:t>
-      </w:r>
-      <w:r>
-        <w:rPr>
-          <w:rFonts w:ascii="Times New Roman" w:hAnsi="Times New Roman" w:cs="Times New Roman"/>
-          <w:sz w:val="28"/>
-          <w:szCs w:val="28"/>
-        </w:rPr>
-        <w:t xml:space="preserve"> </w:t>
-      </w:r>
-      <w:r>
-        <w:rPr>
-          <w:rFonts w:ascii="Times New Roman" w:hAnsi="Times New Roman" w:cs="Times New Roman"/>
-          <w:sz w:val="28"/>
-          <w:szCs w:val="28"/>
-        </w:rPr>
-        <w:t>номеру</w:t>
-      </w:r>
-      <w:r>
-        <w:rPr>
-          <w:rFonts w:ascii="Times New Roman" w:hAnsi="Times New Roman" w:cs="Times New Roman"/>
-          <w:sz w:val="28"/>
-          <w:szCs w:val="28"/>
-        </w:rPr>
-        <w:t xml:space="preserve"> </w:t>
-      </w:r>
-      <w:r>
-        <w:rPr>
-          <w:rFonts w:ascii="Times New Roman" w:hAnsi="Times New Roman" w:cs="Times New Roman"/>
-          <w:sz w:val="28"/>
-          <w:szCs w:val="28"/>
-        </w:rPr>
-        <w:t>масти</w:t>
-      </w:r>
-      <w:r>
-        <w:rPr>
-          <w:rFonts w:ascii="Times New Roman" w:hAnsi="Times New Roman" w:cs="Times New Roman"/>
-          <w:sz w:val="28"/>
-          <w:szCs w:val="28"/>
-        </w:rPr>
-        <w:t xml:space="preserve"> </w:t>
-      </w:r>
-      <w:r>
-        <w:rPr>
-          <w:rFonts w:ascii="Times New Roman" w:hAnsi="Times New Roman" w:cs="Times New Roman"/>
-          <w:sz w:val="28"/>
-          <w:szCs w:val="28"/>
-        </w:rPr>
-        <w:t>m</w:t>
-      </w:r>
-      <w:r>
-        <w:rPr>
-          <w:rFonts w:ascii="Times New Roman" w:hAnsi="Times New Roman" w:cs="Times New Roman"/>
-          <w:sz w:val="28"/>
-          <w:szCs w:val="28"/>
-        </w:rPr>
-        <w:t xml:space="preserve"> </w:t>
-      </w:r>
-      <w:r>
-        <w:rPr>
-          <w:rFonts w:ascii="Times New Roman" w:hAnsi="Times New Roman" w:cs="Times New Roman"/>
-          <w:sz w:val="28"/>
-          <w:szCs w:val="28"/>
-        </w:rPr>
-        <w:t>(1</w:t>
-      </w:r>
-      <w:r>
-        <w:rPr>
-          <w:rFonts w:ascii="Times New Roman" w:hAnsi="Times New Roman" w:cs="Times New Roman"/>
-          <w:sz w:val="28"/>
-          <w:szCs w:val="28"/>
-        </w:rPr>
-        <w:t xml:space="preserve"> </w:t>
-      </w:r>
-      <w:r>
-        <w:rPr>
-          <w:rFonts w:ascii="Times New Roman" w:hAnsi="Times New Roman" w:cs="Times New Roman"/>
-          <w:sz w:val="28"/>
-          <w:szCs w:val="28"/>
-        </w:rPr>
-        <w:t>≤</w:t>
-      </w:r>
-      <w:r>
-        <w:rPr>
-          <w:rFonts w:ascii="Times New Roman" w:hAnsi="Times New Roman" w:cs="Times New Roman"/>
-          <w:sz w:val="28"/>
-          <w:szCs w:val="28"/>
-        </w:rPr>
-        <w:t xml:space="preserve"> </w:t>
-      </w:r>
-      <w:r>
-        <w:rPr>
-          <w:rFonts w:ascii="Times New Roman" w:hAnsi="Times New Roman" w:cs="Times New Roman"/>
-          <w:sz w:val="28"/>
-          <w:szCs w:val="28"/>
-        </w:rPr>
-        <w:t>m</w:t>
-      </w:r>
-      <w:r>
-        <w:rPr>
-          <w:rFonts w:ascii="Times New Roman" w:hAnsi="Times New Roman" w:cs="Times New Roman"/>
-          <w:sz w:val="28"/>
-          <w:szCs w:val="28"/>
-        </w:rPr>
-        <w:t xml:space="preserve"> </w:t>
-      </w:r>
-      <w:r>
-        <w:rPr>
-          <w:rFonts w:ascii="Times New Roman" w:hAnsi="Times New Roman" w:cs="Times New Roman"/>
-          <w:sz w:val="28"/>
-          <w:szCs w:val="28"/>
-        </w:rPr>
-        <w:t>≤</w:t>
-      </w:r>
-      <w:r>
-        <w:rPr>
-          <w:rFonts w:ascii="Times New Roman" w:hAnsi="Times New Roman" w:cs="Times New Roman"/>
-          <w:sz w:val="28"/>
-          <w:szCs w:val="28"/>
-        </w:rPr>
-        <w:t xml:space="preserve"> </w:t>
-      </w:r>
-      <w:r>
-        <w:rPr>
-          <w:rFonts w:ascii="Times New Roman" w:hAnsi="Times New Roman" w:cs="Times New Roman"/>
-          <w:sz w:val="28"/>
-          <w:szCs w:val="28"/>
-        </w:rPr>
-        <w:t>4)</w:t>
-      </w:r>
-      <w:r>
-        <w:rPr>
-          <w:rFonts w:ascii="Times New Roman" w:hAnsi="Times New Roman" w:cs="Times New Roman"/>
-          <w:sz w:val="28"/>
-          <w:szCs w:val="28"/>
-        </w:rPr>
-        <w:t xml:space="preserve"> </w:t>
-      </w:r>
-      <w:r>
-        <w:rPr>
-          <w:rFonts w:ascii="Times New Roman" w:hAnsi="Times New Roman" w:cs="Times New Roman"/>
-          <w:sz w:val="28"/>
-          <w:szCs w:val="28"/>
-        </w:rPr>
-        <w:t>и</w:t>
-      </w:r>
-      <w:r>
-        <w:rPr>
-          <w:rFonts w:ascii="Times New Roman" w:hAnsi="Times New Roman" w:cs="Times New Roman"/>
-          <w:sz w:val="28"/>
-          <w:szCs w:val="28"/>
-        </w:rPr>
-        <w:t xml:space="preserve"> </w:t>
-      </w:r>
-      <w:r>
-        <w:rPr>
-          <w:rFonts w:ascii="Times New Roman" w:hAnsi="Times New Roman" w:cs="Times New Roman"/>
-          <w:sz w:val="28"/>
-          <w:szCs w:val="28"/>
-        </w:rPr>
-        <w:t>номеру</w:t>
-      </w:r>
-      <w:r>
-        <w:rPr>
-          <w:rFonts w:ascii="Times New Roman" w:hAnsi="Times New Roman" w:cs="Times New Roman"/>
-          <w:sz w:val="28"/>
-          <w:szCs w:val="28"/>
-        </w:rPr>
-        <w:t xml:space="preserve"> </w:t>
-      </w:r>
-      <w:r>
-        <w:rPr>
-          <w:rFonts w:ascii="Times New Roman" w:hAnsi="Times New Roman" w:cs="Times New Roman"/>
-          <w:sz w:val="28"/>
-          <w:szCs w:val="28"/>
-        </w:rPr>
-        <w:t>достоинства</w:t>
-      </w:r>
-      <w:r>
-        <w:rPr>
-          <w:rFonts w:ascii="Times New Roman" w:hAnsi="Times New Roman" w:cs="Times New Roman"/>
-          <w:sz w:val="28"/>
-          <w:szCs w:val="28"/>
-        </w:rPr>
-        <w:t xml:space="preserve"> </w:t>
-      </w:r>
-      <w:r>
-        <w:rPr>
-          <w:rFonts w:ascii="Times New Roman" w:hAnsi="Times New Roman" w:cs="Times New Roman"/>
-          <w:sz w:val="28"/>
-          <w:szCs w:val="28"/>
-        </w:rPr>
-        <w:t>карты</w:t>
-      </w:r>
-      <w:r>
-        <w:rPr>
-          <w:rFonts w:ascii="Times New Roman" w:hAnsi="Times New Roman" w:cs="Times New Roman"/>
-          <w:sz w:val="28"/>
-          <w:szCs w:val="28"/>
-        </w:rPr>
-        <w:t xml:space="preserve"> </w:t>
-      </w:r>
-      <w:r>
-        <w:rPr>
-          <w:rFonts w:ascii="Times New Roman" w:hAnsi="Times New Roman" w:cs="Times New Roman"/>
-          <w:sz w:val="28"/>
-          <w:szCs w:val="28"/>
-        </w:rPr>
-        <w:t>k</w:t>
-      </w:r>
-      <w:r>
-        <w:rPr>
-          <w:rFonts w:ascii="Times New Roman" w:hAnsi="Times New Roman" w:cs="Times New Roman"/>
-          <w:sz w:val="28"/>
-          <w:szCs w:val="28"/>
-        </w:rPr>
-        <w:t xml:space="preserve"> </w:t>
-      </w:r>
-      <w:r>
-        <w:rPr>
-          <w:rFonts w:ascii="Times New Roman" w:hAnsi="Times New Roman" w:cs="Times New Roman"/>
-          <w:sz w:val="28"/>
-          <w:szCs w:val="28"/>
-        </w:rPr>
-        <w:t>(6</w:t>
-      </w:r>
-      <w:r>
-        <w:rPr>
-          <w:rFonts w:ascii="Times New Roman" w:hAnsi="Times New Roman" w:cs="Times New Roman"/>
-          <w:sz w:val="28"/>
-          <w:szCs w:val="28"/>
-        </w:rPr>
-        <w:t xml:space="preserve"> </w:t>
-      </w:r>
-      <w:r>
-        <w:rPr>
-          <w:rFonts w:ascii="Times New Roman" w:hAnsi="Times New Roman" w:cs="Times New Roman"/>
-          <w:sz w:val="28"/>
-          <w:szCs w:val="28"/>
-        </w:rPr>
-        <w:t>≤</w:t>
-      </w:r>
-      <w:r>
-        <w:rPr>
-          <w:rFonts w:ascii="Times New Roman" w:hAnsi="Times New Roman" w:cs="Times New Roman"/>
-          <w:sz w:val="28"/>
-          <w:szCs w:val="28"/>
-        </w:rPr>
-        <w:t xml:space="preserve"> </w:t>
-      </w:r>
-      <w:r>
-        <w:rPr>
-          <w:rFonts w:ascii="Times New Roman" w:hAnsi="Times New Roman" w:cs="Times New Roman"/>
-          <w:sz w:val="28"/>
-          <w:szCs w:val="28"/>
-        </w:rPr>
-        <w:t>k</w:t>
-      </w:r>
-      <w:r>
-        <w:rPr>
-          <w:rFonts w:ascii="Times New Roman" w:hAnsi="Times New Roman" w:cs="Times New Roman"/>
-          <w:sz w:val="28"/>
-          <w:szCs w:val="28"/>
-        </w:rPr>
-        <w:t xml:space="preserve"> </w:t>
-      </w:r>
-      <w:r>
-        <w:rPr>
-          <w:rFonts w:ascii="Times New Roman" w:hAnsi="Times New Roman" w:cs="Times New Roman"/>
-          <w:sz w:val="28"/>
-          <w:szCs w:val="28"/>
-        </w:rPr>
-        <w:t>≤</w:t>
-      </w:r>
-      <w:r>
-        <w:rPr>
-          <w:rFonts w:ascii="Times New Roman" w:hAnsi="Times New Roman" w:cs="Times New Roman"/>
-          <w:sz w:val="28"/>
-          <w:szCs w:val="28"/>
-        </w:rPr>
-        <w:t xml:space="preserve"> </w:t>
-      </w:r>
-      <w:r>
-        <w:rPr>
-          <w:rFonts w:ascii="Times New Roman" w:hAnsi="Times New Roman" w:cs="Times New Roman"/>
-          <w:sz w:val="28"/>
-          <w:szCs w:val="28"/>
-        </w:rPr>
-        <w:t>14)</w:t>
-      </w:r>
-      <w:r>
-        <w:rPr>
-          <w:rFonts w:ascii="Times New Roman" w:hAnsi="Times New Roman" w:cs="Times New Roman"/>
-          <w:sz w:val="28"/>
-          <w:szCs w:val="28"/>
-        </w:rPr>
-        <w:t xml:space="preserve"> </w:t>
-      </w:r>
-      <w:r>
-        <w:rPr>
-          <w:rFonts w:ascii="Times New Roman" w:hAnsi="Times New Roman" w:cs="Times New Roman"/>
-          <w:sz w:val="28"/>
-          <w:szCs w:val="28"/>
-        </w:rPr>
-        <w:t>определить</w:t>
-      </w:r>
-      <w:r>
-        <w:rPr>
-          <w:rFonts w:ascii="Times New Roman" w:hAnsi="Times New Roman" w:cs="Times New Roman"/>
-          <w:sz w:val="28"/>
-          <w:szCs w:val="28"/>
-        </w:rPr>
-        <w:t xml:space="preserve"> </w:t>
-      </w:r>
-      <w:r>
-        <w:rPr>
-          <w:rFonts w:ascii="Times New Roman" w:hAnsi="Times New Roman" w:cs="Times New Roman"/>
-          <w:sz w:val="28"/>
-          <w:szCs w:val="28"/>
-        </w:rPr>
-        <w:t>полное</w:t>
-      </w:r>
-      <w:r>
-        <w:rPr>
-          <w:rFonts w:ascii="Times New Roman" w:hAnsi="Times New Roman" w:cs="Times New Roman"/>
-          <w:sz w:val="28"/>
-          <w:szCs w:val="28"/>
-        </w:rPr>
-        <w:t xml:space="preserve"> </w:t>
-      </w:r>
-      <w:r>
-        <w:rPr>
-          <w:rFonts w:ascii="Times New Roman" w:hAnsi="Times New Roman" w:cs="Times New Roman"/>
-          <w:sz w:val="28"/>
-          <w:szCs w:val="28"/>
-        </w:rPr>
-        <w:t>название</w:t>
-      </w:r>
-      <w:r>
-        <w:rPr>
-          <w:rFonts w:ascii="Times New Roman" w:hAnsi="Times New Roman" w:cs="Times New Roman"/>
-          <w:sz w:val="28"/>
-          <w:szCs w:val="28"/>
-        </w:rPr>
-        <w:t xml:space="preserve"> </w:t>
-      </w:r>
-      <w:r>
-        <w:rPr>
-          <w:rFonts w:ascii="Times New Roman" w:hAnsi="Times New Roman" w:cs="Times New Roman"/>
-          <w:sz w:val="28"/>
-          <w:szCs w:val="28"/>
-        </w:rPr>
-        <w:t>(масть</w:t>
-      </w:r>
-      <w:r>
-        <w:rPr>
-          <w:rFonts w:ascii="Times New Roman" w:hAnsi="Times New Roman" w:cs="Times New Roman"/>
-          <w:sz w:val="28"/>
-          <w:szCs w:val="28"/>
-        </w:rPr>
-        <w:t xml:space="preserve"> </w:t>
-      </w:r>
-      <w:r>
-        <w:rPr>
-          <w:rFonts w:ascii="Times New Roman" w:hAnsi="Times New Roman" w:cs="Times New Roman"/>
-          <w:sz w:val="28"/>
-          <w:szCs w:val="28"/>
-        </w:rPr>
-        <w:t>и</w:t>
-      </w:r>
-      <w:r>
-        <w:rPr>
-          <w:rFonts w:ascii="Times New Roman" w:hAnsi="Times New Roman" w:cs="Times New Roman"/>
-          <w:sz w:val="28"/>
-          <w:szCs w:val="28"/>
-        </w:rPr>
-        <w:t xml:space="preserve"> </w:t>
-      </w:r>
-      <w:r>
-        <w:rPr>
-          <w:rFonts w:ascii="Times New Roman" w:hAnsi="Times New Roman" w:cs="Times New Roman"/>
-          <w:sz w:val="28"/>
-          <w:szCs w:val="28"/>
-        </w:rPr>
-        <w:t>достоинство)</w:t>
-      </w:r>
-      <w:r>
-        <w:rPr>
-          <w:rFonts w:ascii="Times New Roman" w:hAnsi="Times New Roman" w:cs="Times New Roman"/>
-          <w:sz w:val="28"/>
-          <w:szCs w:val="28"/>
-        </w:rPr>
-        <w:t xml:space="preserve"> </w:t>
-      </w:r>
-      <w:r>
-        <w:rPr>
-          <w:rFonts w:ascii="Times New Roman" w:hAnsi="Times New Roman" w:cs="Times New Roman"/>
-          <w:sz w:val="28"/>
-          <w:szCs w:val="28"/>
-        </w:rPr>
-        <w:t>соответствующей</w:t>
-      </w:r>
-      <w:r>
-        <w:rPr>
-          <w:rFonts w:ascii="Times New Roman" w:hAnsi="Times New Roman" w:cs="Times New Roman"/>
-          <w:sz w:val="28"/>
-          <w:szCs w:val="28"/>
-        </w:rPr>
-        <w:t xml:space="preserve"> </w:t>
-      </w:r>
-      <w:r>
-        <w:rPr>
-          <w:rFonts w:ascii="Times New Roman" w:hAnsi="Times New Roman" w:cs="Times New Roman"/>
-          <w:sz w:val="28"/>
-          <w:szCs w:val="28"/>
-        </w:rPr>
-        <w:t>карты</w:t>
-      </w:r>
-      <w:r>
-        <w:rPr>
-          <w:rFonts w:ascii="Times New Roman" w:hAnsi="Times New Roman" w:cs="Times New Roman"/>
-          <w:sz w:val="28"/>
-          <w:szCs w:val="28"/>
-        </w:rPr>
-        <w:t xml:space="preserve"> </w:t>
-      </w:r>
-      <w:r>
-        <w:rPr>
-          <w:rFonts w:ascii="Times New Roman" w:hAnsi="Times New Roman" w:cs="Times New Roman"/>
-          <w:sz w:val="28"/>
-          <w:szCs w:val="28"/>
-        </w:rPr>
-        <w:t>в</w:t>
-      </w:r>
-      <w:r>
-        <w:rPr>
-          <w:rFonts w:ascii="Times New Roman" w:hAnsi="Times New Roman" w:cs="Times New Roman"/>
-          <w:sz w:val="28"/>
-          <w:szCs w:val="28"/>
-        </w:rPr>
-        <w:t xml:space="preserve"> </w:t>
-      </w:r>
-      <w:r>
-        <w:rPr>
-          <w:rFonts w:ascii="Times New Roman" w:hAnsi="Times New Roman" w:cs="Times New Roman"/>
-          <w:sz w:val="28"/>
-          <w:szCs w:val="28"/>
-        </w:rPr>
-        <w:t>виде</w:t>
-      </w:r>
-      <w:r>
-        <w:rPr>
-          <w:rFonts w:ascii="Times New Roman" w:hAnsi="Times New Roman" w:cs="Times New Roman"/>
-          <w:sz w:val="28"/>
-          <w:szCs w:val="28"/>
-        </w:rPr>
-        <w:t xml:space="preserve"> </w:t>
-      </w:r>
-      <w:r>
-        <w:rPr>
-          <w:rFonts w:ascii="Times New Roman" w:hAnsi="Times New Roman" w:cs="Times New Roman"/>
-          <w:sz w:val="28"/>
-          <w:szCs w:val="28"/>
-        </w:rPr>
-        <w:t>«Дама</w:t>
-      </w:r>
-      <w:r>
-        <w:rPr>
-          <w:rFonts w:ascii="Times New Roman" w:hAnsi="Times New Roman" w:cs="Times New Roman"/>
-          <w:sz w:val="28"/>
-          <w:szCs w:val="28"/>
-        </w:rPr>
-        <w:t xml:space="preserve"> </w:t>
-      </w:r>
-      <w:r>
-        <w:rPr>
-          <w:rFonts w:ascii="Times New Roman" w:hAnsi="Times New Roman" w:cs="Times New Roman"/>
-          <w:sz w:val="28"/>
-          <w:szCs w:val="28"/>
-        </w:rPr>
-        <w:t>пик»,</w:t>
-      </w:r>
-      <w:r>
-        <w:rPr>
-          <w:rFonts w:ascii="Times New Roman" w:hAnsi="Times New Roman" w:cs="Times New Roman"/>
-          <w:sz w:val="28"/>
-          <w:szCs w:val="28"/>
-        </w:rPr>
-        <w:t xml:space="preserve"> </w:t>
-      </w:r>
-      <w:r>
-        <w:rPr>
-          <w:rFonts w:ascii="Times New Roman" w:hAnsi="Times New Roman" w:cs="Times New Roman"/>
-          <w:sz w:val="28"/>
-          <w:szCs w:val="28"/>
-        </w:rPr>
-        <w:t>«Шестерка</w:t>
-      </w:r>
-      <w:r>
-        <w:rPr>
-          <w:rFonts w:ascii="Times New Roman" w:hAnsi="Times New Roman" w:cs="Times New Roman"/>
-          <w:sz w:val="28"/>
-          <w:szCs w:val="28"/>
-        </w:rPr>
-        <w:t xml:space="preserve"> </w:t>
-      </w:r>
-      <w:r>
-        <w:rPr>
-          <w:rFonts w:ascii="Times New Roman" w:hAnsi="Times New Roman" w:cs="Times New Roman"/>
-          <w:sz w:val="28"/>
-          <w:szCs w:val="28"/>
-        </w:rPr>
-        <w:t>бубен»</w:t>
-      </w:r>
-      <w:r>
-        <w:rPr>
-          <w:rFonts w:ascii="Times New Roman" w:hAnsi="Times New Roman" w:cs="Times New Roman"/>
-          <w:sz w:val="28"/>
-          <w:szCs w:val="28"/>
-        </w:rPr>
-        <w:t xml:space="preserve"> </w:t>
-      </w:r>
-      <w:r>
-        <w:rPr>
-          <w:rFonts w:ascii="Times New Roman" w:hAnsi="Times New Roman" w:cs="Times New Roman"/>
-          <w:sz w:val="28"/>
-          <w:szCs w:val="28"/>
-        </w:rPr>
-        <w:t>и</w:t>
-      </w:r>
-      <w:r>
-        <w:rPr>
-          <w:rFonts w:ascii="Times New Roman" w:hAnsi="Times New Roman" w:cs="Times New Roman"/>
-          <w:sz w:val="28"/>
-          <w:szCs w:val="28"/>
-        </w:rPr>
-        <w:t xml:space="preserve"> </w:t>
-      </w:r>
-      <w:r>
-        <w:rPr>
-          <w:rFonts w:ascii="Times New Roman" w:hAnsi="Times New Roman" w:cs="Times New Roman"/>
-          <w:sz w:val="28"/>
-          <w:szCs w:val="28"/>
-        </w:rPr>
-        <w:t>т.</w:t>
-      </w:r>
-      <w:r>
-        <w:rPr>
-          <w:rFonts w:ascii="Times New Roman" w:hAnsi="Times New Roman" w:cs="Times New Roman"/>
-          <w:sz w:val="28"/>
-          <w:szCs w:val="28"/>
-        </w:rPr>
-        <w:t xml:space="preserve"> </w:t>
-      </w:r>
-      <w:r>
-        <w:rPr>
-          <w:rFonts w:ascii="Times New Roman" w:hAnsi="Times New Roman" w:cs="Times New Roman"/>
-          <w:sz w:val="28"/>
-          <w:szCs w:val="28"/>
-        </w:rPr>
-        <w:t>п.</w:t>
-      </w:r>
-    </w:p>
-    <w:p>
-      <w:pPr>
-        <w:spacing w:after="0" w:line="240" w:lineRule="auto"/>
-        <w:jc w:val="both"/>
-        <w:rPr>
-          <w:rFonts w:ascii="Times New Roman" w:hAnsi="Times New Roman" w:cs="Times New Roman"/>
-          <w:sz w:val="28"/>
-          <w:szCs w:val="28"/>
+          <w:lang w:val="en-US"/>
         </w:rPr>
       </w:pPr>
     </w:p>
@@ -28478,6 +28772,1415 @@
           <w:sz w:val="28"/>
           <w:szCs w:val="28"/>
         </w:rPr>
+        <w:t>23</w:t>
+      </w:r>
+    </w:p>
+    <w:p>
+      <w:pPr>
+        <w:spacing w:after="0" w:line="240" w:lineRule="auto"/>
+        <w:jc w:val="both"/>
+        <w:rPr>
+          <w:rFonts w:ascii="Times New Roman" w:hAnsi="Times New Roman" w:cs="Times New Roman"/>
+          <w:sz w:val="28"/>
+          <w:szCs w:val="28"/>
+        </w:rPr>
+      </w:pPr>
+      <w:r>
+        <w:rPr>
+          <w:rFonts w:ascii="Times New Roman" w:hAnsi="Times New Roman" w:cs="Times New Roman"/>
+          <w:sz w:val="28"/>
+          <w:szCs w:val="28"/>
+        </w:rPr>
+        <w:t>Мастям</w:t>
+      </w:r>
+      <w:r>
+        <w:rPr>
+          <w:rFonts w:ascii="Times New Roman" w:hAnsi="Times New Roman" w:cs="Times New Roman"/>
+          <w:sz w:val="28"/>
+          <w:szCs w:val="28"/>
+        </w:rPr>
+        <w:t xml:space="preserve"> </w:t>
+      </w:r>
+      <w:r>
+        <w:rPr>
+          <w:rFonts w:ascii="Times New Roman" w:hAnsi="Times New Roman" w:cs="Times New Roman"/>
+          <w:sz w:val="28"/>
+          <w:szCs w:val="28"/>
+        </w:rPr>
+        <w:t>игральных</w:t>
+      </w:r>
+      <w:r>
+        <w:rPr>
+          <w:rFonts w:ascii="Times New Roman" w:hAnsi="Times New Roman" w:cs="Times New Roman"/>
+          <w:sz w:val="28"/>
+          <w:szCs w:val="28"/>
+        </w:rPr>
+        <w:t xml:space="preserve"> </w:t>
+      </w:r>
+      <w:r>
+        <w:rPr>
+          <w:rFonts w:ascii="Times New Roman" w:hAnsi="Times New Roman" w:cs="Times New Roman"/>
+          <w:sz w:val="28"/>
+          <w:szCs w:val="28"/>
+        </w:rPr>
+        <w:t>карт</w:t>
+      </w:r>
+      <w:r>
+        <w:rPr>
+          <w:rFonts w:ascii="Times New Roman" w:hAnsi="Times New Roman" w:cs="Times New Roman"/>
+          <w:sz w:val="28"/>
+          <w:szCs w:val="28"/>
+        </w:rPr>
+        <w:t xml:space="preserve"> </w:t>
+      </w:r>
+      <w:r>
+        <w:rPr>
+          <w:rFonts w:ascii="Times New Roman" w:hAnsi="Times New Roman" w:cs="Times New Roman"/>
+          <w:sz w:val="28"/>
+          <w:szCs w:val="28"/>
+        </w:rPr>
+        <w:t>условно</w:t>
+      </w:r>
+      <w:r>
+        <w:rPr>
+          <w:rFonts w:ascii="Times New Roman" w:hAnsi="Times New Roman" w:cs="Times New Roman"/>
+          <w:sz w:val="28"/>
+          <w:szCs w:val="28"/>
+        </w:rPr>
+        <w:t xml:space="preserve"> </w:t>
+      </w:r>
+      <w:r>
+        <w:rPr>
+          <w:rFonts w:ascii="Times New Roman" w:hAnsi="Times New Roman" w:cs="Times New Roman"/>
+          <w:sz w:val="28"/>
+          <w:szCs w:val="28"/>
+        </w:rPr>
+        <w:t>присвоены</w:t>
+      </w:r>
+      <w:r>
+        <w:rPr>
+          <w:rFonts w:ascii="Times New Roman" w:hAnsi="Times New Roman" w:cs="Times New Roman"/>
+          <w:sz w:val="28"/>
+          <w:szCs w:val="28"/>
+        </w:rPr>
+        <w:t xml:space="preserve"> </w:t>
+      </w:r>
+      <w:r>
+        <w:rPr>
+          <w:rFonts w:ascii="Times New Roman" w:hAnsi="Times New Roman" w:cs="Times New Roman"/>
+          <w:sz w:val="28"/>
+          <w:szCs w:val="28"/>
+        </w:rPr>
+        <w:t>следующие</w:t>
+      </w:r>
+      <w:r>
+        <w:rPr>
+          <w:rFonts w:ascii="Times New Roman" w:hAnsi="Times New Roman" w:cs="Times New Roman"/>
+          <w:sz w:val="28"/>
+          <w:szCs w:val="28"/>
+        </w:rPr>
+        <w:t xml:space="preserve"> </w:t>
+      </w:r>
+      <w:r>
+        <w:rPr>
+          <w:rFonts w:ascii="Times New Roman" w:hAnsi="Times New Roman" w:cs="Times New Roman"/>
+          <w:sz w:val="28"/>
+          <w:szCs w:val="28"/>
+        </w:rPr>
+        <w:t>порядковые</w:t>
+      </w:r>
+      <w:r>
+        <w:rPr>
+          <w:rFonts w:ascii="Times New Roman" w:hAnsi="Times New Roman" w:cs="Times New Roman"/>
+          <w:sz w:val="28"/>
+          <w:szCs w:val="28"/>
+        </w:rPr>
+        <w:t xml:space="preserve"> </w:t>
+      </w:r>
+      <w:r>
+        <w:rPr>
+          <w:rFonts w:ascii="Times New Roman" w:hAnsi="Times New Roman" w:cs="Times New Roman"/>
+          <w:sz w:val="28"/>
+          <w:szCs w:val="28"/>
+        </w:rPr>
+        <w:t>номера:</w:t>
+      </w:r>
+      <w:r>
+        <w:rPr>
+          <w:rFonts w:ascii="Times New Roman" w:hAnsi="Times New Roman" w:cs="Times New Roman"/>
+          <w:sz w:val="28"/>
+          <w:szCs w:val="28"/>
+        </w:rPr>
+        <w:t xml:space="preserve"> </w:t>
+      </w:r>
+      <w:r>
+        <w:rPr>
+          <w:rFonts w:ascii="Times New Roman" w:hAnsi="Times New Roman" w:cs="Times New Roman"/>
+          <w:sz w:val="28"/>
+          <w:szCs w:val="28"/>
+        </w:rPr>
+        <w:t>масти</w:t>
+      </w:r>
+      <w:r>
+        <w:rPr>
+          <w:rFonts w:ascii="Times New Roman" w:hAnsi="Times New Roman" w:cs="Times New Roman"/>
+          <w:sz w:val="28"/>
+          <w:szCs w:val="28"/>
+        </w:rPr>
+        <w:t xml:space="preserve"> </w:t>
+      </w:r>
+      <w:r>
+        <w:rPr>
+          <w:rFonts w:ascii="Times New Roman" w:hAnsi="Times New Roman" w:cs="Times New Roman"/>
+          <w:sz w:val="28"/>
+          <w:szCs w:val="28"/>
+        </w:rPr>
+        <w:t>«пики»–</w:t>
+      </w:r>
+      <w:r>
+        <w:rPr>
+          <w:rFonts w:ascii="Times New Roman" w:hAnsi="Times New Roman" w:cs="Times New Roman"/>
+          <w:sz w:val="28"/>
+          <w:szCs w:val="28"/>
+        </w:rPr>
+        <w:t xml:space="preserve"> </w:t>
+      </w:r>
+      <w:r>
+        <w:rPr>
+          <w:rFonts w:ascii="Times New Roman" w:hAnsi="Times New Roman" w:cs="Times New Roman"/>
+          <w:sz w:val="28"/>
+          <w:szCs w:val="28"/>
+        </w:rPr>
+        <w:t>1,</w:t>
+      </w:r>
+      <w:r>
+        <w:rPr>
+          <w:rFonts w:ascii="Times New Roman" w:hAnsi="Times New Roman" w:cs="Times New Roman"/>
+          <w:sz w:val="28"/>
+          <w:szCs w:val="28"/>
+        </w:rPr>
+        <w:t xml:space="preserve"> </w:t>
+      </w:r>
+      <w:r>
+        <w:rPr>
+          <w:rFonts w:ascii="Times New Roman" w:hAnsi="Times New Roman" w:cs="Times New Roman"/>
+          <w:sz w:val="28"/>
+          <w:szCs w:val="28"/>
+        </w:rPr>
+        <w:t>масти</w:t>
+      </w:r>
+      <w:r>
+        <w:rPr>
+          <w:rFonts w:ascii="Times New Roman" w:hAnsi="Times New Roman" w:cs="Times New Roman"/>
+          <w:sz w:val="28"/>
+          <w:szCs w:val="28"/>
+        </w:rPr>
+        <w:t xml:space="preserve"> </w:t>
+      </w:r>
+      <w:r>
+        <w:rPr>
+          <w:rFonts w:ascii="Times New Roman" w:hAnsi="Times New Roman" w:cs="Times New Roman"/>
+          <w:sz w:val="28"/>
+          <w:szCs w:val="28"/>
+        </w:rPr>
+        <w:t>«трефы»–</w:t>
+      </w:r>
+      <w:r>
+        <w:rPr>
+          <w:rFonts w:ascii="Times New Roman" w:hAnsi="Times New Roman" w:cs="Times New Roman"/>
+          <w:sz w:val="28"/>
+          <w:szCs w:val="28"/>
+        </w:rPr>
+        <w:t xml:space="preserve"> </w:t>
+      </w:r>
+      <w:r>
+        <w:rPr>
+          <w:rFonts w:ascii="Times New Roman" w:hAnsi="Times New Roman" w:cs="Times New Roman"/>
+          <w:sz w:val="28"/>
+          <w:szCs w:val="28"/>
+        </w:rPr>
+        <w:t>2,</w:t>
+      </w:r>
+      <w:r>
+        <w:rPr>
+          <w:rFonts w:ascii="Times New Roman" w:hAnsi="Times New Roman" w:cs="Times New Roman"/>
+          <w:sz w:val="28"/>
+          <w:szCs w:val="28"/>
+        </w:rPr>
+        <w:t xml:space="preserve"> </w:t>
+      </w:r>
+      <w:r>
+        <w:rPr>
+          <w:rFonts w:ascii="Times New Roman" w:hAnsi="Times New Roman" w:cs="Times New Roman"/>
+          <w:sz w:val="28"/>
+          <w:szCs w:val="28"/>
+        </w:rPr>
+        <w:t>масти</w:t>
+      </w:r>
+      <w:r>
+        <w:rPr>
+          <w:rFonts w:ascii="Times New Roman" w:hAnsi="Times New Roman" w:cs="Times New Roman"/>
+          <w:sz w:val="28"/>
+          <w:szCs w:val="28"/>
+        </w:rPr>
+        <w:t xml:space="preserve"> </w:t>
+      </w:r>
+      <w:r>
+        <w:rPr>
+          <w:rFonts w:ascii="Times New Roman" w:hAnsi="Times New Roman" w:cs="Times New Roman"/>
+          <w:sz w:val="28"/>
+          <w:szCs w:val="28"/>
+        </w:rPr>
+        <w:t>«бубны»</w:t>
+      </w:r>
+      <w:r>
+        <w:rPr>
+          <w:rFonts w:ascii="Times New Roman" w:hAnsi="Times New Roman" w:cs="Times New Roman"/>
+          <w:sz w:val="28"/>
+          <w:szCs w:val="28"/>
+        </w:rPr>
+        <w:t xml:space="preserve"> </w:t>
+      </w:r>
+      <w:r>
+        <w:rPr>
+          <w:rFonts w:ascii="Times New Roman" w:hAnsi="Times New Roman" w:cs="Times New Roman"/>
+          <w:sz w:val="28"/>
+          <w:szCs w:val="28"/>
+        </w:rPr>
+        <w:t>–</w:t>
+      </w:r>
+      <w:r>
+        <w:rPr>
+          <w:rFonts w:ascii="Times New Roman" w:hAnsi="Times New Roman" w:cs="Times New Roman"/>
+          <w:sz w:val="28"/>
+          <w:szCs w:val="28"/>
+        </w:rPr>
+        <w:t xml:space="preserve"> </w:t>
+      </w:r>
+      <w:r>
+        <w:rPr>
+          <w:rFonts w:ascii="Times New Roman" w:hAnsi="Times New Roman" w:cs="Times New Roman"/>
+          <w:sz w:val="28"/>
+          <w:szCs w:val="28"/>
+        </w:rPr>
+        <w:t>3,</w:t>
+      </w:r>
+      <w:r>
+        <w:rPr>
+          <w:rFonts w:ascii="Times New Roman" w:hAnsi="Times New Roman" w:cs="Times New Roman"/>
+          <w:sz w:val="28"/>
+          <w:szCs w:val="28"/>
+        </w:rPr>
+        <w:t xml:space="preserve"> </w:t>
+      </w:r>
+      <w:r>
+        <w:rPr>
+          <w:rFonts w:ascii="Times New Roman" w:hAnsi="Times New Roman" w:cs="Times New Roman"/>
+          <w:sz w:val="28"/>
+          <w:szCs w:val="28"/>
+        </w:rPr>
+        <w:t>масти</w:t>
+      </w:r>
+      <w:r>
+        <w:rPr>
+          <w:rFonts w:ascii="Times New Roman" w:hAnsi="Times New Roman" w:cs="Times New Roman"/>
+          <w:sz w:val="28"/>
+          <w:szCs w:val="28"/>
+        </w:rPr>
+        <w:t xml:space="preserve"> </w:t>
+      </w:r>
+      <w:r>
+        <w:rPr>
+          <w:rFonts w:ascii="Times New Roman" w:hAnsi="Times New Roman" w:cs="Times New Roman"/>
+          <w:sz w:val="28"/>
+          <w:szCs w:val="28"/>
+        </w:rPr>
+        <w:t>«червы»–</w:t>
+      </w:r>
+      <w:r>
+        <w:rPr>
+          <w:rFonts w:ascii="Times New Roman" w:hAnsi="Times New Roman" w:cs="Times New Roman"/>
+          <w:sz w:val="28"/>
+          <w:szCs w:val="28"/>
+        </w:rPr>
+        <w:t xml:space="preserve"> </w:t>
+      </w:r>
+      <w:r>
+        <w:rPr>
+          <w:rFonts w:ascii="Times New Roman" w:hAnsi="Times New Roman" w:cs="Times New Roman"/>
+          <w:sz w:val="28"/>
+          <w:szCs w:val="28"/>
+        </w:rPr>
+        <w:t>4,</w:t>
+      </w:r>
+      <w:r>
+        <w:rPr>
+          <w:rFonts w:ascii="Times New Roman" w:hAnsi="Times New Roman" w:cs="Times New Roman"/>
+          <w:sz w:val="28"/>
+          <w:szCs w:val="28"/>
+        </w:rPr>
+        <w:t xml:space="preserve"> </w:t>
+      </w:r>
+      <w:r>
+        <w:rPr>
+          <w:rFonts w:ascii="Times New Roman" w:hAnsi="Times New Roman" w:cs="Times New Roman"/>
+          <w:sz w:val="28"/>
+          <w:szCs w:val="28"/>
+        </w:rPr>
+        <w:t>а</w:t>
+      </w:r>
+      <w:r>
+        <w:rPr>
+          <w:rFonts w:ascii="Times New Roman" w:hAnsi="Times New Roman" w:cs="Times New Roman"/>
+          <w:sz w:val="28"/>
+          <w:szCs w:val="28"/>
+        </w:rPr>
+        <w:t xml:space="preserve"> </w:t>
+      </w:r>
+      <w:r>
+        <w:rPr>
+          <w:rFonts w:ascii="Times New Roman" w:hAnsi="Times New Roman" w:cs="Times New Roman"/>
+          <w:sz w:val="28"/>
+          <w:szCs w:val="28"/>
+        </w:rPr>
+        <w:t>достоинству</w:t>
+      </w:r>
+      <w:r>
+        <w:rPr>
+          <w:rFonts w:ascii="Times New Roman" w:hAnsi="Times New Roman" w:cs="Times New Roman"/>
+          <w:sz w:val="28"/>
+          <w:szCs w:val="28"/>
+        </w:rPr>
+        <w:t xml:space="preserve"> </w:t>
+      </w:r>
+      <w:r>
+        <w:rPr>
+          <w:rFonts w:ascii="Times New Roman" w:hAnsi="Times New Roman" w:cs="Times New Roman"/>
+          <w:sz w:val="28"/>
+          <w:szCs w:val="28"/>
+        </w:rPr>
+        <w:t>карт:</w:t>
+      </w:r>
+      <w:r>
+        <w:rPr>
+          <w:rFonts w:ascii="Times New Roman" w:hAnsi="Times New Roman" w:cs="Times New Roman"/>
+          <w:sz w:val="28"/>
+          <w:szCs w:val="28"/>
+        </w:rPr>
+        <w:t xml:space="preserve"> </w:t>
+      </w:r>
+      <w:r>
+        <w:rPr>
+          <w:rFonts w:ascii="Times New Roman" w:hAnsi="Times New Roman" w:cs="Times New Roman"/>
+          <w:sz w:val="28"/>
+          <w:szCs w:val="28"/>
+        </w:rPr>
+        <w:t>«валету»</w:t>
+      </w:r>
+      <w:r>
+        <w:rPr>
+          <w:rFonts w:ascii="Times New Roman" w:hAnsi="Times New Roman" w:cs="Times New Roman"/>
+          <w:sz w:val="28"/>
+          <w:szCs w:val="28"/>
+        </w:rPr>
+        <w:t xml:space="preserve"> </w:t>
+      </w:r>
+      <w:r>
+        <w:rPr>
+          <w:rFonts w:ascii="Times New Roman" w:hAnsi="Times New Roman" w:cs="Times New Roman"/>
+          <w:sz w:val="28"/>
+          <w:szCs w:val="28"/>
+        </w:rPr>
+        <w:t>–</w:t>
+      </w:r>
+      <w:r>
+        <w:rPr>
+          <w:rFonts w:ascii="Times New Roman" w:hAnsi="Times New Roman" w:cs="Times New Roman"/>
+          <w:sz w:val="28"/>
+          <w:szCs w:val="28"/>
+        </w:rPr>
+        <w:t xml:space="preserve"> </w:t>
+      </w:r>
+      <w:r>
+        <w:rPr>
+          <w:rFonts w:ascii="Times New Roman" w:hAnsi="Times New Roman" w:cs="Times New Roman"/>
+          <w:sz w:val="28"/>
+          <w:szCs w:val="28"/>
+        </w:rPr>
+        <w:t>11,</w:t>
+      </w:r>
+      <w:r>
+        <w:rPr>
+          <w:rFonts w:ascii="Times New Roman" w:hAnsi="Times New Roman" w:cs="Times New Roman"/>
+          <w:sz w:val="28"/>
+          <w:szCs w:val="28"/>
+        </w:rPr>
+        <w:t xml:space="preserve"> </w:t>
+      </w:r>
+      <w:r>
+        <w:rPr>
+          <w:rFonts w:ascii="Times New Roman" w:hAnsi="Times New Roman" w:cs="Times New Roman"/>
+          <w:sz w:val="28"/>
+          <w:szCs w:val="28"/>
+        </w:rPr>
+        <w:t>«даме»</w:t>
+      </w:r>
+      <w:r>
+        <w:rPr>
+          <w:rFonts w:ascii="Times New Roman" w:hAnsi="Times New Roman" w:cs="Times New Roman"/>
+          <w:sz w:val="28"/>
+          <w:szCs w:val="28"/>
+        </w:rPr>
+        <w:t xml:space="preserve"> </w:t>
+      </w:r>
+      <w:r>
+        <w:rPr>
+          <w:rFonts w:ascii="Times New Roman" w:hAnsi="Times New Roman" w:cs="Times New Roman"/>
+          <w:sz w:val="28"/>
+          <w:szCs w:val="28"/>
+        </w:rPr>
+        <w:t>–</w:t>
+      </w:r>
+      <w:r>
+        <w:rPr>
+          <w:rFonts w:ascii="Times New Roman" w:hAnsi="Times New Roman" w:cs="Times New Roman"/>
+          <w:sz w:val="28"/>
+          <w:szCs w:val="28"/>
+        </w:rPr>
+        <w:t xml:space="preserve"> </w:t>
+      </w:r>
+      <w:r>
+        <w:rPr>
+          <w:rFonts w:ascii="Times New Roman" w:hAnsi="Times New Roman" w:cs="Times New Roman"/>
+          <w:sz w:val="28"/>
+          <w:szCs w:val="28"/>
+        </w:rPr>
+        <w:t>12,</w:t>
+      </w:r>
+      <w:r>
+        <w:rPr>
+          <w:rFonts w:ascii="Times New Roman" w:hAnsi="Times New Roman" w:cs="Times New Roman"/>
+          <w:sz w:val="28"/>
+          <w:szCs w:val="28"/>
+        </w:rPr>
+        <w:t xml:space="preserve"> </w:t>
+      </w:r>
+      <w:r>
+        <w:rPr>
+          <w:rFonts w:ascii="Times New Roman" w:hAnsi="Times New Roman" w:cs="Times New Roman"/>
+          <w:sz w:val="28"/>
+          <w:szCs w:val="28"/>
+        </w:rPr>
+        <w:t>«королю»</w:t>
+      </w:r>
+      <w:r>
+        <w:rPr>
+          <w:rFonts w:ascii="Times New Roman" w:hAnsi="Times New Roman" w:cs="Times New Roman"/>
+          <w:sz w:val="28"/>
+          <w:szCs w:val="28"/>
+        </w:rPr>
+        <w:t xml:space="preserve"> </w:t>
+      </w:r>
+      <w:r>
+        <w:rPr>
+          <w:rFonts w:ascii="Times New Roman" w:hAnsi="Times New Roman" w:cs="Times New Roman"/>
+          <w:sz w:val="28"/>
+          <w:szCs w:val="28"/>
+        </w:rPr>
+        <w:t>–</w:t>
+      </w:r>
+      <w:r>
+        <w:rPr>
+          <w:rFonts w:ascii="Times New Roman" w:hAnsi="Times New Roman" w:cs="Times New Roman"/>
+          <w:sz w:val="28"/>
+          <w:szCs w:val="28"/>
+        </w:rPr>
+        <w:t xml:space="preserve"> </w:t>
+      </w:r>
+      <w:r>
+        <w:rPr>
+          <w:rFonts w:ascii="Times New Roman" w:hAnsi="Times New Roman" w:cs="Times New Roman"/>
+          <w:sz w:val="28"/>
+          <w:szCs w:val="28"/>
+        </w:rPr>
+        <w:t>13,</w:t>
+      </w:r>
+      <w:r>
+        <w:rPr>
+          <w:rFonts w:ascii="Times New Roman" w:hAnsi="Times New Roman" w:cs="Times New Roman"/>
+          <w:sz w:val="28"/>
+          <w:szCs w:val="28"/>
+        </w:rPr>
+        <w:t xml:space="preserve"> </w:t>
+      </w:r>
+      <w:r>
+        <w:rPr>
+          <w:rFonts w:ascii="Times New Roman" w:hAnsi="Times New Roman" w:cs="Times New Roman"/>
+          <w:sz w:val="28"/>
+          <w:szCs w:val="28"/>
+        </w:rPr>
+        <w:t>«тузу»</w:t>
+      </w:r>
+      <w:r>
+        <w:rPr>
+          <w:rFonts w:ascii="Times New Roman" w:hAnsi="Times New Roman" w:cs="Times New Roman"/>
+          <w:sz w:val="28"/>
+          <w:szCs w:val="28"/>
+        </w:rPr>
+        <w:t xml:space="preserve"> </w:t>
+      </w:r>
+      <w:r>
+        <w:rPr>
+          <w:rFonts w:ascii="Times New Roman" w:hAnsi="Times New Roman" w:cs="Times New Roman"/>
+          <w:sz w:val="28"/>
+          <w:szCs w:val="28"/>
+        </w:rPr>
+        <w:t>–</w:t>
+      </w:r>
+      <w:r>
+        <w:rPr>
+          <w:rFonts w:ascii="Times New Roman" w:hAnsi="Times New Roman" w:cs="Times New Roman"/>
+          <w:sz w:val="28"/>
+          <w:szCs w:val="28"/>
+        </w:rPr>
+        <w:t xml:space="preserve"> </w:t>
+      </w:r>
+      <w:r>
+        <w:rPr>
+          <w:rFonts w:ascii="Times New Roman" w:hAnsi="Times New Roman" w:cs="Times New Roman"/>
+          <w:sz w:val="28"/>
+          <w:szCs w:val="28"/>
+        </w:rPr>
+        <w:t>14</w:t>
+      </w:r>
+      <w:r>
+        <w:rPr>
+          <w:rFonts w:ascii="Times New Roman" w:hAnsi="Times New Roman" w:cs="Times New Roman"/>
+          <w:sz w:val="28"/>
+          <w:szCs w:val="28"/>
+        </w:rPr>
+        <w:t xml:space="preserve"> </w:t>
+      </w:r>
+      <w:r>
+        <w:rPr>
+          <w:rFonts w:ascii="Times New Roman" w:hAnsi="Times New Roman" w:cs="Times New Roman"/>
+          <w:sz w:val="28"/>
+          <w:szCs w:val="28"/>
+        </w:rPr>
+        <w:t>(порядковые</w:t>
+      </w:r>
+      <w:r>
+        <w:rPr>
+          <w:rFonts w:ascii="Times New Roman" w:hAnsi="Times New Roman" w:cs="Times New Roman"/>
+          <w:sz w:val="28"/>
+          <w:szCs w:val="28"/>
+        </w:rPr>
+        <w:t xml:space="preserve"> </w:t>
+      </w:r>
+      <w:r>
+        <w:rPr>
+          <w:rFonts w:ascii="Times New Roman" w:hAnsi="Times New Roman" w:cs="Times New Roman"/>
+          <w:sz w:val="28"/>
+          <w:szCs w:val="28"/>
+        </w:rPr>
+        <w:t>номера</w:t>
+      </w:r>
+      <w:r>
+        <w:rPr>
+          <w:rFonts w:ascii="Times New Roman" w:hAnsi="Times New Roman" w:cs="Times New Roman"/>
+          <w:sz w:val="28"/>
+          <w:szCs w:val="28"/>
+        </w:rPr>
+        <w:t xml:space="preserve"> </w:t>
+      </w:r>
+      <w:r>
+        <w:rPr>
+          <w:rFonts w:ascii="Times New Roman" w:hAnsi="Times New Roman" w:cs="Times New Roman"/>
+          <w:sz w:val="28"/>
+          <w:szCs w:val="28"/>
+        </w:rPr>
+        <w:t>карт</w:t>
+      </w:r>
+      <w:r>
+        <w:rPr>
+          <w:rFonts w:ascii="Times New Roman" w:hAnsi="Times New Roman" w:cs="Times New Roman"/>
+          <w:sz w:val="28"/>
+          <w:szCs w:val="28"/>
+        </w:rPr>
+        <w:t xml:space="preserve"> </w:t>
+      </w:r>
+      <w:r>
+        <w:rPr>
+          <w:rFonts w:ascii="Times New Roman" w:hAnsi="Times New Roman" w:cs="Times New Roman"/>
+          <w:sz w:val="28"/>
+          <w:szCs w:val="28"/>
+        </w:rPr>
+        <w:t>остальных</w:t>
+      </w:r>
+      <w:r>
+        <w:rPr>
+          <w:rFonts w:ascii="Times New Roman" w:hAnsi="Times New Roman" w:cs="Times New Roman"/>
+          <w:sz w:val="28"/>
+          <w:szCs w:val="28"/>
+        </w:rPr>
+        <w:t xml:space="preserve"> </w:t>
+      </w:r>
+      <w:r>
+        <w:rPr>
+          <w:rFonts w:ascii="Times New Roman" w:hAnsi="Times New Roman" w:cs="Times New Roman"/>
+          <w:sz w:val="28"/>
+          <w:szCs w:val="28"/>
+        </w:rPr>
+        <w:t>достоинств</w:t>
+      </w:r>
+      <w:r>
+        <w:rPr>
+          <w:rFonts w:ascii="Times New Roman" w:hAnsi="Times New Roman" w:cs="Times New Roman"/>
+          <w:sz w:val="28"/>
+          <w:szCs w:val="28"/>
+        </w:rPr>
+        <w:t xml:space="preserve"> </w:t>
+      </w:r>
+      <w:r>
+        <w:rPr>
+          <w:rFonts w:ascii="Times New Roman" w:hAnsi="Times New Roman" w:cs="Times New Roman"/>
+          <w:sz w:val="28"/>
+          <w:szCs w:val="28"/>
+        </w:rPr>
+        <w:t>соответствуют</w:t>
+      </w:r>
+      <w:r>
+        <w:rPr>
+          <w:rFonts w:ascii="Times New Roman" w:hAnsi="Times New Roman" w:cs="Times New Roman"/>
+          <w:sz w:val="28"/>
+          <w:szCs w:val="28"/>
+        </w:rPr>
+        <w:t xml:space="preserve"> </w:t>
+      </w:r>
+      <w:r>
+        <w:rPr>
+          <w:rFonts w:ascii="Times New Roman" w:hAnsi="Times New Roman" w:cs="Times New Roman"/>
+          <w:sz w:val="28"/>
+          <w:szCs w:val="28"/>
+        </w:rPr>
+        <w:t>их</w:t>
+      </w:r>
+      <w:r>
+        <w:rPr>
+          <w:rFonts w:ascii="Times New Roman" w:hAnsi="Times New Roman" w:cs="Times New Roman"/>
+          <w:sz w:val="28"/>
+          <w:szCs w:val="28"/>
+        </w:rPr>
+        <w:t xml:space="preserve"> </w:t>
+      </w:r>
+      <w:r>
+        <w:rPr>
+          <w:rFonts w:ascii="Times New Roman" w:hAnsi="Times New Roman" w:cs="Times New Roman"/>
+          <w:sz w:val="28"/>
+          <w:szCs w:val="28"/>
+        </w:rPr>
+        <w:t>названиям:</w:t>
+      </w:r>
+      <w:r>
+        <w:rPr>
+          <w:rFonts w:ascii="Times New Roman" w:hAnsi="Times New Roman" w:cs="Times New Roman"/>
+          <w:sz w:val="28"/>
+          <w:szCs w:val="28"/>
+        </w:rPr>
+        <w:t xml:space="preserve"> </w:t>
+      </w:r>
+      <w:r>
+        <w:rPr>
+          <w:rFonts w:ascii="Times New Roman" w:hAnsi="Times New Roman" w:cs="Times New Roman"/>
+          <w:sz w:val="28"/>
+          <w:szCs w:val="28"/>
+        </w:rPr>
+        <w:t>«шестерка»,</w:t>
+      </w:r>
+      <w:r>
+        <w:rPr>
+          <w:rFonts w:ascii="Times New Roman" w:hAnsi="Times New Roman" w:cs="Times New Roman"/>
+          <w:sz w:val="28"/>
+          <w:szCs w:val="28"/>
+        </w:rPr>
+        <w:t xml:space="preserve"> </w:t>
+      </w:r>
+      <w:r>
+        <w:rPr>
+          <w:rFonts w:ascii="Times New Roman" w:hAnsi="Times New Roman" w:cs="Times New Roman"/>
+          <w:sz w:val="28"/>
+          <w:szCs w:val="28"/>
+        </w:rPr>
+        <w:t>«девятка»</w:t>
+      </w:r>
+      <w:r>
+        <w:rPr>
+          <w:rFonts w:ascii="Times New Roman" w:hAnsi="Times New Roman" w:cs="Times New Roman"/>
+          <w:sz w:val="28"/>
+          <w:szCs w:val="28"/>
+        </w:rPr>
+        <w:t xml:space="preserve"> </w:t>
+      </w:r>
+      <w:r>
+        <w:rPr>
+          <w:rFonts w:ascii="Times New Roman" w:hAnsi="Times New Roman" w:cs="Times New Roman"/>
+          <w:sz w:val="28"/>
+          <w:szCs w:val="28"/>
+        </w:rPr>
+        <w:t>и</w:t>
+      </w:r>
+      <w:r>
+        <w:rPr>
+          <w:rFonts w:ascii="Times New Roman" w:hAnsi="Times New Roman" w:cs="Times New Roman"/>
+          <w:sz w:val="28"/>
+          <w:szCs w:val="28"/>
+        </w:rPr>
+        <w:t xml:space="preserve"> </w:t>
+      </w:r>
+      <w:r>
+        <w:rPr>
+          <w:rFonts w:ascii="Times New Roman" w:hAnsi="Times New Roman" w:cs="Times New Roman"/>
+          <w:sz w:val="28"/>
+          <w:szCs w:val="28"/>
+        </w:rPr>
+        <w:t>т.</w:t>
+      </w:r>
+      <w:r>
+        <w:rPr>
+          <w:rFonts w:ascii="Times New Roman" w:hAnsi="Times New Roman" w:cs="Times New Roman"/>
+          <w:sz w:val="28"/>
+          <w:szCs w:val="28"/>
+        </w:rPr>
+        <w:t xml:space="preserve"> </w:t>
+      </w:r>
+      <w:r>
+        <w:rPr>
+          <w:rFonts w:ascii="Times New Roman" w:hAnsi="Times New Roman" w:cs="Times New Roman"/>
+          <w:sz w:val="28"/>
+          <w:szCs w:val="28"/>
+        </w:rPr>
+        <w:t>п.).</w:t>
+      </w:r>
+      <w:r>
+        <w:rPr>
+          <w:rFonts w:ascii="Times New Roman" w:hAnsi="Times New Roman" w:cs="Times New Roman"/>
+          <w:sz w:val="28"/>
+          <w:szCs w:val="28"/>
+        </w:rPr>
+        <w:t xml:space="preserve"> </w:t>
+      </w:r>
+      <w:r>
+        <w:rPr>
+          <w:rFonts w:ascii="Times New Roman" w:hAnsi="Times New Roman" w:cs="Times New Roman"/>
+          <w:sz w:val="28"/>
+          <w:szCs w:val="28"/>
+        </w:rPr>
+        <w:t>По</w:t>
+      </w:r>
+      <w:r>
+        <w:rPr>
+          <w:rFonts w:ascii="Times New Roman" w:hAnsi="Times New Roman" w:cs="Times New Roman"/>
+          <w:sz w:val="28"/>
+          <w:szCs w:val="28"/>
+        </w:rPr>
+        <w:t xml:space="preserve"> </w:t>
+      </w:r>
+      <w:r>
+        <w:rPr>
+          <w:rFonts w:ascii="Times New Roman" w:hAnsi="Times New Roman" w:cs="Times New Roman"/>
+          <w:sz w:val="28"/>
+          <w:szCs w:val="28"/>
+        </w:rPr>
+        <w:t>заданным</w:t>
+      </w:r>
+      <w:r>
+        <w:rPr>
+          <w:rFonts w:ascii="Times New Roman" w:hAnsi="Times New Roman" w:cs="Times New Roman"/>
+          <w:sz w:val="28"/>
+          <w:szCs w:val="28"/>
+        </w:rPr>
+        <w:t xml:space="preserve"> </w:t>
+      </w:r>
+      <w:r>
+        <w:rPr>
+          <w:rFonts w:ascii="Times New Roman" w:hAnsi="Times New Roman" w:cs="Times New Roman"/>
+          <w:sz w:val="28"/>
+          <w:szCs w:val="28"/>
+        </w:rPr>
+        <w:t>номеру</w:t>
+      </w:r>
+      <w:r>
+        <w:rPr>
+          <w:rFonts w:ascii="Times New Roman" w:hAnsi="Times New Roman" w:cs="Times New Roman"/>
+          <w:sz w:val="28"/>
+          <w:szCs w:val="28"/>
+        </w:rPr>
+        <w:t xml:space="preserve"> </w:t>
+      </w:r>
+      <w:r>
+        <w:rPr>
+          <w:rFonts w:ascii="Times New Roman" w:hAnsi="Times New Roman" w:cs="Times New Roman"/>
+          <w:sz w:val="28"/>
+          <w:szCs w:val="28"/>
+        </w:rPr>
+        <w:t>масти</w:t>
+      </w:r>
+      <w:r>
+        <w:rPr>
+          <w:rFonts w:ascii="Times New Roman" w:hAnsi="Times New Roman" w:cs="Times New Roman"/>
+          <w:sz w:val="28"/>
+          <w:szCs w:val="28"/>
+        </w:rPr>
+        <w:t xml:space="preserve"> </w:t>
+      </w:r>
+      <w:r>
+        <w:rPr>
+          <w:rFonts w:ascii="Times New Roman" w:hAnsi="Times New Roman" w:cs="Times New Roman"/>
+          <w:sz w:val="28"/>
+          <w:szCs w:val="28"/>
+        </w:rPr>
+        <w:t>m</w:t>
+      </w:r>
+      <w:r>
+        <w:rPr>
+          <w:rFonts w:ascii="Times New Roman" w:hAnsi="Times New Roman" w:cs="Times New Roman"/>
+          <w:sz w:val="28"/>
+          <w:szCs w:val="28"/>
+        </w:rPr>
+        <w:t xml:space="preserve"> </w:t>
+      </w:r>
+      <w:r>
+        <w:rPr>
+          <w:rFonts w:ascii="Times New Roman" w:hAnsi="Times New Roman" w:cs="Times New Roman"/>
+          <w:sz w:val="28"/>
+          <w:szCs w:val="28"/>
+        </w:rPr>
+        <w:t>(1</w:t>
+      </w:r>
+      <w:r>
+        <w:rPr>
+          <w:rFonts w:ascii="Times New Roman" w:hAnsi="Times New Roman" w:cs="Times New Roman"/>
+          <w:sz w:val="28"/>
+          <w:szCs w:val="28"/>
+        </w:rPr>
+        <w:t xml:space="preserve"> </w:t>
+      </w:r>
+      <w:r>
+        <w:rPr>
+          <w:rFonts w:ascii="Times New Roman" w:hAnsi="Times New Roman" w:cs="Times New Roman"/>
+          <w:sz w:val="28"/>
+          <w:szCs w:val="28"/>
+        </w:rPr>
+        <w:t>≤</w:t>
+      </w:r>
+      <w:r>
+        <w:rPr>
+          <w:rFonts w:ascii="Times New Roman" w:hAnsi="Times New Roman" w:cs="Times New Roman"/>
+          <w:sz w:val="28"/>
+          <w:szCs w:val="28"/>
+        </w:rPr>
+        <w:t xml:space="preserve"> </w:t>
+      </w:r>
+      <w:r>
+        <w:rPr>
+          <w:rFonts w:ascii="Times New Roman" w:hAnsi="Times New Roman" w:cs="Times New Roman"/>
+          <w:sz w:val="28"/>
+          <w:szCs w:val="28"/>
+        </w:rPr>
+        <w:t>m</w:t>
+      </w:r>
+      <w:r>
+        <w:rPr>
+          <w:rFonts w:ascii="Times New Roman" w:hAnsi="Times New Roman" w:cs="Times New Roman"/>
+          <w:sz w:val="28"/>
+          <w:szCs w:val="28"/>
+        </w:rPr>
+        <w:t xml:space="preserve"> </w:t>
+      </w:r>
+      <w:r>
+        <w:rPr>
+          <w:rFonts w:ascii="Times New Roman" w:hAnsi="Times New Roman" w:cs="Times New Roman"/>
+          <w:sz w:val="28"/>
+          <w:szCs w:val="28"/>
+        </w:rPr>
+        <w:t>≤</w:t>
+      </w:r>
+      <w:r>
+        <w:rPr>
+          <w:rFonts w:ascii="Times New Roman" w:hAnsi="Times New Roman" w:cs="Times New Roman"/>
+          <w:sz w:val="28"/>
+          <w:szCs w:val="28"/>
+        </w:rPr>
+        <w:t xml:space="preserve"> </w:t>
+      </w:r>
+      <w:r>
+        <w:rPr>
+          <w:rFonts w:ascii="Times New Roman" w:hAnsi="Times New Roman" w:cs="Times New Roman"/>
+          <w:sz w:val="28"/>
+          <w:szCs w:val="28"/>
+        </w:rPr>
+        <w:t>4)</w:t>
+      </w:r>
+      <w:r>
+        <w:rPr>
+          <w:rFonts w:ascii="Times New Roman" w:hAnsi="Times New Roman" w:cs="Times New Roman"/>
+          <w:sz w:val="28"/>
+          <w:szCs w:val="28"/>
+        </w:rPr>
+        <w:t xml:space="preserve"> </w:t>
+      </w:r>
+      <w:r>
+        <w:rPr>
+          <w:rFonts w:ascii="Times New Roman" w:hAnsi="Times New Roman" w:cs="Times New Roman"/>
+          <w:sz w:val="28"/>
+          <w:szCs w:val="28"/>
+        </w:rPr>
+        <w:t>и</w:t>
+      </w:r>
+      <w:r>
+        <w:rPr>
+          <w:rFonts w:ascii="Times New Roman" w:hAnsi="Times New Roman" w:cs="Times New Roman"/>
+          <w:sz w:val="28"/>
+          <w:szCs w:val="28"/>
+        </w:rPr>
+        <w:t xml:space="preserve"> </w:t>
+      </w:r>
+      <w:r>
+        <w:rPr>
+          <w:rFonts w:ascii="Times New Roman" w:hAnsi="Times New Roman" w:cs="Times New Roman"/>
+          <w:sz w:val="28"/>
+          <w:szCs w:val="28"/>
+        </w:rPr>
+        <w:t>номеру</w:t>
+      </w:r>
+      <w:r>
+        <w:rPr>
+          <w:rFonts w:ascii="Times New Roman" w:hAnsi="Times New Roman" w:cs="Times New Roman"/>
+          <w:sz w:val="28"/>
+          <w:szCs w:val="28"/>
+        </w:rPr>
+        <w:t xml:space="preserve"> </w:t>
+      </w:r>
+      <w:r>
+        <w:rPr>
+          <w:rFonts w:ascii="Times New Roman" w:hAnsi="Times New Roman" w:cs="Times New Roman"/>
+          <w:sz w:val="28"/>
+          <w:szCs w:val="28"/>
+        </w:rPr>
+        <w:t>достоинства</w:t>
+      </w:r>
+      <w:r>
+        <w:rPr>
+          <w:rFonts w:ascii="Times New Roman" w:hAnsi="Times New Roman" w:cs="Times New Roman"/>
+          <w:sz w:val="28"/>
+          <w:szCs w:val="28"/>
+        </w:rPr>
+        <w:t xml:space="preserve"> </w:t>
+      </w:r>
+      <w:r>
+        <w:rPr>
+          <w:rFonts w:ascii="Times New Roman" w:hAnsi="Times New Roman" w:cs="Times New Roman"/>
+          <w:sz w:val="28"/>
+          <w:szCs w:val="28"/>
+        </w:rPr>
+        <w:t>карты</w:t>
+      </w:r>
+      <w:r>
+        <w:rPr>
+          <w:rFonts w:ascii="Times New Roman" w:hAnsi="Times New Roman" w:cs="Times New Roman"/>
+          <w:sz w:val="28"/>
+          <w:szCs w:val="28"/>
+        </w:rPr>
+        <w:t xml:space="preserve"> </w:t>
+      </w:r>
+      <w:r>
+        <w:rPr>
+          <w:rFonts w:ascii="Times New Roman" w:hAnsi="Times New Roman" w:cs="Times New Roman"/>
+          <w:sz w:val="28"/>
+          <w:szCs w:val="28"/>
+        </w:rPr>
+        <w:t>k</w:t>
+      </w:r>
+      <w:r>
+        <w:rPr>
+          <w:rFonts w:ascii="Times New Roman" w:hAnsi="Times New Roman" w:cs="Times New Roman"/>
+          <w:sz w:val="28"/>
+          <w:szCs w:val="28"/>
+        </w:rPr>
+        <w:t xml:space="preserve"> </w:t>
+      </w:r>
+      <w:r>
+        <w:rPr>
+          <w:rFonts w:ascii="Times New Roman" w:hAnsi="Times New Roman" w:cs="Times New Roman"/>
+          <w:sz w:val="28"/>
+          <w:szCs w:val="28"/>
+        </w:rPr>
+        <w:t>(6</w:t>
+      </w:r>
+      <w:r>
+        <w:rPr>
+          <w:rFonts w:ascii="Times New Roman" w:hAnsi="Times New Roman" w:cs="Times New Roman"/>
+          <w:sz w:val="28"/>
+          <w:szCs w:val="28"/>
+        </w:rPr>
+        <w:t xml:space="preserve"> </w:t>
+      </w:r>
+      <w:r>
+        <w:rPr>
+          <w:rFonts w:ascii="Times New Roman" w:hAnsi="Times New Roman" w:cs="Times New Roman"/>
+          <w:sz w:val="28"/>
+          <w:szCs w:val="28"/>
+        </w:rPr>
+        <w:t>≤</w:t>
+      </w:r>
+      <w:r>
+        <w:rPr>
+          <w:rFonts w:ascii="Times New Roman" w:hAnsi="Times New Roman" w:cs="Times New Roman"/>
+          <w:sz w:val="28"/>
+          <w:szCs w:val="28"/>
+        </w:rPr>
+        <w:t xml:space="preserve"> </w:t>
+      </w:r>
+      <w:r>
+        <w:rPr>
+          <w:rFonts w:ascii="Times New Roman" w:hAnsi="Times New Roman" w:cs="Times New Roman"/>
+          <w:sz w:val="28"/>
+          <w:szCs w:val="28"/>
+        </w:rPr>
+        <w:t>k</w:t>
+      </w:r>
+      <w:r>
+        <w:rPr>
+          <w:rFonts w:ascii="Times New Roman" w:hAnsi="Times New Roman" w:cs="Times New Roman"/>
+          <w:sz w:val="28"/>
+          <w:szCs w:val="28"/>
+        </w:rPr>
+        <w:t xml:space="preserve"> </w:t>
+      </w:r>
+      <w:r>
+        <w:rPr>
+          <w:rFonts w:ascii="Times New Roman" w:hAnsi="Times New Roman" w:cs="Times New Roman"/>
+          <w:sz w:val="28"/>
+          <w:szCs w:val="28"/>
+        </w:rPr>
+        <w:t>≤</w:t>
+      </w:r>
+      <w:r>
+        <w:rPr>
+          <w:rFonts w:ascii="Times New Roman" w:hAnsi="Times New Roman" w:cs="Times New Roman"/>
+          <w:sz w:val="28"/>
+          <w:szCs w:val="28"/>
+        </w:rPr>
+        <w:t xml:space="preserve"> </w:t>
+      </w:r>
+      <w:r>
+        <w:rPr>
+          <w:rFonts w:ascii="Times New Roman" w:hAnsi="Times New Roman" w:cs="Times New Roman"/>
+          <w:sz w:val="28"/>
+          <w:szCs w:val="28"/>
+        </w:rPr>
+        <w:t>14)</w:t>
+      </w:r>
+      <w:r>
+        <w:rPr>
+          <w:rFonts w:ascii="Times New Roman" w:hAnsi="Times New Roman" w:cs="Times New Roman"/>
+          <w:sz w:val="28"/>
+          <w:szCs w:val="28"/>
+        </w:rPr>
+        <w:t xml:space="preserve"> </w:t>
+      </w:r>
+      <w:r>
+        <w:rPr>
+          <w:rFonts w:ascii="Times New Roman" w:hAnsi="Times New Roman" w:cs="Times New Roman"/>
+          <w:sz w:val="28"/>
+          <w:szCs w:val="28"/>
+        </w:rPr>
+        <w:t>определить</w:t>
+      </w:r>
+      <w:r>
+        <w:rPr>
+          <w:rFonts w:ascii="Times New Roman" w:hAnsi="Times New Roman" w:cs="Times New Roman"/>
+          <w:sz w:val="28"/>
+          <w:szCs w:val="28"/>
+        </w:rPr>
+        <w:t xml:space="preserve"> </w:t>
+      </w:r>
+      <w:r>
+        <w:rPr>
+          <w:rFonts w:ascii="Times New Roman" w:hAnsi="Times New Roman" w:cs="Times New Roman"/>
+          <w:sz w:val="28"/>
+          <w:szCs w:val="28"/>
+        </w:rPr>
+        <w:t>полное</w:t>
+      </w:r>
+      <w:r>
+        <w:rPr>
+          <w:rFonts w:ascii="Times New Roman" w:hAnsi="Times New Roman" w:cs="Times New Roman"/>
+          <w:sz w:val="28"/>
+          <w:szCs w:val="28"/>
+        </w:rPr>
+        <w:t xml:space="preserve"> </w:t>
+      </w:r>
+      <w:r>
+        <w:rPr>
+          <w:rFonts w:ascii="Times New Roman" w:hAnsi="Times New Roman" w:cs="Times New Roman"/>
+          <w:sz w:val="28"/>
+          <w:szCs w:val="28"/>
+        </w:rPr>
+        <w:t>название</w:t>
+      </w:r>
+      <w:r>
+        <w:rPr>
+          <w:rFonts w:ascii="Times New Roman" w:hAnsi="Times New Roman" w:cs="Times New Roman"/>
+          <w:sz w:val="28"/>
+          <w:szCs w:val="28"/>
+        </w:rPr>
+        <w:t xml:space="preserve"> </w:t>
+      </w:r>
+      <w:r>
+        <w:rPr>
+          <w:rFonts w:ascii="Times New Roman" w:hAnsi="Times New Roman" w:cs="Times New Roman"/>
+          <w:sz w:val="28"/>
+          <w:szCs w:val="28"/>
+        </w:rPr>
+        <w:t>(масть</w:t>
+      </w:r>
+      <w:r>
+        <w:rPr>
+          <w:rFonts w:ascii="Times New Roman" w:hAnsi="Times New Roman" w:cs="Times New Roman"/>
+          <w:sz w:val="28"/>
+          <w:szCs w:val="28"/>
+        </w:rPr>
+        <w:t xml:space="preserve"> </w:t>
+      </w:r>
+      <w:r>
+        <w:rPr>
+          <w:rFonts w:ascii="Times New Roman" w:hAnsi="Times New Roman" w:cs="Times New Roman"/>
+          <w:sz w:val="28"/>
+          <w:szCs w:val="28"/>
+        </w:rPr>
+        <w:t>и</w:t>
+      </w:r>
+      <w:r>
+        <w:rPr>
+          <w:rFonts w:ascii="Times New Roman" w:hAnsi="Times New Roman" w:cs="Times New Roman"/>
+          <w:sz w:val="28"/>
+          <w:szCs w:val="28"/>
+        </w:rPr>
+        <w:t xml:space="preserve"> </w:t>
+      </w:r>
+      <w:r>
+        <w:rPr>
+          <w:rFonts w:ascii="Times New Roman" w:hAnsi="Times New Roman" w:cs="Times New Roman"/>
+          <w:sz w:val="28"/>
+          <w:szCs w:val="28"/>
+        </w:rPr>
+        <w:t>достоинство)</w:t>
+      </w:r>
+      <w:r>
+        <w:rPr>
+          <w:rFonts w:ascii="Times New Roman" w:hAnsi="Times New Roman" w:cs="Times New Roman"/>
+          <w:sz w:val="28"/>
+          <w:szCs w:val="28"/>
+        </w:rPr>
+        <w:t xml:space="preserve"> </w:t>
+      </w:r>
+      <w:r>
+        <w:rPr>
+          <w:rFonts w:ascii="Times New Roman" w:hAnsi="Times New Roman" w:cs="Times New Roman"/>
+          <w:sz w:val="28"/>
+          <w:szCs w:val="28"/>
+        </w:rPr>
+        <w:t>соответствующей</w:t>
+      </w:r>
+      <w:r>
+        <w:rPr>
+          <w:rFonts w:ascii="Times New Roman" w:hAnsi="Times New Roman" w:cs="Times New Roman"/>
+          <w:sz w:val="28"/>
+          <w:szCs w:val="28"/>
+        </w:rPr>
+        <w:t xml:space="preserve"> </w:t>
+      </w:r>
+      <w:r>
+        <w:rPr>
+          <w:rFonts w:ascii="Times New Roman" w:hAnsi="Times New Roman" w:cs="Times New Roman"/>
+          <w:sz w:val="28"/>
+          <w:szCs w:val="28"/>
+        </w:rPr>
+        <w:t>карты</w:t>
+      </w:r>
+      <w:r>
+        <w:rPr>
+          <w:rFonts w:ascii="Times New Roman" w:hAnsi="Times New Roman" w:cs="Times New Roman"/>
+          <w:sz w:val="28"/>
+          <w:szCs w:val="28"/>
+        </w:rPr>
+        <w:t xml:space="preserve"> </w:t>
+      </w:r>
+      <w:r>
+        <w:rPr>
+          <w:rFonts w:ascii="Times New Roman" w:hAnsi="Times New Roman" w:cs="Times New Roman"/>
+          <w:sz w:val="28"/>
+          <w:szCs w:val="28"/>
+        </w:rPr>
+        <w:t>в</w:t>
+      </w:r>
+      <w:r>
+        <w:rPr>
+          <w:rFonts w:ascii="Times New Roman" w:hAnsi="Times New Roman" w:cs="Times New Roman"/>
+          <w:sz w:val="28"/>
+          <w:szCs w:val="28"/>
+        </w:rPr>
+        <w:t xml:space="preserve"> </w:t>
+      </w:r>
+      <w:r>
+        <w:rPr>
+          <w:rFonts w:ascii="Times New Roman" w:hAnsi="Times New Roman" w:cs="Times New Roman"/>
+          <w:sz w:val="28"/>
+          <w:szCs w:val="28"/>
+        </w:rPr>
+        <w:t>виде</w:t>
+      </w:r>
+      <w:r>
+        <w:rPr>
+          <w:rFonts w:ascii="Times New Roman" w:hAnsi="Times New Roman" w:cs="Times New Roman"/>
+          <w:sz w:val="28"/>
+          <w:szCs w:val="28"/>
+        </w:rPr>
+        <w:t xml:space="preserve"> </w:t>
+      </w:r>
+      <w:r>
+        <w:rPr>
+          <w:rFonts w:ascii="Times New Roman" w:hAnsi="Times New Roman" w:cs="Times New Roman"/>
+          <w:sz w:val="28"/>
+          <w:szCs w:val="28"/>
+        </w:rPr>
+        <w:t>«Дама</w:t>
+      </w:r>
+      <w:r>
+        <w:rPr>
+          <w:rFonts w:ascii="Times New Roman" w:hAnsi="Times New Roman" w:cs="Times New Roman"/>
+          <w:sz w:val="28"/>
+          <w:szCs w:val="28"/>
+        </w:rPr>
+        <w:t xml:space="preserve"> </w:t>
+      </w:r>
+      <w:r>
+        <w:rPr>
+          <w:rFonts w:ascii="Times New Roman" w:hAnsi="Times New Roman" w:cs="Times New Roman"/>
+          <w:sz w:val="28"/>
+          <w:szCs w:val="28"/>
+        </w:rPr>
+        <w:t>пик»,</w:t>
+      </w:r>
+      <w:r>
+        <w:rPr>
+          <w:rFonts w:ascii="Times New Roman" w:hAnsi="Times New Roman" w:cs="Times New Roman"/>
+          <w:sz w:val="28"/>
+          <w:szCs w:val="28"/>
+        </w:rPr>
+        <w:t xml:space="preserve"> </w:t>
+      </w:r>
+      <w:r>
+        <w:rPr>
+          <w:rFonts w:ascii="Times New Roman" w:hAnsi="Times New Roman" w:cs="Times New Roman"/>
+          <w:sz w:val="28"/>
+          <w:szCs w:val="28"/>
+        </w:rPr>
+        <w:t>«Шестерка</w:t>
+      </w:r>
+      <w:r>
+        <w:rPr>
+          <w:rFonts w:ascii="Times New Roman" w:hAnsi="Times New Roman" w:cs="Times New Roman"/>
+          <w:sz w:val="28"/>
+          <w:szCs w:val="28"/>
+        </w:rPr>
+        <w:t xml:space="preserve"> </w:t>
+      </w:r>
+      <w:r>
+        <w:rPr>
+          <w:rFonts w:ascii="Times New Roman" w:hAnsi="Times New Roman" w:cs="Times New Roman"/>
+          <w:sz w:val="28"/>
+          <w:szCs w:val="28"/>
+        </w:rPr>
+        <w:t>бубен»</w:t>
+      </w:r>
+      <w:r>
+        <w:rPr>
+          <w:rFonts w:ascii="Times New Roman" w:hAnsi="Times New Roman" w:cs="Times New Roman"/>
+          <w:sz w:val="28"/>
+          <w:szCs w:val="28"/>
+        </w:rPr>
+        <w:t xml:space="preserve"> </w:t>
+      </w:r>
+      <w:r>
+        <w:rPr>
+          <w:rFonts w:ascii="Times New Roman" w:hAnsi="Times New Roman" w:cs="Times New Roman"/>
+          <w:sz w:val="28"/>
+          <w:szCs w:val="28"/>
+        </w:rPr>
+        <w:t>и</w:t>
+      </w:r>
+      <w:r>
+        <w:rPr>
+          <w:rFonts w:ascii="Times New Roman" w:hAnsi="Times New Roman" w:cs="Times New Roman"/>
+          <w:sz w:val="28"/>
+          <w:szCs w:val="28"/>
+        </w:rPr>
+        <w:t xml:space="preserve"> </w:t>
+      </w:r>
+      <w:r>
+        <w:rPr>
+          <w:rFonts w:ascii="Times New Roman" w:hAnsi="Times New Roman" w:cs="Times New Roman"/>
+          <w:sz w:val="28"/>
+          <w:szCs w:val="28"/>
+        </w:rPr>
+        <w:t>т.</w:t>
+      </w:r>
+      <w:r>
+        <w:rPr>
+          <w:rFonts w:ascii="Times New Roman" w:hAnsi="Times New Roman" w:cs="Times New Roman"/>
+          <w:sz w:val="28"/>
+          <w:szCs w:val="28"/>
+        </w:rPr>
+        <w:t xml:space="preserve"> </w:t>
+      </w:r>
+      <w:r>
+        <w:rPr>
+          <w:rFonts w:ascii="Times New Roman" w:hAnsi="Times New Roman" w:cs="Times New Roman"/>
+          <w:sz w:val="28"/>
+          <w:szCs w:val="28"/>
+        </w:rPr>
+        <w:t>п.</w:t>
+      </w:r>
+    </w:p>
+    <w:p>
+      <w:pPr>
+        <w:spacing w:after="0" w:line="240" w:lineRule="auto"/>
+        <w:jc w:val="both"/>
+        <w:rPr>
+          <w:rFonts w:ascii="Times New Roman" w:hAnsi="Times New Roman" w:cs="Times New Roman"/>
+          <w:sz w:val="28"/>
+          <w:szCs w:val="28"/>
+        </w:rPr>
+      </w:pPr>
+    </w:p>
+    <w:p>
+      <w:pPr>
+        <w:spacing w:after="0" w:line="240" w:lineRule="auto"/>
+        <w:jc w:val="both"/>
+        <w:rPr>
+          <w:rFonts w:ascii="Times New Roman" w:hAnsi="Times New Roman" w:cs="Times New Roman"/>
+          <w:sz w:val="28"/>
+          <w:szCs w:val="28"/>
+        </w:rPr>
+      </w:pPr>
+      <w:r>
+        <w:rPr>
+          <w:rFonts w:ascii="Times New Roman" w:hAnsi="Times New Roman" w:cs="Times New Roman"/>
+          <w:sz w:val="28"/>
+          <w:szCs w:val="28"/>
+        </w:rPr>
         <w:t>24</w:t>
       </w:r>
     </w:p>
@@ -29211,6 +30914,7 @@
           <w:lang w:val="en-US" w:eastAsia="ru-RU"/>
           <w14:ligatures w14:val="none"/>
         </w:rPr>
+        <w:lastRenderedPageBreak/>
         <w:t xml:space="preserve">    </w:t>
       </w:r>
       <w:proofErr w:type="spellStart"/>
@@ -30575,7 +32279,6 @@
           <w:sz w:val="28"/>
           <w:szCs w:val="28"/>
         </w:rPr>
-        <w:lastRenderedPageBreak/>
         <w:t>(желтый),</w:t>
       </w:r>
       <w:r>
